--- a/docs/Cleo_Runtime_State_Maintenance_Guide.docx
+++ b/docs/Cleo_Runtime_State_Maintenance_Guide.docx
@@ -4,49 +4,181 @@
   <w:body>
     <w:p>
       <w:pPr>
-        <w:jc w:val="center"/>
+        <w:pStyle w:val="Title"/>
+        <w:jc w:val="left"/>
       </w:pPr>
       <w:r>
         <w:rPr>
-          <w:rFonts w:ascii="Aptos" w:hAnsi="Aptos" w:eastAsia="Microsoft YaHei"/>
+          <w:rFonts w:ascii="Calibri" w:hAnsi="Calibri" w:eastAsia="Microsoft YaHei"/>
           <w:b/>
-          <w:color w:val="1F4E79"/>
-          <w:sz w:val="40"/>
+          <w:color w:val="16324F"/>
+          <w:sz w:val="60"/>
         </w:rPr>
-        <w:t>Cleo Runtime and Memory Maintenance Guide</w:t>
+        <w:t>Cleo Runtime and Data</w:t>
+        <w:br/>
+        <w:t>Maintenance Guide</w:t>
       </w:r>
     </w:p>
     <w:p>
       <w:pPr>
-        <w:jc w:val="center"/>
+        <w:pStyle w:val="Subtitle"/>
       </w:pPr>
       <w:r>
-        <w:rPr>
-          <w:rFonts w:ascii="Aptos" w:hAnsi="Aptos" w:eastAsia="Microsoft YaHei"/>
-          <w:color w:val="595959"/>
-          <w:sz w:val="20"/>
-        </w:rPr>
-        <w:t>写 CLI、thread、runtime、snapshot 和 memory 相关代码时放在旁边看的检查文档</w:t>
+        <w:t>面向运维人员与贡献者的本地状态、会话和记忆操作手册</w:t>
       </w:r>
     </w:p>
     <w:p>
       <w:pPr>
-        <w:spacing w:after="160"/>
+        <w:spacing w:after="480"/>
       </w:pPr>
       <w:r>
         <w:rPr>
-          <w:rFonts w:ascii="Aptos" w:hAnsi="Aptos" w:eastAsia="Microsoft YaHei"/>
+          <w:rFonts w:ascii="Calibri" w:hAnsi="Calibri" w:eastAsia="Microsoft YaHei"/>
           <w:b/>
-          <w:sz w:val="20"/>
+          <w:color w:val="5F6B76"/>
+          <w:sz w:val="21"/>
         </w:rPr>
-        <w:t xml:space="preserve">核心原则: </w:t>
+        <w:t xml:space="preserve">适用版本: </w:t>
       </w:r>
       <w:r>
         <w:rPr>
-          <w:rFonts w:ascii="Aptos" w:hAnsi="Aptos" w:eastAsia="Microsoft YaHei"/>
-          <w:sz w:val="20"/>
+          <w:rFonts w:ascii="Calibri" w:hAnsi="Calibri" w:eastAsia="Microsoft YaHei"/>
+          <w:color w:val="111827"/>
+          <w:sz w:val="21"/>
         </w:rPr>
-        <w:t>Cleo 的 CLI 行为不是只改 prompt 或命令名。只要涉及 thread 生命周期，就要同步检查 Runtime 类、data/runtime.json 的字段、thread snapshot 保存、thread registry 追加、DreamAgent memory consolidation，以及 README/docs 中的用户可见命令。</w:t>
+        <w:t>0.1.5</w:t>
+        <w:br/>
+      </w:r>
+      <w:r>
+        <w:rPr>
+          <w:rFonts w:ascii="Calibri" w:hAnsi="Calibri" w:eastAsia="Microsoft YaHei"/>
+          <w:b/>
+          <w:color w:val="5F6B76"/>
+          <w:sz w:val="21"/>
+        </w:rPr>
+        <w:t xml:space="preserve">文档状态: </w:t>
+      </w:r>
+      <w:r>
+        <w:rPr>
+          <w:rFonts w:ascii="Calibri" w:hAnsi="Calibri" w:eastAsia="Microsoft YaHei"/>
+          <w:color w:val="111827"/>
+          <w:sz w:val="21"/>
+        </w:rPr>
+        <w:t>Current</w:t>
+        <w:br/>
+      </w:r>
+      <w:r>
+        <w:rPr>
+          <w:rFonts w:ascii="Calibri" w:hAnsi="Calibri" w:eastAsia="Microsoft YaHei"/>
+          <w:b/>
+          <w:color w:val="5F6B76"/>
+          <w:sz w:val="21"/>
+        </w:rPr>
+        <w:t xml:space="preserve">更新日期: </w:t>
+      </w:r>
+      <w:r>
+        <w:rPr>
+          <w:rFonts w:ascii="Calibri" w:hAnsi="Calibri" w:eastAsia="Microsoft YaHei"/>
+          <w:color w:val="111827"/>
+          <w:sz w:val="21"/>
+        </w:rPr>
+        <w:t>2026-08-26</w:t>
+        <w:br/>
+      </w:r>
+    </w:p>
+    <w:tbl>
+      <w:tblPr>
+        <w:tblStyle w:val="TableGrid"/>
+        <w:tblW w:type="dxa" w:w="9360"/>
+        <w:jc w:val="left"/>
+        <w:tblLayout w:type="fixed"/>
+        <w:tblLook w:firstColumn="1" w:firstRow="1" w:lastColumn="0" w:lastRow="0" w:noHBand="0" w:noVBand="1" w:val="04A0"/>
+        <w:tblInd w:w="120" w:type="dxa"/>
+      </w:tblPr>
+      <w:tblGrid>
+        <w:gridCol w:w="9360"/>
+      </w:tblGrid>
+      <w:tr>
+        <w:tc>
+          <w:tcPr>
+            <w:tcW w:type="dxa" w:w="9360"/>
+            <w:shd w:fill="E8EEF5"/>
+            <w:tcMar>
+              <w:top w:w="80" w:type="dxa"/>
+              <w:start w:w="120" w:type="dxa"/>
+              <w:bottom w:w="80" w:type="dxa"/>
+              <w:end w:w="120" w:type="dxa"/>
+            </w:tcMar>
+            <w:vAlign w:val="center"/>
+          </w:tcPr>
+          <w:p>
+            <w:pPr>
+              <w:spacing w:after="0"/>
+            </w:pPr>
+            <w:r>
+              <w:rPr>
+                <w:rFonts w:ascii="Calibri" w:hAnsi="Calibri" w:eastAsia="Microsoft YaHei"/>
+                <w:b/>
+                <w:color w:val="16324F"/>
+                <w:sz w:val="20"/>
+              </w:rPr>
+              <w:t xml:space="preserve">核心原则  </w:t>
+            </w:r>
+            <w:r>
+              <w:rPr>
+                <w:rFonts w:ascii="Calibri" w:hAnsi="Calibri" w:eastAsia="Microsoft YaHei"/>
+                <w:sz w:val="20"/>
+              </w:rPr>
+              <w:t>events.jsonl 是会话事实源。manifest、compact、SQLite registry 和 Markdown 都是投影；维护操作必须优先保护原始事件与 scope 绑定。</w:t>
+            </w:r>
+          </w:p>
+        </w:tc>
+      </w:tr>
+    </w:tbl>
+    <w:p>
+      <w:pPr>
+        <w:spacing w:after="0"/>
+      </w:pPr>
+    </w:p>
+    <w:p>
+      <w:pPr>
+        <w:pStyle w:val="Heading1"/>
+      </w:pPr>
+      <w:r>
+        <w:t>这份指南适合谁</w:t>
+      </w:r>
+    </w:p>
+    <w:p>
+      <w:pPr>
+        <w:pStyle w:val="ListBullet"/>
+      </w:pPr>
+      <w:r>
+        <w:rPr>
+          <w:rFonts w:ascii="Calibri" w:hAnsi="Calibri" w:eastAsia="Microsoft YaHei"/>
+        </w:rPr>
+        <w:t>负责备份、升级、迁移或排查 Cleo Desktop/CLI 本地数据的维护者。</w:t>
+      </w:r>
+    </w:p>
+    <w:p>
+      <w:pPr>
+        <w:pStyle w:val="ListBullet"/>
+      </w:pPr>
+      <w:r>
+        <w:rPr>
+          <w:rFonts w:ascii="Calibri" w:hAnsi="Calibri" w:eastAsia="Microsoft YaHei"/>
+        </w:rPr>
+        <w:t>准备修改 Runtime、SessionStore、Desktop JSONL 协议或 memory pipeline 的贡献者。</w:t>
+      </w:r>
+    </w:p>
+    <w:p>
+      <w:pPr>
+        <w:pStyle w:val="ListBullet"/>
+      </w:pPr>
+      <w:r>
+        <w:rPr>
+          <w:rFonts w:ascii="Calibri" w:hAnsi="Calibri" w:eastAsia="Microsoft YaHei"/>
+        </w:rPr>
+        <w:t>需要判断哪些文件可重建、哪些文件必须保留的集成方。</w:t>
       </w:r>
     </w:p>
     <w:p>
@@ -54,124 +186,72 @@
         <w:pStyle w:val="Heading1"/>
       </w:pPr>
       <w:r>
-        <w:t>1. Quick Checklist</w:t>
+        <w:t>阅读路径</w:t>
       </w:r>
     </w:p>
     <w:p>
       <w:pPr>
-        <w:spacing w:after="60"/>
-        <w:ind w:left="259" w:hanging="259"/>
+        <w:pStyle w:val="ListNumber"/>
+        <w:numPr>
+          <w:ilvl w:val="0"/>
+          <w:numId w:val="10"/>
+        </w:numPr>
       </w:pPr>
       <w:r>
         <w:rPr>
-          <w:rFonts w:ascii="Aptos" w:hAnsi="Aptos" w:eastAsia="Microsoft YaHei"/>
-          <w:sz w:val="20"/>
+          <w:rFonts w:ascii="Calibri" w:hAnsi="Calibri" w:eastAsia="Microsoft YaHei"/>
         </w:rPr>
-        <w:t>- 改 CLI 命令名时，同步更新 banner、README、README.en、相关技术文档和测试命令。</w:t>
+        <w:t>日常备份或迁移：先读第 3、4、5 节。</w:t>
       </w:r>
     </w:p>
     <w:p>
       <w:pPr>
-        <w:spacing w:after="60"/>
-        <w:ind w:left="259" w:hanging="259"/>
+        <w:pStyle w:val="ListNumber"/>
+        <w:numPr>
+          <w:ilvl w:val="0"/>
+          <w:numId w:val="10"/>
+        </w:numPr>
       </w:pPr>
       <w:r>
         <w:rPr>
-          <w:rFonts w:ascii="Aptos" w:hAnsi="Aptos" w:eastAsia="Microsoft YaHei"/>
-          <w:sz w:val="20"/>
+          <w:rFonts w:ascii="Calibri" w:hAnsi="Calibri" w:eastAsia="Microsoft YaHei"/>
         </w:rPr>
-        <w:t>- 新建或切换 thread 前，先保存当前 thread snapshot。</w:t>
+        <w:t>排查恢复或记忆问题：先读第 2、6、8 节。</w:t>
       </w:r>
     </w:p>
     <w:p>
       <w:pPr>
-        <w:spacing w:after="60"/>
-        <w:ind w:left="259" w:hanging="259"/>
+        <w:pStyle w:val="ListNumber"/>
+        <w:numPr>
+          <w:ilvl w:val="0"/>
+          <w:numId w:val="10"/>
+        </w:numPr>
       </w:pPr>
       <w:r>
         <w:rPr>
-          <w:rFonts w:ascii="Aptos" w:hAnsi="Aptos" w:eastAsia="Microsoft YaHei"/>
-          <w:sz w:val="20"/>
+          <w:rFonts w:ascii="Calibri" w:hAnsi="Calibri" w:eastAsia="Microsoft YaHei"/>
         </w:rPr>
-        <w:t>- 进入一个 interactive chat session 时，必须把 runtime.current_thread_id 设置成当前 thread_id。</w:t>
+        <w:t>修改 schema 或生命周期：完整阅读第 2、6、7、9 节。</w:t>
       </w:r>
     </w:p>
     <w:p>
       <w:pPr>
-        <w:spacing w:after="60"/>
-        <w:ind w:left="259" w:hanging="259"/>
+        <w:pStyle w:val="ListNumber"/>
+        <w:numPr>
+          <w:ilvl w:val="0"/>
+          <w:numId w:val="10"/>
+        </w:numPr>
       </w:pPr>
       <w:r>
         <w:rPr>
-          <w:rFonts w:ascii="Aptos" w:hAnsi="Aptos" w:eastAsia="Microsoft YaHei"/>
-          <w:sz w:val="20"/>
+          <w:rFonts w:ascii="Calibri" w:hAnsi="Calibri" w:eastAsia="Microsoft YaHei"/>
         </w:rPr>
-        <w:t>- 正常 /quit 退出时，保存 snapshot、运行 DreamAgent、清空 current_project/current_thread_id 并写回 runtime.json。</w:t>
+        <w:t>发布前验证：使用第 10 节清单。</w:t>
       </w:r>
     </w:p>
     <w:p>
-      <w:pPr>
-        <w:spacing w:after="60"/>
-        <w:ind w:left="259" w:hanging="259"/>
-      </w:pPr>
       <w:r>
-        <w:rPr>
-          <w:rFonts w:ascii="Aptos" w:hAnsi="Aptos" w:eastAsia="Microsoft YaHei"/>
-          <w:sz w:val="20"/>
-        </w:rPr>
-        <w:t>- EOF 或 Ctrl+C 这类非正常中断时，保存 snapshot 但保留 current_thread_id，让下次启动能提示恢复。</w:t>
-      </w:r>
-    </w:p>
-    <w:p>
-      <w:pPr>
-        <w:spacing w:after="60"/>
-        <w:ind w:left="259" w:hanging="259"/>
-      </w:pPr>
-      <w:r>
-        <w:rPr>
-          <w:rFonts w:ascii="Aptos" w:hAnsi="Aptos" w:eastAsia="Microsoft YaHei"/>
-          <w:sz w:val="20"/>
-        </w:rPr>
-        <w:t>- /new 这类命令不只是换 id: 还要保存旧 thread、清空 restored_messages、清空或隔离临时附件、更新 runtime.json。</w:t>
-      </w:r>
-    </w:p>
-    <w:p>
-      <w:pPr>
-        <w:spacing w:after="60"/>
-        <w:ind w:left="259" w:hanging="259"/>
-      </w:pPr>
-      <w:r>
-        <w:rPr>
-          <w:rFonts w:ascii="Aptos" w:hAnsi="Aptos" w:eastAsia="Microsoft YaHei"/>
-          <w:sz w:val="20"/>
-        </w:rPr>
-        <w:t>- --resume THREAD_ID 是显式恢复 snapshot，不应该再弹 unfinished thread 询问。</w:t>
-      </w:r>
-    </w:p>
-    <w:p>
-      <w:pPr>
-        <w:spacing w:after="60"/>
-        <w:ind w:left="259" w:hanging="259"/>
-      </w:pPr>
-      <w:r>
-        <w:rPr>
-          <w:rFonts w:ascii="Aptos" w:hAnsi="Aptos" w:eastAsia="Microsoft YaHei"/>
-          <w:sz w:val="20"/>
-        </w:rPr>
-        <w:t>- --thread-id THREAD_ID 只是指定本次 thread id，默认不等于加载 snapshot。</w:t>
-      </w:r>
-    </w:p>
-    <w:p>
-      <w:pPr>
-        <w:spacing w:after="60"/>
-        <w:ind w:left="259" w:hanging="259"/>
-      </w:pPr>
-      <w:r>
-        <w:rPr>
-          <w:rFonts w:ascii="Aptos" w:hAnsi="Aptos" w:eastAsia="Microsoft YaHei"/>
-          <w:sz w:val="20"/>
-        </w:rPr>
-        <w:t>- 不要提交 data/runtime.json、memory/thread_objects/*、memory/projects/* 等本地状态文件。</w:t>
+        <w:br w:type="page"/>
       </w:r>
     </w:p>
     <w:p>
@@ -179,1877 +259,45 @@
         <w:pStyle w:val="Heading1"/>
       </w:pPr>
       <w:r>
-        <w:t>2. Responsibility Map</w:t>
+        <w:t>1. 产品运行模型</w:t>
       </w:r>
     </w:p>
-    <w:tbl>
-      <w:tblPr>
-        <w:tblStyle w:val="TableGrid"/>
-        <w:tblW w:type="auto" w:w="0"/>
-        <w:jc w:val="center"/>
-        <w:tblLook w:firstColumn="1" w:firstRow="1" w:lastColumn="0" w:lastRow="0" w:noHBand="0" w:noVBand="1" w:val="04A0"/>
-      </w:tblPr>
-      <w:tblGrid>
-        <w:gridCol w:w="3360"/>
-        <w:gridCol w:w="3360"/>
-        <w:gridCol w:w="3360"/>
-      </w:tblGrid>
-      <w:tr>
-        <w:tc>
-          <w:tcPr>
-            <w:tcW w:type="dxa" w:w="2232"/>
-            <w:shd w:fill="D9EAF7"/>
-            <w:vAlign w:val="center"/>
-          </w:tcPr>
-          <w:p>
-            <w:pPr>
-              <w:spacing w:after="0"/>
-            </w:pPr>
-            <w:r/>
-            <w:r>
-              <w:rPr>
-                <w:rFonts w:ascii="Aptos" w:hAnsi="Aptos" w:eastAsia="Microsoft YaHei"/>
-                <w:b/>
-                <w:sz w:val="18"/>
-              </w:rPr>
-              <w:t>Component</w:t>
-            </w:r>
-          </w:p>
-        </w:tc>
-        <w:tc>
-          <w:tcPr>
-            <w:tcW w:type="dxa" w:w="4464"/>
-            <w:shd w:fill="D9EAF7"/>
-            <w:vAlign w:val="center"/>
-          </w:tcPr>
-          <w:p>
-            <w:pPr>
-              <w:spacing w:after="0"/>
-            </w:pPr>
-            <w:r/>
-            <w:r>
-              <w:rPr>
-                <w:rFonts w:ascii="Aptos" w:hAnsi="Aptos" w:eastAsia="Microsoft YaHei"/>
-                <w:b/>
-                <w:sz w:val="18"/>
-              </w:rPr>
-              <w:t>Owns</w:t>
-            </w:r>
-          </w:p>
-        </w:tc>
-        <w:tc>
-          <w:tcPr>
-            <w:tcW w:type="dxa" w:w="3384"/>
-            <w:shd w:fill="D9EAF7"/>
-            <w:vAlign w:val="center"/>
-          </w:tcPr>
-          <w:p>
-            <w:pPr>
-              <w:spacing w:after="0"/>
-            </w:pPr>
-            <w:r/>
-            <w:r>
-              <w:rPr>
-                <w:rFonts w:ascii="Aptos" w:hAnsi="Aptos" w:eastAsia="Microsoft YaHei"/>
-                <w:b/>
-                <w:sz w:val="18"/>
-              </w:rPr>
-              <w:t>When to update</w:t>
-            </w:r>
-          </w:p>
-        </w:tc>
-      </w:tr>
-      <w:tr>
-        <w:tc>
-          <w:tcPr>
-            <w:tcW w:type="dxa" w:w="2232"/>
-            <w:vAlign w:val="top"/>
-          </w:tcPr>
-          <w:p>
-            <w:pPr>
-              <w:spacing w:after="0"/>
-            </w:pPr>
-            <w:r/>
-            <w:r>
-              <w:rPr>
-                <w:rFonts w:ascii="Aptos" w:hAnsi="Aptos" w:eastAsia="Microsoft YaHei"/>
-                <w:b w:val="0"/>
-                <w:sz w:val="18"/>
-              </w:rPr>
-              <w:t>main.py</w:t>
-            </w:r>
-          </w:p>
-        </w:tc>
-        <w:tc>
-          <w:tcPr>
-            <w:tcW w:type="dxa" w:w="4464"/>
-            <w:vAlign w:val="top"/>
-          </w:tcPr>
-          <w:p>
-            <w:pPr>
-              <w:spacing w:after="0"/>
-            </w:pPr>
-            <w:r/>
-            <w:r>
-              <w:rPr>
-                <w:rFonts w:ascii="Aptos" w:hAnsi="Aptos" w:eastAsia="Microsoft YaHei"/>
-                <w:b w:val="0"/>
-                <w:sz w:val="18"/>
-              </w:rPr>
-              <w:t>CLI 参数、chat loop 生命周期、/new、/quit、/attach、--resume、--thread-id、one-shot/interactive 分支。</w:t>
-            </w:r>
-          </w:p>
-        </w:tc>
-        <w:tc>
-          <w:tcPr>
-            <w:tcW w:type="dxa" w:w="3384"/>
-            <w:vAlign w:val="top"/>
-          </w:tcPr>
-          <w:p>
-            <w:pPr>
-              <w:spacing w:after="0"/>
-            </w:pPr>
-            <w:r/>
-            <w:r>
-              <w:rPr>
-                <w:rFonts w:ascii="Aptos" w:hAnsi="Aptos" w:eastAsia="Microsoft YaHei"/>
-                <w:b w:val="0"/>
-                <w:sz w:val="18"/>
-              </w:rPr>
-              <w:t>任何用户可见命令、启动参数、thread 生命周期改变时。</w:t>
-            </w:r>
-          </w:p>
-        </w:tc>
-      </w:tr>
-      <w:tr>
-        <w:tc>
-          <w:tcPr>
-            <w:tcW w:type="dxa" w:w="2232"/>
-            <w:vAlign w:val="top"/>
-          </w:tcPr>
-          <w:p>
-            <w:pPr>
-              <w:spacing w:after="0"/>
-            </w:pPr>
-            <w:r/>
-            <w:r>
-              <w:rPr>
-                <w:rFonts w:ascii="Aptos" w:hAnsi="Aptos" w:eastAsia="Microsoft YaHei"/>
-                <w:b w:val="0"/>
-                <w:sz w:val="18"/>
-              </w:rPr>
-              <w:t>core/runtime/model.py</w:t>
-            </w:r>
-          </w:p>
-        </w:tc>
-        <w:tc>
-          <w:tcPr>
-            <w:tcW w:type="dxa" w:w="4464"/>
-            <w:vAlign w:val="top"/>
-          </w:tcPr>
-          <w:p>
-            <w:pPr>
-              <w:spacing w:after="0"/>
-            </w:pPr>
-            <w:r/>
-            <w:r>
-              <w:rPr>
-                <w:rFonts w:ascii="Aptos" w:hAnsi="Aptos" w:eastAsia="Microsoft YaHei"/>
-                <w:b w:val="0"/>
-                <w:sz w:val="18"/>
-              </w:rPr>
-              <w:t>Runtime 对象和 data/runtime.json 的字段同步: current_project, current_thread_id, projects_list, recent_threads。</w:t>
-            </w:r>
-          </w:p>
-        </w:tc>
-        <w:tc>
-          <w:tcPr>
-            <w:tcW w:type="dxa" w:w="3384"/>
-            <w:vAlign w:val="top"/>
-          </w:tcPr>
-          <w:p>
-            <w:pPr>
-              <w:spacing w:after="0"/>
-            </w:pPr>
-            <w:r/>
-            <w:r>
-              <w:rPr>
-                <w:rFonts w:ascii="Aptos" w:hAnsi="Aptos" w:eastAsia="Microsoft YaHei"/>
-                <w:b w:val="0"/>
-                <w:sz w:val="18"/>
-              </w:rPr>
-              <w:t>新增 runtime 字段、改变恢复语义、改变项目/thread 列表维护策略时。</w:t>
-            </w:r>
-          </w:p>
-        </w:tc>
-      </w:tr>
-      <w:tr>
-        <w:tc>
-          <w:tcPr>
-            <w:tcW w:type="dxa" w:w="2232"/>
-            <w:vAlign w:val="top"/>
-          </w:tcPr>
-          <w:p>
-            <w:pPr>
-              <w:spacing w:after="0"/>
-            </w:pPr>
-            <w:r/>
-            <w:r>
-              <w:rPr>
-                <w:rFonts w:ascii="Aptos" w:hAnsi="Aptos" w:eastAsia="Microsoft YaHei"/>
-                <w:b w:val="0"/>
-                <w:sz w:val="18"/>
-              </w:rPr>
-              <w:t>data/runtime.json</w:t>
-            </w:r>
-          </w:p>
-        </w:tc>
-        <w:tc>
-          <w:tcPr>
-            <w:tcW w:type="dxa" w:w="4464"/>
-            <w:vAlign w:val="top"/>
-          </w:tcPr>
-          <w:p>
-            <w:pPr>
-              <w:spacing w:after="0"/>
-            </w:pPr>
-            <w:r/>
-            <w:r>
-              <w:rPr>
-                <w:rFonts w:ascii="Aptos" w:hAnsi="Aptos" w:eastAsia="Microsoft YaHei"/>
-                <w:b w:val="0"/>
-                <w:sz w:val="18"/>
-              </w:rPr>
-              <w:t>本地运行状态文件。程序自动生成和更新，不应该手动提交真实状态。</w:t>
-            </w:r>
-          </w:p>
-        </w:tc>
-        <w:tc>
-          <w:tcPr>
-            <w:tcW w:type="dxa" w:w="3384"/>
-            <w:vAlign w:val="top"/>
-          </w:tcPr>
-          <w:p>
-            <w:pPr>
-              <w:spacing w:after="0"/>
-            </w:pPr>
-            <w:r/>
-            <w:r>
-              <w:rPr>
-                <w:rFonts w:ascii="Aptos" w:hAnsi="Aptos" w:eastAsia="Microsoft YaHei"/>
-                <w:b w:val="0"/>
-                <w:sz w:val="18"/>
-              </w:rPr>
-              <w:t>只在 schema 变更时更新 example 或迁移逻辑，不提交真实 runtime.json。</w:t>
-            </w:r>
-          </w:p>
-        </w:tc>
-      </w:tr>
-      <w:tr>
-        <w:tc>
-          <w:tcPr>
-            <w:tcW w:type="dxa" w:w="2232"/>
-            <w:vAlign w:val="top"/>
-          </w:tcPr>
-          <w:p>
-            <w:pPr>
-              <w:spacing w:after="0"/>
-            </w:pPr>
-            <w:r/>
-            <w:r>
-              <w:rPr>
-                <w:rFonts w:ascii="Aptos" w:hAnsi="Aptos" w:eastAsia="Microsoft YaHei"/>
-                <w:b w:val="0"/>
-                <w:sz w:val="18"/>
-              </w:rPr>
-              <w:t>core/memory/thread_memory.py</w:t>
-            </w:r>
-          </w:p>
-        </w:tc>
-        <w:tc>
-          <w:tcPr>
-            <w:tcW w:type="dxa" w:w="4464"/>
-            <w:vAlign w:val="top"/>
-          </w:tcPr>
-          <w:p>
-            <w:pPr>
-              <w:spacing w:after="0"/>
-            </w:pPr>
-            <w:r/>
-            <w:r>
-              <w:rPr>
-                <w:rFonts w:ascii="Aptos" w:hAnsi="Aptos" w:eastAsia="Microsoft YaHei"/>
-                <w:b w:val="0"/>
-                <w:sz w:val="18"/>
-              </w:rPr>
-              <w:t>thread snapshot 的 JSON 读写，memory/threads.jsonl registry 追加。</w:t>
-            </w:r>
-          </w:p>
-        </w:tc>
-        <w:tc>
-          <w:tcPr>
-            <w:tcW w:type="dxa" w:w="3384"/>
-            <w:vAlign w:val="top"/>
-          </w:tcPr>
-          <w:p>
-            <w:pPr>
-              <w:spacing w:after="0"/>
-            </w:pPr>
-            <w:r/>
-            <w:r>
-              <w:rPr>
-                <w:rFonts w:ascii="Aptos" w:hAnsi="Aptos" w:eastAsia="Microsoft YaHei"/>
-                <w:b w:val="0"/>
-                <w:sz w:val="18"/>
-              </w:rPr>
-              <w:t>snapshot 结构、registry 字段、保存路径、恢复格式改变时。</w:t>
-            </w:r>
-          </w:p>
-        </w:tc>
-      </w:tr>
-      <w:tr>
-        <w:tc>
-          <w:tcPr>
-            <w:tcW w:type="dxa" w:w="2232"/>
-            <w:vAlign w:val="top"/>
-          </w:tcPr>
-          <w:p>
-            <w:pPr>
-              <w:spacing w:after="0"/>
-            </w:pPr>
-            <w:r/>
-            <w:r>
-              <w:rPr>
-                <w:rFonts w:ascii="Aptos" w:hAnsi="Aptos" w:eastAsia="Microsoft YaHei"/>
-                <w:b w:val="0"/>
-                <w:sz w:val="18"/>
-              </w:rPr>
-              <w:t>memory/thread_objects/*.json</w:t>
-            </w:r>
-          </w:p>
-        </w:tc>
-        <w:tc>
-          <w:tcPr>
-            <w:tcW w:type="dxa" w:w="4464"/>
-            <w:vAlign w:val="top"/>
-          </w:tcPr>
-          <w:p>
-            <w:pPr>
-              <w:spacing w:after="0"/>
-            </w:pPr>
-            <w:r/>
-            <w:r>
-              <w:rPr>
-                <w:rFonts w:ascii="Aptos" w:hAnsi="Aptos" w:eastAsia="Microsoft YaHei"/>
-                <w:b w:val="0"/>
-                <w:sz w:val="18"/>
-              </w:rPr>
-              <w:t>每个 thread 的 message snapshot。</w:t>
-            </w:r>
-          </w:p>
-        </w:tc>
-        <w:tc>
-          <w:tcPr>
-            <w:tcW w:type="dxa" w:w="3384"/>
-            <w:vAlign w:val="top"/>
-          </w:tcPr>
-          <w:p>
-            <w:pPr>
-              <w:spacing w:after="0"/>
-            </w:pPr>
-            <w:r/>
-            <w:r>
-              <w:rPr>
-                <w:rFonts w:ascii="Aptos" w:hAnsi="Aptos" w:eastAsia="Microsoft YaHei"/>
-                <w:b w:val="0"/>
-                <w:sz w:val="18"/>
-              </w:rPr>
-              <w:t>由 save_messages_to_file 自动写入。测试后要清理临时 thread。</w:t>
-            </w:r>
-          </w:p>
-        </w:tc>
-      </w:tr>
-      <w:tr>
-        <w:tc>
-          <w:tcPr>
-            <w:tcW w:type="dxa" w:w="2232"/>
-            <w:vAlign w:val="top"/>
-          </w:tcPr>
-          <w:p>
-            <w:pPr>
-              <w:spacing w:after="0"/>
-            </w:pPr>
-            <w:r/>
-            <w:r>
-              <w:rPr>
-                <w:rFonts w:ascii="Aptos" w:hAnsi="Aptos" w:eastAsia="Microsoft YaHei"/>
-                <w:b w:val="0"/>
-                <w:sz w:val="18"/>
-              </w:rPr>
-              <w:t>memory/threads.jsonl</w:t>
-            </w:r>
-          </w:p>
-        </w:tc>
-        <w:tc>
-          <w:tcPr>
-            <w:tcW w:type="dxa" w:w="4464"/>
-            <w:vAlign w:val="top"/>
-          </w:tcPr>
-          <w:p>
-            <w:pPr>
-              <w:spacing w:after="0"/>
-            </w:pPr>
-            <w:r/>
-            <w:r>
-              <w:rPr>
-                <w:rFonts w:ascii="Aptos" w:hAnsi="Aptos" w:eastAsia="Microsoft YaHei"/>
-                <w:b w:val="0"/>
-                <w:sz w:val="18"/>
-              </w:rPr>
-              <w:t>thread registry 追加日志: thread_id, project, date, message_count, raw_messages_path。</w:t>
-            </w:r>
-          </w:p>
-        </w:tc>
-        <w:tc>
-          <w:tcPr>
-            <w:tcW w:type="dxa" w:w="3384"/>
-            <w:vAlign w:val="top"/>
-          </w:tcPr>
-          <w:p>
-            <w:pPr>
-              <w:spacing w:after="0"/>
-            </w:pPr>
-            <w:r/>
-            <w:r>
-              <w:rPr>
-                <w:rFonts w:ascii="Aptos" w:hAnsi="Aptos" w:eastAsia="Microsoft YaHei"/>
-                <w:b w:val="0"/>
-                <w:sz w:val="18"/>
-              </w:rPr>
-              <w:t>保存 snapshot 时自动追加。测试后要清理临时记录。</w:t>
-            </w:r>
-          </w:p>
-        </w:tc>
-      </w:tr>
-      <w:tr>
-        <w:tc>
-          <w:tcPr>
-            <w:tcW w:type="dxa" w:w="2232"/>
-            <w:vAlign w:val="top"/>
-          </w:tcPr>
-          <w:p>
-            <w:pPr>
-              <w:spacing w:after="0"/>
-            </w:pPr>
-            <w:r/>
-            <w:r>
-              <w:rPr>
-                <w:rFonts w:ascii="Aptos" w:hAnsi="Aptos" w:eastAsia="Microsoft YaHei"/>
-                <w:b w:val="0"/>
-                <w:sz w:val="18"/>
-              </w:rPr>
-              <w:t>DreamAgent memory</w:t>
-            </w:r>
-          </w:p>
-        </w:tc>
-        <w:tc>
-          <w:tcPr>
-            <w:tcW w:type="dxa" w:w="4464"/>
-            <w:vAlign w:val="top"/>
-          </w:tcPr>
-          <w:p>
-            <w:pPr>
-              <w:spacing w:after="0"/>
-            </w:pPr>
-            <w:r/>
-            <w:r>
-              <w:rPr>
-                <w:rFonts w:ascii="Aptos" w:hAnsi="Aptos" w:eastAsia="Microsoft YaHei"/>
-                <w:b w:val="0"/>
-                <w:sz w:val="18"/>
-              </w:rPr>
-              <w:t>退出或 one-shot 后的记忆整合。</w:t>
-            </w:r>
-          </w:p>
-        </w:tc>
-        <w:tc>
-          <w:tcPr>
-            <w:tcW w:type="dxa" w:w="3384"/>
-            <w:vAlign w:val="top"/>
-          </w:tcPr>
-          <w:p>
-            <w:pPr>
-              <w:spacing w:after="0"/>
-            </w:pPr>
-            <w:r/>
-            <w:r>
-              <w:rPr>
-                <w:rFonts w:ascii="Aptos" w:hAnsi="Aptos" w:eastAsia="Microsoft YaHei"/>
-                <w:b w:val="0"/>
-                <w:sz w:val="18"/>
-              </w:rPr>
-              <w:t>改变退出流程、项目绑定、thread_id 传递方式时。</w:t>
-            </w:r>
-          </w:p>
-        </w:tc>
-      </w:tr>
-      <w:tr>
-        <w:tc>
-          <w:tcPr>
-            <w:tcW w:type="dxa" w:w="2232"/>
-            <w:vAlign w:val="top"/>
-          </w:tcPr>
-          <w:p>
-            <w:pPr>
-              <w:spacing w:after="0"/>
-            </w:pPr>
-            <w:r/>
-            <w:r>
-              <w:rPr>
-                <w:rFonts w:ascii="Aptos" w:hAnsi="Aptos" w:eastAsia="Microsoft YaHei"/>
-                <w:b w:val="0"/>
-                <w:sz w:val="18"/>
-              </w:rPr>
-              <w:t>README / docs</w:t>
-            </w:r>
-          </w:p>
-        </w:tc>
-        <w:tc>
-          <w:tcPr>
-            <w:tcW w:type="dxa" w:w="4464"/>
-            <w:vAlign w:val="top"/>
-          </w:tcPr>
-          <w:p>
-            <w:pPr>
-              <w:spacing w:after="0"/>
-            </w:pPr>
-            <w:r/>
-            <w:r>
-              <w:rPr>
-                <w:rFonts w:ascii="Aptos" w:hAnsi="Aptos" w:eastAsia="Microsoft YaHei"/>
-                <w:b w:val="0"/>
-                <w:sz w:val="18"/>
-              </w:rPr>
-              <w:t>用户命令、当前能力、限制和维护约定。</w:t>
-            </w:r>
-          </w:p>
-        </w:tc>
-        <w:tc>
-          <w:tcPr>
-            <w:tcW w:type="dxa" w:w="3384"/>
-            <w:vAlign w:val="top"/>
-          </w:tcPr>
-          <w:p>
-            <w:pPr>
-              <w:spacing w:after="0"/>
-            </w:pPr>
-            <w:r/>
-            <w:r>
-              <w:rPr>
-                <w:rFonts w:ascii="Aptos" w:hAnsi="Aptos" w:eastAsia="Microsoft YaHei"/>
-                <w:b w:val="0"/>
-                <w:sz w:val="18"/>
-              </w:rPr>
-              <w:t>命令名、参数、恢复语义、runtime 行为改变时。</w:t>
-            </w:r>
-          </w:p>
-        </w:tc>
-      </w:tr>
-    </w:tbl>
-    <w:p/>
     <w:p>
-      <w:pPr>
-        <w:pStyle w:val="Heading1"/>
-      </w:pPr>
       <w:r>
-        <w:t>3. Runtime Invariants</w:t>
-      </w:r>
-    </w:p>
-    <w:tbl>
-      <w:tblPr>
-        <w:tblStyle w:val="TableGrid"/>
-        <w:tblW w:type="auto" w:w="0"/>
-        <w:jc w:val="center"/>
-        <w:tblLook w:firstColumn="1" w:firstRow="1" w:lastColumn="0" w:lastRow="0" w:noHBand="0" w:noVBand="1" w:val="04A0"/>
-      </w:tblPr>
-      <w:tblGrid>
-        <w:gridCol w:w="3360"/>
-        <w:gridCol w:w="3360"/>
-        <w:gridCol w:w="3360"/>
-      </w:tblGrid>
-      <w:tr>
-        <w:tc>
-          <w:tcPr>
-            <w:tcW w:type="dxa" w:w="3024"/>
-            <w:shd w:fill="D9EAF7"/>
-            <w:vAlign w:val="center"/>
-          </w:tcPr>
-          <w:p>
-            <w:pPr>
-              <w:spacing w:after="0"/>
-            </w:pPr>
-            <w:r/>
-            <w:r>
-              <w:rPr>
-                <w:rFonts w:ascii="Aptos" w:hAnsi="Aptos" w:eastAsia="Microsoft YaHei"/>
-                <w:b/>
-                <w:sz w:val="18"/>
-              </w:rPr>
-              <w:t>Invariant</w:t>
-            </w:r>
-          </w:p>
-        </w:tc>
-        <w:tc>
-          <w:tcPr>
-            <w:tcW w:type="dxa" w:w="3600"/>
-            <w:shd w:fill="D9EAF7"/>
-            <w:vAlign w:val="center"/>
-          </w:tcPr>
-          <w:p>
-            <w:pPr>
-              <w:spacing w:after="0"/>
-            </w:pPr>
-            <w:r/>
-            <w:r>
-              <w:rPr>
-                <w:rFonts w:ascii="Aptos" w:hAnsi="Aptos" w:eastAsia="Microsoft YaHei"/>
-                <w:b/>
-                <w:sz w:val="18"/>
-              </w:rPr>
-              <w:t>Why it matters</w:t>
-            </w:r>
-          </w:p>
-        </w:tc>
-        <w:tc>
-          <w:tcPr>
-            <w:tcW w:type="dxa" w:w="3600"/>
-            <w:shd w:fill="D9EAF7"/>
-            <w:vAlign w:val="center"/>
-          </w:tcPr>
-          <w:p>
-            <w:pPr>
-              <w:spacing w:after="0"/>
-            </w:pPr>
-            <w:r/>
-            <w:r>
-              <w:rPr>
-                <w:rFonts w:ascii="Aptos" w:hAnsi="Aptos" w:eastAsia="Microsoft YaHei"/>
-                <w:b/>
-                <w:sz w:val="18"/>
-              </w:rPr>
-              <w:t>Current code path</w:t>
-            </w:r>
-          </w:p>
-        </w:tc>
-      </w:tr>
-      <w:tr>
-        <w:tc>
-          <w:tcPr>
-            <w:tcW w:type="dxa" w:w="3024"/>
-            <w:vAlign w:val="top"/>
-          </w:tcPr>
-          <w:p>
-            <w:pPr>
-              <w:spacing w:after="0"/>
-            </w:pPr>
-            <w:r/>
-            <w:r>
-              <w:rPr>
-                <w:rFonts w:ascii="Aptos" w:hAnsi="Aptos" w:eastAsia="Microsoft YaHei"/>
-                <w:b w:val="0"/>
-                <w:sz w:val="18"/>
-              </w:rPr>
-              <w:t>一个 chat loop 对应一个 active thread_id。</w:t>
-            </w:r>
-          </w:p>
-        </w:tc>
-        <w:tc>
-          <w:tcPr>
-            <w:tcW w:type="dxa" w:w="3600"/>
-            <w:vAlign w:val="top"/>
-          </w:tcPr>
-          <w:p>
-            <w:pPr>
-              <w:spacing w:after="0"/>
-            </w:pPr>
-            <w:r/>
-            <w:r>
-              <w:rPr>
-                <w:rFonts w:ascii="Aptos" w:hAnsi="Aptos" w:eastAsia="Microsoft YaHei"/>
-                <w:b w:val="0"/>
-                <w:sz w:val="18"/>
-              </w:rPr>
-              <w:t>避免在同一个 loop 里混用多个 LangGraph configurable thread_id。</w:t>
-            </w:r>
-          </w:p>
-        </w:tc>
-        <w:tc>
-          <w:tcPr>
-            <w:tcW w:type="dxa" w:w="3600"/>
-            <w:vAlign w:val="top"/>
-          </w:tcPr>
-          <w:p>
-            <w:pPr>
-              <w:spacing w:after="0"/>
-            </w:pPr>
-            <w:r/>
-            <w:r>
-              <w:rPr>
-                <w:rFonts w:ascii="Aptos" w:hAnsi="Aptos" w:eastAsia="Microsoft YaHei"/>
-                <w:b w:val="0"/>
-                <w:sz w:val="18"/>
-              </w:rPr>
-              <w:t>_run_chat_loop(agent, runtime, thread_id, restored_messages)</w:t>
-            </w:r>
-          </w:p>
-        </w:tc>
-      </w:tr>
-      <w:tr>
-        <w:tc>
-          <w:tcPr>
-            <w:tcW w:type="dxa" w:w="3024"/>
-            <w:vAlign w:val="top"/>
-          </w:tcPr>
-          <w:p>
-            <w:pPr>
-              <w:spacing w:after="0"/>
-            </w:pPr>
-            <w:r/>
-            <w:r>
-              <w:rPr>
-                <w:rFonts w:ascii="Aptos" w:hAnsi="Aptos" w:eastAsia="Microsoft YaHei"/>
-                <w:b w:val="0"/>
-                <w:sz w:val="18"/>
-              </w:rPr>
-              <w:t>interactive session 开始时写 current_thread_id。</w:t>
-            </w:r>
-          </w:p>
-        </w:tc>
-        <w:tc>
-          <w:tcPr>
-            <w:tcW w:type="dxa" w:w="3600"/>
-            <w:vAlign w:val="top"/>
-          </w:tcPr>
-          <w:p>
-            <w:pPr>
-              <w:spacing w:after="0"/>
-            </w:pPr>
-            <w:r/>
-            <w:r>
-              <w:rPr>
-                <w:rFonts w:ascii="Aptos" w:hAnsi="Aptos" w:eastAsia="Microsoft YaHei"/>
-                <w:b w:val="0"/>
-                <w:sz w:val="18"/>
-              </w:rPr>
-              <w:t>非正常退出后，下次启动可以发现 unfinished thread。</w:t>
-            </w:r>
-          </w:p>
-        </w:tc>
-        <w:tc>
-          <w:tcPr>
-            <w:tcW w:type="dxa" w:w="3600"/>
-            <w:vAlign w:val="top"/>
-          </w:tcPr>
-          <w:p>
-            <w:pPr>
-              <w:spacing w:after="0"/>
-            </w:pPr>
-            <w:r/>
-            <w:r>
-              <w:rPr>
-                <w:rFonts w:ascii="Aptos" w:hAnsi="Aptos" w:eastAsia="Microsoft YaHei"/>
-                <w:b w:val="0"/>
-                <w:sz w:val="18"/>
-              </w:rPr>
-              <w:t>_run_chat_loop -&gt; runtime.update_current_thread_id(thread_id)</w:t>
-            </w:r>
-          </w:p>
-        </w:tc>
-      </w:tr>
-      <w:tr>
-        <w:tc>
-          <w:tcPr>
-            <w:tcW w:type="dxa" w:w="3024"/>
-            <w:vAlign w:val="top"/>
-          </w:tcPr>
-          <w:p>
-            <w:pPr>
-              <w:spacing w:after="0"/>
-            </w:pPr>
-            <w:r/>
-            <w:r>
-              <w:rPr>
-                <w:rFonts w:ascii="Aptos" w:hAnsi="Aptos" w:eastAsia="Microsoft YaHei"/>
-                <w:b w:val="0"/>
-                <w:sz w:val="18"/>
-              </w:rPr>
-              <w:t>正常 /quit 清空 current_thread_id。</w:t>
-            </w:r>
-          </w:p>
-        </w:tc>
-        <w:tc>
-          <w:tcPr>
-            <w:tcW w:type="dxa" w:w="3600"/>
-            <w:vAlign w:val="top"/>
-          </w:tcPr>
-          <w:p>
-            <w:pPr>
-              <w:spacing w:after="0"/>
-            </w:pPr>
-            <w:r/>
-            <w:r>
-              <w:rPr>
-                <w:rFonts w:ascii="Aptos" w:hAnsi="Aptos" w:eastAsia="Microsoft YaHei"/>
-                <w:b w:val="0"/>
-                <w:sz w:val="18"/>
-              </w:rPr>
-              <w:t>用户明确结束会话时，下次启动不应该提示恢复。</w:t>
-            </w:r>
-          </w:p>
-        </w:tc>
-        <w:tc>
-          <w:tcPr>
-            <w:tcW w:type="dxa" w:w="3600"/>
-            <w:vAlign w:val="top"/>
-          </w:tcPr>
-          <w:p>
-            <w:pPr>
-              <w:spacing w:after="0"/>
-            </w:pPr>
-            <w:r/>
-            <w:r>
-              <w:rPr>
-                <w:rFonts w:ascii="Aptos" w:hAnsi="Aptos" w:eastAsia="Microsoft YaHei"/>
-                <w:b w:val="0"/>
-                <w:sz w:val="18"/>
-              </w:rPr>
-              <w:t>/quit -&gt; update_current_thread_id(None) -&gt; update_runtime_json()</w:t>
-            </w:r>
-          </w:p>
-        </w:tc>
-      </w:tr>
-      <w:tr>
-        <w:tc>
-          <w:tcPr>
-            <w:tcW w:type="dxa" w:w="3024"/>
-            <w:vAlign w:val="top"/>
-          </w:tcPr>
-          <w:p>
-            <w:pPr>
-              <w:spacing w:after="0"/>
-            </w:pPr>
-            <w:r/>
-            <w:r>
-              <w:rPr>
-                <w:rFonts w:ascii="Aptos" w:hAnsi="Aptos" w:eastAsia="Microsoft YaHei"/>
-                <w:b w:val="0"/>
-                <w:sz w:val="18"/>
-              </w:rPr>
-              <w:t>Ctrl+C/EOF 保存但不清空 current_thread_id。</w:t>
-            </w:r>
-          </w:p>
-        </w:tc>
-        <w:tc>
-          <w:tcPr>
-            <w:tcW w:type="dxa" w:w="3600"/>
-            <w:vAlign w:val="top"/>
-          </w:tcPr>
-          <w:p>
-            <w:pPr>
-              <w:spacing w:after="0"/>
-            </w:pPr>
-            <w:r/>
-            <w:r>
-              <w:rPr>
-                <w:rFonts w:ascii="Aptos" w:hAnsi="Aptos" w:eastAsia="Microsoft YaHei"/>
-                <w:b w:val="0"/>
-                <w:sz w:val="18"/>
-              </w:rPr>
-              <w:t>这代表刻意中断或意外中断，应保留恢复入口。</w:t>
-            </w:r>
-          </w:p>
-        </w:tc>
-        <w:tc>
-          <w:tcPr>
-            <w:tcW w:type="dxa" w:w="3600"/>
-            <w:vAlign w:val="top"/>
-          </w:tcPr>
-          <w:p>
-            <w:pPr>
-              <w:spacing w:after="0"/>
-            </w:pPr>
-            <w:r/>
-            <w:r>
-              <w:rPr>
-                <w:rFonts w:ascii="Aptos" w:hAnsi="Aptos" w:eastAsia="Microsoft YaHei"/>
-                <w:b w:val="0"/>
-                <w:sz w:val="18"/>
-              </w:rPr>
-              <w:t>EOFError / KeyboardInterrupt 分支</w:t>
-            </w:r>
-          </w:p>
-        </w:tc>
-      </w:tr>
-      <w:tr>
-        <w:tc>
-          <w:tcPr>
-            <w:tcW w:type="dxa" w:w="3024"/>
-            <w:vAlign w:val="top"/>
-          </w:tcPr>
-          <w:p>
-            <w:pPr>
-              <w:spacing w:after="0"/>
-            </w:pPr>
-            <w:r/>
-            <w:r>
-              <w:rPr>
-                <w:rFonts w:ascii="Aptos" w:hAnsi="Aptos" w:eastAsia="Microsoft YaHei"/>
-                <w:b w:val="0"/>
-                <w:sz w:val="18"/>
-              </w:rPr>
-              <w:t>recent_threads 只记录已保存过 snapshot 的 thread。</w:t>
-            </w:r>
-          </w:p>
-        </w:tc>
-        <w:tc>
-          <w:tcPr>
-            <w:tcW w:type="dxa" w:w="3600"/>
-            <w:vAlign w:val="top"/>
-          </w:tcPr>
-          <w:p>
-            <w:pPr>
-              <w:spacing w:after="0"/>
-            </w:pPr>
-            <w:r/>
-            <w:r>
-              <w:rPr>
-                <w:rFonts w:ascii="Aptos" w:hAnsi="Aptos" w:eastAsia="Microsoft YaHei"/>
-                <w:b w:val="0"/>
-                <w:sz w:val="18"/>
-              </w:rPr>
-              <w:t>--resume 列表或手动恢复应指向真实 snapshot。</w:t>
-            </w:r>
-          </w:p>
-        </w:tc>
-        <w:tc>
-          <w:tcPr>
-            <w:tcW w:type="dxa" w:w="3600"/>
-            <w:vAlign w:val="top"/>
-          </w:tcPr>
-          <w:p>
-            <w:pPr>
-              <w:spacing w:after="0"/>
-            </w:pPr>
-            <w:r/>
-            <w:r>
-              <w:rPr>
-                <w:rFonts w:ascii="Aptos" w:hAnsi="Aptos" w:eastAsia="Microsoft YaHei"/>
-                <w:b w:val="0"/>
-                <w:sz w:val="18"/>
-              </w:rPr>
-              <w:t>_save_thread_snapshot -&gt; runtime.append_recent_threads(thread_id)</w:t>
-            </w:r>
-          </w:p>
-        </w:tc>
-      </w:tr>
-      <w:tr>
-        <w:tc>
-          <w:tcPr>
-            <w:tcW w:type="dxa" w:w="3024"/>
-            <w:vAlign w:val="top"/>
-          </w:tcPr>
-          <w:p>
-            <w:pPr>
-              <w:spacing w:after="0"/>
-            </w:pPr>
-            <w:r/>
-            <w:r>
-              <w:rPr>
-                <w:rFonts w:ascii="Aptos" w:hAnsi="Aptos" w:eastAsia="Microsoft YaHei"/>
-                <w:b w:val="0"/>
-                <w:sz w:val="18"/>
-              </w:rPr>
-              <w:t>Runtime.__init__ 会 ensure runtime.json 并 sync projects。</w:t>
-            </w:r>
-          </w:p>
-        </w:tc>
-        <w:tc>
-          <w:tcPr>
-            <w:tcW w:type="dxa" w:w="3600"/>
-            <w:vAlign w:val="top"/>
-          </w:tcPr>
-          <w:p>
-            <w:pPr>
-              <w:spacing w:after="0"/>
-            </w:pPr>
-            <w:r/>
-            <w:r>
-              <w:rPr>
-                <w:rFonts w:ascii="Aptos" w:hAnsi="Aptos" w:eastAsia="Microsoft YaHei"/>
-                <w:b w:val="0"/>
-                <w:sz w:val="18"/>
-              </w:rPr>
-              <w:t>实例化 Runtime 不是纯读操作，会补齐 runtime.json 和 projects_list。</w:t>
-            </w:r>
-          </w:p>
-        </w:tc>
-        <w:tc>
-          <w:tcPr>
-            <w:tcW w:type="dxa" w:w="3600"/>
-            <w:vAlign w:val="top"/>
-          </w:tcPr>
-          <w:p>
-            <w:pPr>
-              <w:spacing w:after="0"/>
-            </w:pPr>
-            <w:r/>
-            <w:r>
-              <w:rPr>
-                <w:rFonts w:ascii="Aptos" w:hAnsi="Aptos" w:eastAsia="Microsoft YaHei"/>
-                <w:b w:val="0"/>
-                <w:sz w:val="18"/>
-              </w:rPr>
-              <w:t>Runtime.ensure_runtime_json / sync_projects_from_disk</w:t>
-            </w:r>
-          </w:p>
-        </w:tc>
-      </w:tr>
-    </w:tbl>
-    <w:p/>
-    <w:p>
-      <w:pPr>
-        <w:pStyle w:val="Heading1"/>
-      </w:pPr>
-      <w:r>
-        <w:t>4. Thread Lifecycle Matrix</w:t>
-      </w:r>
-    </w:p>
-    <w:tbl>
-      <w:tblPr>
-        <w:tblStyle w:val="TableGrid"/>
-        <w:tblW w:type="auto" w:w="0"/>
-        <w:jc w:val="center"/>
-        <w:tblLook w:firstColumn="1" w:firstRow="1" w:lastColumn="0" w:lastRow="0" w:noHBand="0" w:noVBand="1" w:val="04A0"/>
-      </w:tblPr>
-      <w:tblGrid>
-        <w:gridCol w:w="3360"/>
-        <w:gridCol w:w="3360"/>
-        <w:gridCol w:w="3360"/>
-      </w:tblGrid>
-      <w:tr>
-        <w:tc>
-          <w:tcPr>
-            <w:tcW w:type="dxa" w:w="2448"/>
-            <w:shd w:fill="D9EAF7"/>
-            <w:vAlign w:val="center"/>
-          </w:tcPr>
-          <w:p>
-            <w:pPr>
-              <w:spacing w:after="0"/>
-            </w:pPr>
-            <w:r/>
-            <w:r>
-              <w:rPr>
-                <w:rFonts w:ascii="Aptos" w:hAnsi="Aptos" w:eastAsia="Microsoft YaHei"/>
-                <w:b/>
-                <w:sz w:val="18"/>
-              </w:rPr>
-              <w:t>Trigger</w:t>
-            </w:r>
-          </w:p>
-        </w:tc>
-        <w:tc>
-          <w:tcPr>
-            <w:tcW w:type="dxa" w:w="4320"/>
-            <w:shd w:fill="D9EAF7"/>
-            <w:vAlign w:val="center"/>
-          </w:tcPr>
-          <w:p>
-            <w:pPr>
-              <w:spacing w:after="0"/>
-            </w:pPr>
-            <w:r/>
-            <w:r>
-              <w:rPr>
-                <w:rFonts w:ascii="Aptos" w:hAnsi="Aptos" w:eastAsia="Microsoft YaHei"/>
-                <w:b/>
-                <w:sz w:val="18"/>
-              </w:rPr>
-              <w:t>Must do</w:t>
-            </w:r>
-          </w:p>
-        </w:tc>
-        <w:tc>
-          <w:tcPr>
-            <w:tcW w:type="dxa" w:w="3312"/>
-            <w:shd w:fill="D9EAF7"/>
-            <w:vAlign w:val="center"/>
-          </w:tcPr>
-          <w:p>
-            <w:pPr>
-              <w:spacing w:after="0"/>
-            </w:pPr>
-            <w:r/>
-            <w:r>
-              <w:rPr>
-                <w:rFonts w:ascii="Aptos" w:hAnsi="Aptos" w:eastAsia="Microsoft YaHei"/>
-                <w:b/>
-                <w:sz w:val="18"/>
-              </w:rPr>
-              <w:t>Must not forget</w:t>
-            </w:r>
-          </w:p>
-        </w:tc>
-      </w:tr>
-      <w:tr>
-        <w:tc>
-          <w:tcPr>
-            <w:tcW w:type="dxa" w:w="2448"/>
-            <w:vAlign w:val="top"/>
-          </w:tcPr>
-          <w:p>
-            <w:pPr>
-              <w:spacing w:after="0"/>
-            </w:pPr>
-            <w:r/>
-            <w:r>
-              <w:rPr>
-                <w:rFonts w:ascii="Aptos" w:hAnsi="Aptos" w:eastAsia="Microsoft YaHei"/>
-                <w:b w:val="0"/>
-                <w:sz w:val="18"/>
-              </w:rPr>
-              <w:t>python main.py</w:t>
-            </w:r>
-          </w:p>
-        </w:tc>
-        <w:tc>
-          <w:tcPr>
-            <w:tcW w:type="dxa" w:w="4320"/>
-            <w:vAlign w:val="top"/>
-          </w:tcPr>
-          <w:p>
-            <w:pPr>
-              <w:spacing w:after="0"/>
-            </w:pPr>
-            <w:r/>
-            <w:r>
-              <w:rPr>
-                <w:rFonts w:ascii="Aptos" w:hAnsi="Aptos" w:eastAsia="Microsoft YaHei"/>
-                <w:b w:val="0"/>
-                <w:sz w:val="18"/>
-              </w:rPr>
-              <w:t>如果 interactive 且 runtime.current_thread_id 存在，询问是否恢复；否则生成新 thread_id。</w:t>
-            </w:r>
-          </w:p>
-        </w:tc>
-        <w:tc>
-          <w:tcPr>
-            <w:tcW w:type="dxa" w:w="3312"/>
-            <w:vAlign w:val="top"/>
-          </w:tcPr>
-          <w:p>
-            <w:pPr>
-              <w:spacing w:after="0"/>
-            </w:pPr>
-            <w:r/>
-            <w:r>
-              <w:rPr>
-                <w:rFonts w:ascii="Aptos" w:hAnsi="Aptos" w:eastAsia="Microsoft YaHei"/>
-                <w:b w:val="0"/>
-                <w:sz w:val="18"/>
-              </w:rPr>
-              <w:t>one-shot message 默认不要弹 input 询问，避免脚本被卡住。</w:t>
-            </w:r>
-          </w:p>
-        </w:tc>
-      </w:tr>
-      <w:tr>
-        <w:tc>
-          <w:tcPr>
-            <w:tcW w:type="dxa" w:w="2448"/>
-            <w:vAlign w:val="top"/>
-          </w:tcPr>
-          <w:p>
-            <w:pPr>
-              <w:spacing w:after="0"/>
-            </w:pPr>
-            <w:r/>
-            <w:r>
-              <w:rPr>
-                <w:rFonts w:ascii="Aptos" w:hAnsi="Aptos" w:eastAsia="Microsoft YaHei"/>
-                <w:b w:val="0"/>
-                <w:sz w:val="18"/>
-              </w:rPr>
-              <w:t>python main.py --resume THREAD_ID</w:t>
-            </w:r>
-          </w:p>
-        </w:tc>
-        <w:tc>
-          <w:tcPr>
-            <w:tcW w:type="dxa" w:w="4320"/>
-            <w:vAlign w:val="top"/>
-          </w:tcPr>
-          <w:p>
-            <w:pPr>
-              <w:spacing w:after="0"/>
-            </w:pPr>
-            <w:r/>
-            <w:r>
-              <w:rPr>
-                <w:rFonts w:ascii="Aptos" w:hAnsi="Aptos" w:eastAsia="Microsoft YaHei"/>
-                <w:b w:val="0"/>
-                <w:sz w:val="18"/>
-              </w:rPr>
-              <w:t>加载 memory/thread_objects/THREAD_ID.json，设置 thread_id，传入 restored_messages。</w:t>
-            </w:r>
-          </w:p>
-        </w:tc>
-        <w:tc>
-          <w:tcPr>
-            <w:tcW w:type="dxa" w:w="3312"/>
-            <w:vAlign w:val="top"/>
-          </w:tcPr>
-          <w:p>
-            <w:pPr>
-              <w:spacing w:after="0"/>
-            </w:pPr>
-            <w:r/>
-            <w:r>
-              <w:rPr>
-                <w:rFonts w:ascii="Aptos" w:hAnsi="Aptos" w:eastAsia="Microsoft YaHei"/>
-                <w:b w:val="0"/>
-                <w:sz w:val="18"/>
-              </w:rPr>
-              <w:t>不要再询问 unfinished thread。找不到 snapshot 要干净报错。</w:t>
-            </w:r>
-          </w:p>
-        </w:tc>
-      </w:tr>
-      <w:tr>
-        <w:tc>
-          <w:tcPr>
-            <w:tcW w:type="dxa" w:w="2448"/>
-            <w:vAlign w:val="top"/>
-          </w:tcPr>
-          <w:p>
-            <w:pPr>
-              <w:spacing w:after="0"/>
-            </w:pPr>
-            <w:r/>
-            <w:r>
-              <w:rPr>
-                <w:rFonts w:ascii="Aptos" w:hAnsi="Aptos" w:eastAsia="Microsoft YaHei"/>
-                <w:b w:val="0"/>
-                <w:sz w:val="18"/>
-              </w:rPr>
-              <w:t>python main.py --thread-id THREAD_ID</w:t>
-            </w:r>
-          </w:p>
-        </w:tc>
-        <w:tc>
-          <w:tcPr>
-            <w:tcW w:type="dxa" w:w="4320"/>
-            <w:vAlign w:val="top"/>
-          </w:tcPr>
-          <w:p>
-            <w:pPr>
-              <w:spacing w:after="0"/>
-            </w:pPr>
-            <w:r/>
-            <w:r>
-              <w:rPr>
-                <w:rFonts w:ascii="Aptos" w:hAnsi="Aptos" w:eastAsia="Microsoft YaHei"/>
-                <w:b w:val="0"/>
-                <w:sz w:val="18"/>
-              </w:rPr>
-              <w:t>只指定 thread_id。是否加载 snapshot 是另一个显式行为。</w:t>
-            </w:r>
-          </w:p>
-        </w:tc>
-        <w:tc>
-          <w:tcPr>
-            <w:tcW w:type="dxa" w:w="3312"/>
-            <w:vAlign w:val="top"/>
-          </w:tcPr>
-          <w:p>
-            <w:pPr>
-              <w:spacing w:after="0"/>
-            </w:pPr>
-            <w:r/>
-            <w:r>
-              <w:rPr>
-                <w:rFonts w:ascii="Aptos" w:hAnsi="Aptos" w:eastAsia="Microsoft YaHei"/>
-                <w:b w:val="0"/>
-                <w:sz w:val="18"/>
-              </w:rPr>
-              <w:t>不要偷偷当成 resume。</w:t>
-            </w:r>
-          </w:p>
-        </w:tc>
-      </w:tr>
-      <w:tr>
-        <w:tc>
-          <w:tcPr>
-            <w:tcW w:type="dxa" w:w="2448"/>
-            <w:vAlign w:val="top"/>
-          </w:tcPr>
-          <w:p>
-            <w:pPr>
-              <w:spacing w:after="0"/>
-            </w:pPr>
-            <w:r/>
-            <w:r>
-              <w:rPr>
-                <w:rFonts w:ascii="Aptos" w:hAnsi="Aptos" w:eastAsia="Microsoft YaHei"/>
-                <w:b w:val="0"/>
-                <w:sz w:val="18"/>
-              </w:rPr>
-              <w:t>one-shot message</w:t>
-            </w:r>
-          </w:p>
-        </w:tc>
-        <w:tc>
-          <w:tcPr>
-            <w:tcW w:type="dxa" w:w="4320"/>
-            <w:vAlign w:val="top"/>
-          </w:tcPr>
-          <w:p>
-            <w:pPr>
-              <w:spacing w:after="0"/>
-            </w:pPr>
-            <w:r/>
-            <w:r>
-              <w:rPr>
-                <w:rFonts w:ascii="Aptos" w:hAnsi="Aptos" w:eastAsia="Microsoft YaHei"/>
-                <w:b w:val="0"/>
-                <w:sz w:val="18"/>
-              </w:rPr>
-              <w:t>发送消息，保存 snapshot，运行 DreamAgent。</w:t>
-            </w:r>
-          </w:p>
-        </w:tc>
-        <w:tc>
-          <w:tcPr>
-            <w:tcW w:type="dxa" w:w="3312"/>
-            <w:vAlign w:val="top"/>
-          </w:tcPr>
-          <w:p>
-            <w:pPr>
-              <w:spacing w:after="0"/>
-            </w:pPr>
-            <w:r/>
-            <w:r>
-              <w:rPr>
-                <w:rFonts w:ascii="Aptos" w:hAnsi="Aptos" w:eastAsia="Microsoft YaHei"/>
-                <w:b w:val="0"/>
-                <w:sz w:val="18"/>
-              </w:rPr>
-              <w:t>不要进入 interactive loop，不要等待用户输入。</w:t>
-            </w:r>
-          </w:p>
-        </w:tc>
-      </w:tr>
-      <w:tr>
-        <w:tc>
-          <w:tcPr>
-            <w:tcW w:type="dxa" w:w="2448"/>
-            <w:vAlign w:val="top"/>
-          </w:tcPr>
-          <w:p>
-            <w:pPr>
-              <w:spacing w:after="0"/>
-            </w:pPr>
-            <w:r/>
-            <w:r>
-              <w:rPr>
-                <w:rFonts w:ascii="Aptos" w:hAnsi="Aptos" w:eastAsia="Microsoft YaHei"/>
-                <w:b w:val="0"/>
-                <w:sz w:val="18"/>
-              </w:rPr>
-              <w:t>/new</w:t>
-            </w:r>
-          </w:p>
-        </w:tc>
-        <w:tc>
-          <w:tcPr>
-            <w:tcW w:type="dxa" w:w="4320"/>
-            <w:vAlign w:val="top"/>
-          </w:tcPr>
-          <w:p>
-            <w:pPr>
-              <w:spacing w:after="0"/>
-            </w:pPr>
-            <w:r/>
-            <w:r>
-              <w:rPr>
-                <w:rFonts w:ascii="Aptos" w:hAnsi="Aptos" w:eastAsia="Microsoft YaHei"/>
-                <w:b w:val="0"/>
-                <w:sz w:val="18"/>
-              </w:rPr>
-              <w:t>保存旧 snapshot，生成新 thread_id，清 current_project，写 current_thread_id，清 restored_messages。</w:t>
-            </w:r>
-          </w:p>
-        </w:tc>
-        <w:tc>
-          <w:tcPr>
-            <w:tcW w:type="dxa" w:w="3312"/>
-            <w:vAlign w:val="top"/>
-          </w:tcPr>
-          <w:p>
-            <w:pPr>
-              <w:spacing w:after="0"/>
-            </w:pPr>
-            <w:r/>
-            <w:r>
-              <w:rPr>
-                <w:rFonts w:ascii="Aptos" w:hAnsi="Aptos" w:eastAsia="Microsoft YaHei"/>
-                <w:b w:val="0"/>
-                <w:sz w:val="18"/>
-              </w:rPr>
-              <w:t>banner、README、测试用例要和命令名同步。</w:t>
-            </w:r>
-          </w:p>
-        </w:tc>
-      </w:tr>
-      <w:tr>
-        <w:tc>
-          <w:tcPr>
-            <w:tcW w:type="dxa" w:w="2448"/>
-            <w:vAlign w:val="top"/>
-          </w:tcPr>
-          <w:p>
-            <w:pPr>
-              <w:spacing w:after="0"/>
-            </w:pPr>
-            <w:r/>
-            <w:r>
-              <w:rPr>
-                <w:rFonts w:ascii="Aptos" w:hAnsi="Aptos" w:eastAsia="Microsoft YaHei"/>
-                <w:b w:val="0"/>
-                <w:sz w:val="18"/>
-              </w:rPr>
-              <w:t>/quit 或 /exit</w:t>
-            </w:r>
-          </w:p>
-        </w:tc>
-        <w:tc>
-          <w:tcPr>
-            <w:tcW w:type="dxa" w:w="4320"/>
-            <w:vAlign w:val="top"/>
-          </w:tcPr>
-          <w:p>
-            <w:pPr>
-              <w:spacing w:after="0"/>
-            </w:pPr>
-            <w:r/>
-            <w:r>
-              <w:rPr>
-                <w:rFonts w:ascii="Aptos" w:hAnsi="Aptos" w:eastAsia="Microsoft YaHei"/>
-                <w:b w:val="0"/>
-                <w:sz w:val="18"/>
-              </w:rPr>
-              <w:t>保存 snapshot，DreamAgent consolidation，清 current_project/current_thread_id，写 runtime.json。</w:t>
-            </w:r>
-          </w:p>
-        </w:tc>
-        <w:tc>
-          <w:tcPr>
-            <w:tcW w:type="dxa" w:w="3312"/>
-            <w:vAlign w:val="top"/>
-          </w:tcPr>
-          <w:p>
-            <w:pPr>
-              <w:spacing w:after="0"/>
-            </w:pPr>
-            <w:r/>
-            <w:r>
-              <w:rPr>
-                <w:rFonts w:ascii="Aptos" w:hAnsi="Aptos" w:eastAsia="Microsoft YaHei"/>
-                <w:b w:val="0"/>
-                <w:sz w:val="18"/>
-              </w:rPr>
-              <w:t>正常退出后不要留下 unfinished thread。</w:t>
-            </w:r>
-          </w:p>
-        </w:tc>
-      </w:tr>
-      <w:tr>
-        <w:tc>
-          <w:tcPr>
-            <w:tcW w:type="dxa" w:w="2448"/>
-            <w:vAlign w:val="top"/>
-          </w:tcPr>
-          <w:p>
-            <w:pPr>
-              <w:spacing w:after="0"/>
-            </w:pPr>
-            <w:r/>
-            <w:r>
-              <w:rPr>
-                <w:rFonts w:ascii="Aptos" w:hAnsi="Aptos" w:eastAsia="Microsoft YaHei"/>
-                <w:b w:val="0"/>
-                <w:sz w:val="18"/>
-              </w:rPr>
-              <w:t>Ctrl+C / EOF</w:t>
-            </w:r>
-          </w:p>
-        </w:tc>
-        <w:tc>
-          <w:tcPr>
-            <w:tcW w:type="dxa" w:w="4320"/>
-            <w:vAlign w:val="top"/>
-          </w:tcPr>
-          <w:p>
-            <w:pPr>
-              <w:spacing w:after="0"/>
-            </w:pPr>
-            <w:r/>
-            <w:r>
-              <w:rPr>
-                <w:rFonts w:ascii="Aptos" w:hAnsi="Aptos" w:eastAsia="Microsoft YaHei"/>
-                <w:b w:val="0"/>
-                <w:sz w:val="18"/>
-              </w:rPr>
-              <w:t>保存 snapshot，写 runtime.json，保留 current_thread_id。</w:t>
-            </w:r>
-          </w:p>
-        </w:tc>
-        <w:tc>
-          <w:tcPr>
-            <w:tcW w:type="dxa" w:w="3312"/>
-            <w:vAlign w:val="top"/>
-          </w:tcPr>
-          <w:p>
-            <w:pPr>
-              <w:spacing w:after="0"/>
-            </w:pPr>
-            <w:r/>
-            <w:r>
-              <w:rPr>
-                <w:rFonts w:ascii="Aptos" w:hAnsi="Aptos" w:eastAsia="Microsoft YaHei"/>
-                <w:b w:val="0"/>
-                <w:sz w:val="18"/>
-              </w:rPr>
-              <w:t>不要运行清理式 quit 逻辑，否则会失去恢复提示。</w:t>
-            </w:r>
-          </w:p>
-        </w:tc>
-      </w:tr>
-      <w:tr>
-        <w:tc>
-          <w:tcPr>
-            <w:tcW w:type="dxa" w:w="2448"/>
-            <w:vAlign w:val="top"/>
-          </w:tcPr>
-          <w:p>
-            <w:pPr>
-              <w:spacing w:after="0"/>
-            </w:pPr>
-            <w:r/>
-            <w:r>
-              <w:rPr>
-                <w:rFonts w:ascii="Aptos" w:hAnsi="Aptos" w:eastAsia="Microsoft YaHei"/>
-                <w:b w:val="0"/>
-                <w:sz w:val="18"/>
-              </w:rPr>
-              <w:t>/attach</w:t>
-            </w:r>
-          </w:p>
-        </w:tc>
-        <w:tc>
-          <w:tcPr>
-            <w:tcW w:type="dxa" w:w="4320"/>
-            <w:vAlign w:val="top"/>
-          </w:tcPr>
-          <w:p>
-            <w:pPr>
-              <w:spacing w:after="0"/>
-            </w:pPr>
-            <w:r/>
-            <w:r>
-              <w:rPr>
-                <w:rFonts w:ascii="Aptos" w:hAnsi="Aptos" w:eastAsia="Microsoft YaHei"/>
-                <w:b w:val="0"/>
-                <w:sz w:val="18"/>
-              </w:rPr>
-              <w:t>只把附件挂到下一条消息，发送后清空 attachment_list。</w:t>
-            </w:r>
-          </w:p>
-        </w:tc>
-        <w:tc>
-          <w:tcPr>
-            <w:tcW w:type="dxa" w:w="3312"/>
-            <w:vAlign w:val="top"/>
-          </w:tcPr>
-          <w:p>
-            <w:pPr>
-              <w:spacing w:after="0"/>
-            </w:pPr>
-            <w:r/>
-            <w:r>
-              <w:rPr>
-                <w:rFonts w:ascii="Aptos" w:hAnsi="Aptos" w:eastAsia="Microsoft YaHei"/>
-                <w:b w:val="0"/>
-                <w:sz w:val="18"/>
-              </w:rPr>
-              <w:t>切换/new thread 时不要带着旧附件继续跑。</w:t>
-            </w:r>
-          </w:p>
-        </w:tc>
-      </w:tr>
-    </w:tbl>
-    <w:p/>
-    <w:p>
-      <w:pPr>
-        <w:pStyle w:val="Heading1"/>
-      </w:pPr>
-      <w:r>
-        <w:t>5. Common Change Recipes</w:t>
+        <w:rPr>
+          <w:rFonts w:ascii="Calibri" w:hAnsi="Calibri" w:eastAsia="Microsoft YaHei"/>
+        </w:rPr>
+        <w:t>Cleo Desktop、CLI 和 TUI 共用同一个 Python product core。通用聊天调用配置的 chat model；Productivity 通过 AgentAdapter 连接 Codex、Claude SDK 或 ACP agent。所有完成后的语义事件进入同一套 SessionStore 与 memory pipeline。</w:t>
       </w:r>
     </w:p>
     <w:p>
       <w:pPr>
-        <w:pStyle w:val="Heading2"/>
-      </w:pPr>
-      <w:r>
-        <w:t>5.1 Rename or add a slash command</w:t>
-      </w:r>
-    </w:p>
-    <w:p>
-      <w:pPr>
-        <w:spacing w:after="60"/>
-        <w:ind w:left="259" w:hanging="259"/>
+        <w:pStyle w:val="CodeBlock"/>
+        <w:shd w:fill="F4F7FA"/>
       </w:pPr>
       <w:r>
         <w:rPr>
-          <w:rFonts w:ascii="Aptos" w:hAnsi="Aptos" w:eastAsia="Microsoft YaHei"/>
-          <w:sz w:val="20"/>
+          <w:rFonts w:ascii="Consolas" w:hAnsi="Consolas" w:eastAsia="Microsoft YaHei"/>
+          <w:color w:val="16324F"/>
+          <w:sz w:val="19"/>
         </w:rPr>
-        <w:t>- 更新 _run_chat_loop 中的命令判断。</w:t>
-      </w:r>
-    </w:p>
-    <w:p>
-      <w:pPr>
-        <w:spacing w:after="60"/>
-        <w:ind w:left="259" w:hanging="259"/>
-      </w:pPr>
-      <w:r>
-        <w:rPr>
-          <w:rFonts w:ascii="Aptos" w:hAnsi="Aptos" w:eastAsia="Microsoft YaHei"/>
-          <w:sz w:val="20"/>
-        </w:rPr>
-        <w:t>- 更新 interactive banner，例如 /reset 改成 /new 时 banner 也要改。</w:t>
-      </w:r>
-    </w:p>
-    <w:p>
-      <w:pPr>
-        <w:spacing w:after="60"/>
-        <w:ind w:left="259" w:hanging="259"/>
-      </w:pPr>
-      <w:r>
-        <w:rPr>
-          <w:rFonts w:ascii="Aptos" w:hAnsi="Aptos" w:eastAsia="Microsoft YaHei"/>
-          <w:sz w:val="20"/>
-        </w:rPr>
-        <w:t>- 检查这个命令是否影响 runtime.current_thread_id、current_project、recent_threads。</w:t>
-      </w:r>
-    </w:p>
-    <w:p>
-      <w:pPr>
-        <w:spacing w:after="60"/>
-        <w:ind w:left="259" w:hanging="259"/>
-      </w:pPr>
-      <w:r>
-        <w:rPr>
-          <w:rFonts w:ascii="Aptos" w:hAnsi="Aptos" w:eastAsia="Microsoft YaHei"/>
-          <w:sz w:val="20"/>
-        </w:rPr>
-        <w:t>- 检查是否要先调用 _save_thread_snapshot。</w:t>
-      </w:r>
-    </w:p>
-    <w:p>
-      <w:pPr>
-        <w:spacing w:after="60"/>
-        <w:ind w:left="259" w:hanging="259"/>
-      </w:pPr>
-      <w:r>
-        <w:rPr>
-          <w:rFonts w:ascii="Aptos" w:hAnsi="Aptos" w:eastAsia="Microsoft YaHei"/>
-          <w:sz w:val="20"/>
-        </w:rPr>
-        <w:t>- 更新 README.md、README.en.md 和本维护文档。</w:t>
-      </w:r>
-    </w:p>
-    <w:p>
-      <w:pPr>
-        <w:spacing w:after="60"/>
-        <w:ind w:left="259" w:hanging="259"/>
-      </w:pPr>
-      <w:r>
-        <w:rPr>
-          <w:rFonts w:ascii="Aptos" w:hAnsi="Aptos" w:eastAsia="Microsoft YaHei"/>
-          <w:sz w:val="20"/>
-        </w:rPr>
-        <w:t>- 跑 python main.py --help、python -m py_compile main.py、ruff check main.py。</w:t>
-      </w:r>
-    </w:p>
-    <w:p>
-      <w:pPr>
-        <w:pStyle w:val="Heading2"/>
-      </w:pPr>
-      <w:r>
-        <w:t>5.2 Add resume or switch behavior</w:t>
-      </w:r>
-    </w:p>
-    <w:p>
-      <w:pPr>
-        <w:spacing w:after="60"/>
-        <w:ind w:left="259" w:hanging="259"/>
-      </w:pPr>
-      <w:r>
-        <w:rPr>
-          <w:rFonts w:ascii="Aptos" w:hAnsi="Aptos" w:eastAsia="Microsoft YaHei"/>
-          <w:sz w:val="20"/>
-        </w:rPr>
-        <w:t>- 先决定是 startup resume 还是 in-chat switch。startup resume 属于 main() 的状态选择；switch 属于 chat loop lifecycle。</w:t>
-      </w:r>
-    </w:p>
-    <w:p>
-      <w:pPr>
-        <w:spacing w:after="60"/>
-        <w:ind w:left="259" w:hanging="259"/>
-      </w:pPr>
-      <w:r>
-        <w:rPr>
-          <w:rFonts w:ascii="Aptos" w:hAnsi="Aptos" w:eastAsia="Microsoft YaHei"/>
-          <w:sz w:val="20"/>
-        </w:rPr>
-        <w:t>- 先统一算出 thread_id 和 loaded_messages，再进入 interactive 或 one-shot 分支。</w:t>
-      </w:r>
-    </w:p>
-    <w:p>
-      <w:pPr>
-        <w:spacing w:after="60"/>
-        <w:ind w:left="259" w:hanging="259"/>
-      </w:pPr>
-      <w:r>
-        <w:rPr>
-          <w:rFonts w:ascii="Aptos" w:hAnsi="Aptos" w:eastAsia="Microsoft YaHei"/>
-          <w:sz w:val="20"/>
-        </w:rPr>
-        <w:t>- 如果是显式参数，跳过 unfinished thread 自动询问。</w:t>
-      </w:r>
-    </w:p>
-    <w:p>
-      <w:pPr>
-        <w:spacing w:after="60"/>
-        <w:ind w:left="259" w:hanging="259"/>
-      </w:pPr>
-      <w:r>
-        <w:rPr>
-          <w:rFonts w:ascii="Aptos" w:hAnsi="Aptos" w:eastAsia="Microsoft YaHei"/>
-          <w:sz w:val="20"/>
-        </w:rPr>
-        <w:t>- 如果是 in-chat switch，推荐让 chat loop 返回 action，由外层 controller 重启新 session。</w:t>
-      </w:r>
-    </w:p>
-    <w:p>
-      <w:pPr>
-        <w:spacing w:after="60"/>
-        <w:ind w:left="259" w:hanging="259"/>
-      </w:pPr>
-      <w:r>
-        <w:rPr>
-          <w:rFonts w:ascii="Aptos" w:hAnsi="Aptos" w:eastAsia="Microsoft YaHei"/>
-          <w:sz w:val="20"/>
-        </w:rPr>
-        <w:t>- 切换前保存当前 thread snapshot，切换后清 attachment_list 和 restored_messages。</w:t>
-      </w:r>
-    </w:p>
-    <w:p>
-      <w:pPr>
-        <w:pStyle w:val="Heading2"/>
-      </w:pPr>
-      <w:r>
-        <w:t>5.3 Change runtime.json schema</w:t>
-      </w:r>
-    </w:p>
-    <w:p>
-      <w:pPr>
-        <w:spacing w:after="60"/>
-        <w:ind w:left="259" w:hanging="259"/>
-      </w:pPr>
-      <w:r>
-        <w:rPr>
-          <w:rFonts w:ascii="Aptos" w:hAnsi="Aptos" w:eastAsia="Microsoft YaHei"/>
-          <w:sz w:val="20"/>
-        </w:rPr>
-        <w:t>- 先改 DEFAULT_RUNTIME_STATE。</w:t>
-      </w:r>
-    </w:p>
-    <w:p>
-      <w:pPr>
-        <w:spacing w:after="60"/>
-        <w:ind w:left="259" w:hanging="259"/>
-      </w:pPr>
-      <w:r>
-        <w:rPr>
-          <w:rFonts w:ascii="Aptos" w:hAnsi="Aptos" w:eastAsia="Microsoft YaHei"/>
-          <w:sz w:val="20"/>
-        </w:rPr>
-        <w:t>- 再改 Runtime.__init__ 的读取默认值。</w:t>
-      </w:r>
-    </w:p>
-    <w:p>
-      <w:pPr>
-        <w:spacing w:after="60"/>
-        <w:ind w:left="259" w:hanging="259"/>
-      </w:pPr>
-      <w:r>
-        <w:rPr>
-          <w:rFonts w:ascii="Aptos" w:hAnsi="Aptos" w:eastAsia="Microsoft YaHei"/>
-          <w:sz w:val="20"/>
-        </w:rPr>
-        <w:t>- 再改 update_runtime_json 的写回字段。</w:t>
-      </w:r>
-    </w:p>
-    <w:p>
-      <w:pPr>
-        <w:spacing w:after="60"/>
-        <w:ind w:left="259" w:hanging="259"/>
-      </w:pPr>
-      <w:r>
-        <w:rPr>
-          <w:rFonts w:ascii="Aptos" w:hAnsi="Aptos" w:eastAsia="Microsoft YaHei"/>
-          <w:sz w:val="20"/>
-        </w:rPr>
-        <w:t>- 必要时加轻量 migration，兼容旧 runtime.json。</w:t>
-      </w:r>
-    </w:p>
-    <w:p>
-      <w:pPr>
-        <w:spacing w:after="60"/>
-        <w:ind w:left="259" w:hanging="259"/>
-      </w:pPr>
-      <w:r>
-        <w:rPr>
-          <w:rFonts w:ascii="Aptos" w:hAnsi="Aptos" w:eastAsia="Microsoft YaHei"/>
-          <w:sz w:val="20"/>
-        </w:rPr>
-        <w:t>- 同步 data/runtime_example.json、README、architecture docs。</w:t>
-      </w:r>
-    </w:p>
-    <w:p>
-      <w:pPr>
-        <w:spacing w:after="60"/>
-        <w:ind w:left="259" w:hanging="259"/>
-      </w:pPr>
-      <w:r>
-        <w:rPr>
-          <w:rFonts w:ascii="Aptos" w:hAnsi="Aptos" w:eastAsia="Microsoft YaHei"/>
-          <w:sz w:val="20"/>
-        </w:rPr>
-        <w:t>- 不要提交真实 data/runtime.json。</w:t>
+        <w:t>Desktop / CLI / TUI</w:t>
+        <w:br/>
+        <w:t xml:space="preserve">        |</w:t>
+        <w:br/>
+        <w:t xml:space="preserve">        +-- Cleo Chat -------- configured LLM</w:t>
+        <w:br/>
+        <w:t xml:space="preserve">        +-- Productivity ----- AgentAdapter ----- external harness</w:t>
+        <w:br/>
+        <w:t xml:space="preserve">                                  |</w:t>
+        <w:br/>
+        <w:t xml:space="preserve">                                  v</w:t>
+        <w:br/>
+        <w:t xml:space="preserve">                   manifest + append-only events</w:t>
+        <w:br/>
+        <w:t xml:space="preserve">                                  |</w:t>
+        <w:br/>
+        <w:t xml:space="preserve">                    compact + indexes + DreamAgent</w:t>
       </w:r>
     </w:p>
     <w:p>
@@ -2057,182 +305,188 @@
         <w:pStyle w:val="Heading1"/>
       </w:pPr>
       <w:r>
-        <w:t>6. Snapshot and Memory Save Flow</w:t>
+        <w:t>2. 不变量与权威级别</w:t>
       </w:r>
     </w:p>
     <w:p>
       <w:pPr>
-        <w:spacing w:before="40" w:after="80"/>
-        <w:ind w:left="230"/>
+        <w:pStyle w:val="ListBullet"/>
       </w:pPr>
       <w:r>
         <w:rPr>
-          <w:rFonts w:ascii="Consolas" w:hAnsi="Consolas" w:eastAsia="Microsoft YaHei"/>
-          <w:color w:val="2C3E50"/>
-          <w:sz w:val="18"/>
+          <w:rFonts w:ascii="Calibri" w:hAnsi="Calibri" w:eastAsia="Microsoft YaHei"/>
         </w:rPr>
-        <w:t>_save_thread_snapshot(agent, runtime, thread_id, fallback_messages)</w:t>
+        <w:t>每条 session/memory 数据必须绑定 space + project + session_id。</w:t>
       </w:r>
     </w:p>
     <w:p>
       <w:pPr>
-        <w:spacing w:after="60"/>
-        <w:ind w:left="259" w:hanging="259"/>
+        <w:pStyle w:val="ListBullet"/>
       </w:pPr>
       <w:r>
         <w:rPr>
-          <w:rFonts w:ascii="Aptos" w:hAnsi="Aptos" w:eastAsia="Microsoft YaHei"/>
-          <w:sz w:val="20"/>
+          <w:rFonts w:ascii="Calibri" w:hAnsi="Calibri" w:eastAsia="Microsoft YaHei"/>
         </w:rPr>
-        <w:t>- 从 agent.deepagent.get_state({"configurable": {"thread_id": thread_id}}) 读取当前 messages。</w:t>
+        <w:t>non_productivity 与 productivity 不能共享 project memory；全局 persona 只允许保存抽象交互倾向。</w:t>
       </w:r>
     </w:p>
     <w:p>
       <w:pPr>
-        <w:spacing w:after="60"/>
-        <w:ind w:left="259" w:hanging="259"/>
+        <w:pStyle w:val="ListBullet"/>
       </w:pPr>
       <w:r>
         <w:rPr>
-          <w:rFonts w:ascii="Aptos" w:hAnsi="Aptos" w:eastAsia="Microsoft YaHei"/>
-          <w:sz w:val="20"/>
+          <w:rFonts w:ascii="Calibri" w:hAnsi="Calibri" w:eastAsia="Microsoft YaHei"/>
         </w:rPr>
-        <w:t>- 如果 state 里没有 messages，使用 fallback restored_messages。</w:t>
+        <w:t>event log 先成功追加，才更新 manifest、compact 和 SQLite 投影。投影失败不得损坏事实源。</w:t>
       </w:r>
     </w:p>
     <w:p>
       <w:pPr>
-        <w:spacing w:after="60"/>
-        <w:ind w:left="259" w:hanging="259"/>
+        <w:pStyle w:val="ListBullet"/>
       </w:pPr>
       <w:r>
         <w:rPr>
-          <w:rFonts w:ascii="Aptos" w:hAnsi="Aptos" w:eastAsia="Microsoft YaHei"/>
-          <w:sz w:val="20"/>
+          <w:rFonts w:ascii="Calibri" w:hAnsi="Calibri" w:eastAsia="Microsoft YaHei"/>
         </w:rPr>
-        <w:t>- 调用 save_messages_to_file(messages, f"{thread_id}.json", runtime)。</w:t>
+        <w:t>DreamAgent 只能读取 hash 校验通过的 compact；evidence event ID 必须存在于同 scope 的 source 中。</w:t>
       </w:r>
     </w:p>
     <w:p>
       <w:pPr>
-        <w:spacing w:after="60"/>
-        <w:ind w:left="259" w:hanging="259"/>
+        <w:pStyle w:val="ListBullet"/>
       </w:pPr>
       <w:r>
         <w:rPr>
-          <w:rFonts w:ascii="Aptos" w:hAnsi="Aptos" w:eastAsia="Microsoft YaHei"/>
-          <w:sz w:val="20"/>
+          <w:rFonts w:ascii="Calibri" w:hAnsi="Calibri" w:eastAsia="Microsoft YaHei"/>
         </w:rPr>
-        <w:t>- save_messages_to_file 写 memory/thread_objects/&lt;thread_id&gt;.json。</w:t>
-      </w:r>
-    </w:p>
-    <w:p>
-      <w:pPr>
-        <w:spacing w:after="60"/>
-        <w:ind w:left="259" w:hanging="259"/>
-      </w:pPr>
-      <w:r>
-        <w:rPr>
-          <w:rFonts w:ascii="Aptos" w:hAnsi="Aptos" w:eastAsia="Microsoft YaHei"/>
-          <w:sz w:val="20"/>
-        </w:rPr>
-        <w:t>- save_messages_to_file 追加 memory/threads.jsonl。</w:t>
-      </w:r>
-    </w:p>
-    <w:p>
-      <w:pPr>
-        <w:spacing w:after="60"/>
-        <w:ind w:left="259" w:hanging="259"/>
-      </w:pPr>
-      <w:r>
-        <w:rPr>
-          <w:rFonts w:ascii="Aptos" w:hAnsi="Aptos" w:eastAsia="Microsoft YaHei"/>
-          <w:sz w:val="20"/>
-        </w:rPr>
-        <w:t>- runtime.append_recent_threads(thread_id) 把 thread 加入 recent_threads 并写回 runtime.json。</w:t>
-      </w:r>
-    </w:p>
-    <w:p>
-      <w:pPr>
-        <w:pStyle w:val="Heading1"/>
-      </w:pPr>
-      <w:r>
-        <w:t>7. Minimum Checks Before Stopping</w:t>
+        <w:t>自动记忆不能修改 AGENTS.md、授予权限、定义工具规则或创建 skill。</w:t>
       </w:r>
     </w:p>
     <w:tbl>
       <w:tblPr>
         <w:tblStyle w:val="TableGrid"/>
-        <w:tblW w:type="auto" w:w="0"/>
-        <w:jc w:val="center"/>
+        <w:tblW w:type="dxa" w:w="9360"/>
+        <w:jc w:val="left"/>
+        <w:tblLayout w:type="fixed"/>
         <w:tblLook w:firstColumn="1" w:firstRow="1" w:lastColumn="0" w:lastRow="0" w:noHBand="0" w:noVBand="1" w:val="04A0"/>
+        <w:tblInd w:w="120" w:type="dxa"/>
       </w:tblPr>
       <w:tblGrid>
-        <w:gridCol w:w="3360"/>
-        <w:gridCol w:w="3360"/>
-        <w:gridCol w:w="3360"/>
+        <w:gridCol w:w="2160"/>
+        <w:gridCol w:w="3024"/>
+        <w:gridCol w:w="1296"/>
+        <w:gridCol w:w="2880"/>
       </w:tblGrid>
       <w:tr>
+        <w:trPr>
+          <w:tblHeader w:val="true"/>
+        </w:trPr>
         <w:tc>
           <w:tcPr>
             <w:tcW w:type="dxa" w:w="2160"/>
-            <w:shd w:fill="D9EAF7"/>
+            <w:shd w:fill="E8EEF5"/>
+            <w:tcMar>
+              <w:top w:w="80" w:type="dxa"/>
+              <w:start w:w="120" w:type="dxa"/>
+              <w:bottom w:w="80" w:type="dxa"/>
+              <w:end w:w="120" w:type="dxa"/>
+            </w:tcMar>
             <w:vAlign w:val="center"/>
           </w:tcPr>
           <w:p>
             <w:pPr>
               <w:spacing w:after="0"/>
             </w:pPr>
-            <w:r/>
             <w:r>
               <w:rPr>
-                <w:rFonts w:ascii="Aptos" w:hAnsi="Aptos" w:eastAsia="Microsoft YaHei"/>
+                <w:rFonts w:ascii="Calibri" w:hAnsi="Calibri" w:eastAsia="Microsoft YaHei"/>
                 <w:b/>
-                <w:sz w:val="18"/>
+                <w:color w:val="16324F"/>
+                <w:sz w:val="19"/>
               </w:rPr>
-              <w:t>Check</w:t>
+              <w:t>文件/存储</w:t>
             </w:r>
           </w:p>
         </w:tc>
         <w:tc>
           <w:tcPr>
-            <w:tcW w:type="dxa" w:w="4752"/>
-            <w:shd w:fill="D9EAF7"/>
+            <w:tcW w:type="dxa" w:w="3024"/>
+            <w:shd w:fill="E8EEF5"/>
+            <w:tcMar>
+              <w:top w:w="80" w:type="dxa"/>
+              <w:start w:w="120" w:type="dxa"/>
+              <w:bottom w:w="80" w:type="dxa"/>
+              <w:end w:w="120" w:type="dxa"/>
+            </w:tcMar>
             <w:vAlign w:val="center"/>
           </w:tcPr>
           <w:p>
             <w:pPr>
               <w:spacing w:after="0"/>
             </w:pPr>
-            <w:r/>
             <w:r>
               <w:rPr>
-                <w:rFonts w:ascii="Aptos" w:hAnsi="Aptos" w:eastAsia="Microsoft YaHei"/>
+                <w:rFonts w:ascii="Calibri" w:hAnsi="Calibri" w:eastAsia="Microsoft YaHei"/>
                 <w:b/>
-                <w:sz w:val="18"/>
+                <w:color w:val="16324F"/>
+                <w:sz w:val="19"/>
               </w:rPr>
-              <w:t>Command</w:t>
+              <w:t>角色</w:t>
             </w:r>
           </w:p>
         </w:tc>
         <w:tc>
           <w:tcPr>
-            <w:tcW w:type="dxa" w:w="3168"/>
-            <w:shd w:fill="D9EAF7"/>
+            <w:tcW w:type="dxa" w:w="1296"/>
+            <w:shd w:fill="E8EEF5"/>
+            <w:tcMar>
+              <w:top w:w="80" w:type="dxa"/>
+              <w:start w:w="120" w:type="dxa"/>
+              <w:bottom w:w="80" w:type="dxa"/>
+              <w:end w:w="120" w:type="dxa"/>
+            </w:tcMar>
             <w:vAlign w:val="center"/>
           </w:tcPr>
           <w:p>
             <w:pPr>
               <w:spacing w:after="0"/>
             </w:pPr>
-            <w:r/>
             <w:r>
               <w:rPr>
-                <w:rFonts w:ascii="Aptos" w:hAnsi="Aptos" w:eastAsia="Microsoft YaHei"/>
+                <w:rFonts w:ascii="Calibri" w:hAnsi="Calibri" w:eastAsia="Microsoft YaHei"/>
                 <w:b/>
-                <w:sz w:val="18"/>
+                <w:color w:val="16324F"/>
+                <w:sz w:val="19"/>
               </w:rPr>
-              <w:t>Expected result</w:t>
+              <w:t>可重建</w:t>
+            </w:r>
+          </w:p>
+        </w:tc>
+        <w:tc>
+          <w:tcPr>
+            <w:tcW w:type="dxa" w:w="2880"/>
+            <w:shd w:fill="E8EEF5"/>
+            <w:tcMar>
+              <w:top w:w="80" w:type="dxa"/>
+              <w:start w:w="120" w:type="dxa"/>
+              <w:bottom w:w="80" w:type="dxa"/>
+              <w:end w:w="120" w:type="dxa"/>
+            </w:tcMar>
+            <w:vAlign w:val="center"/>
+          </w:tcPr>
+          <w:p>
+            <w:pPr>
+              <w:spacing w:after="0"/>
+            </w:pPr>
+            <w:r>
+              <w:rPr>
+                <w:rFonts w:ascii="Calibri" w:hAnsi="Calibri" w:eastAsia="Microsoft YaHei"/>
+                <w:b/>
+                <w:color w:val="16324F"/>
+                <w:sz w:val="19"/>
+              </w:rPr>
+              <w:t>维护优先级</w:t>
             </w:r>
           </w:p>
         </w:tc>
@@ -2241,60 +495,96 @@
         <w:tc>
           <w:tcPr>
             <w:tcW w:type="dxa" w:w="2160"/>
-            <w:vAlign w:val="top"/>
+            <w:tcMar>
+              <w:top w:w="80" w:type="dxa"/>
+              <w:start w:w="120" w:type="dxa"/>
+              <w:bottom w:w="80" w:type="dxa"/>
+              <w:end w:w="120" w:type="dxa"/>
+            </w:tcMar>
+            <w:vAlign w:val="center"/>
           </w:tcPr>
           <w:p>
             <w:pPr>
-              <w:spacing w:after="0"/>
+              <w:spacing w:before="0" w:after="0" w:line="276" w:lineRule="auto"/>
             </w:pPr>
-            <w:r/>
             <w:r>
               <w:rPr>
-                <w:rFonts w:ascii="Aptos" w:hAnsi="Aptos" w:eastAsia="Microsoft YaHei"/>
-                <w:b w:val="0"/>
+                <w:rFonts w:ascii="Calibri" w:hAnsi="Calibri" w:eastAsia="Microsoft YaHei"/>
                 <w:sz w:val="18"/>
               </w:rPr>
-              <w:t>Syntax</w:t>
+              <w:t>events.jsonl</w:t>
             </w:r>
           </w:p>
         </w:tc>
         <w:tc>
           <w:tcPr>
-            <w:tcW w:type="dxa" w:w="4752"/>
-            <w:vAlign w:val="top"/>
+            <w:tcW w:type="dxa" w:w="3024"/>
+            <w:tcMar>
+              <w:top w:w="80" w:type="dxa"/>
+              <w:start w:w="120" w:type="dxa"/>
+              <w:bottom w:w="80" w:type="dxa"/>
+              <w:end w:w="120" w:type="dxa"/>
+            </w:tcMar>
+            <w:vAlign w:val="center"/>
           </w:tcPr>
           <w:p>
             <w:pPr>
-              <w:spacing w:after="0"/>
+              <w:spacing w:before="0" w:after="0" w:line="276" w:lineRule="auto"/>
             </w:pPr>
-            <w:r/>
             <w:r>
               <w:rPr>
-                <w:rFonts w:ascii="Aptos" w:hAnsi="Aptos" w:eastAsia="Microsoft YaHei"/>
-                <w:b w:val="0"/>
+                <w:rFonts w:ascii="Calibri" w:hAnsi="Calibri" w:eastAsia="Microsoft YaHei"/>
                 <w:sz w:val="18"/>
               </w:rPr>
-              <w:t>python -m py_compile main.py core/runtime/model.py core/memory/thread_memory.py</w:t>
+              <w:t>append-only session 事实源</w:t>
             </w:r>
           </w:p>
         </w:tc>
         <w:tc>
           <w:tcPr>
-            <w:tcW w:type="dxa" w:w="3168"/>
-            <w:vAlign w:val="top"/>
+            <w:tcW w:type="dxa" w:w="1296"/>
+            <w:tcMar>
+              <w:top w:w="80" w:type="dxa"/>
+              <w:start w:w="120" w:type="dxa"/>
+              <w:bottom w:w="80" w:type="dxa"/>
+              <w:end w:w="120" w:type="dxa"/>
+            </w:tcMar>
+            <w:vAlign w:val="center"/>
           </w:tcPr>
           <w:p>
             <w:pPr>
-              <w:spacing w:after="0"/>
+              <w:spacing w:before="0" w:after="0" w:line="276" w:lineRule="auto"/>
             </w:pPr>
-            <w:r/>
             <w:r>
               <w:rPr>
-                <w:rFonts w:ascii="Aptos" w:hAnsi="Aptos" w:eastAsia="Microsoft YaHei"/>
-                <w:b w:val="0"/>
+                <w:rFonts w:ascii="Calibri" w:hAnsi="Calibri" w:eastAsia="Microsoft YaHei"/>
                 <w:sz w:val="18"/>
               </w:rPr>
-              <w:t>No output, exit code 0.</w:t>
+              <w:t>否</w:t>
+            </w:r>
+          </w:p>
+        </w:tc>
+        <w:tc>
+          <w:tcPr>
+            <w:tcW w:type="dxa" w:w="2880"/>
+            <w:tcMar>
+              <w:top w:w="80" w:type="dxa"/>
+              <w:start w:w="120" w:type="dxa"/>
+              <w:bottom w:w="80" w:type="dxa"/>
+              <w:end w:w="120" w:type="dxa"/>
+            </w:tcMar>
+            <w:vAlign w:val="center"/>
+          </w:tcPr>
+          <w:p>
+            <w:pPr>
+              <w:spacing w:before="0" w:after="0" w:line="276" w:lineRule="auto"/>
+            </w:pPr>
+            <w:r>
+              <w:rPr>
+                <w:rFonts w:ascii="Calibri" w:hAnsi="Calibri" w:eastAsia="Microsoft YaHei"/>
+                <w:sz w:val="18"/>
+              </w:rPr>
+              <w:t>最高：备份与校验</w:t>
             </w:r>
           </w:p>
         </w:tc>
@@ -2303,60 +593,96 @@
         <w:tc>
           <w:tcPr>
             <w:tcW w:type="dxa" w:w="2160"/>
-            <w:vAlign w:val="top"/>
+            <w:tcMar>
+              <w:top w:w="80" w:type="dxa"/>
+              <w:start w:w="120" w:type="dxa"/>
+              <w:bottom w:w="80" w:type="dxa"/>
+              <w:end w:w="120" w:type="dxa"/>
+            </w:tcMar>
+            <w:vAlign w:val="center"/>
           </w:tcPr>
           <w:p>
             <w:pPr>
-              <w:spacing w:after="0"/>
+              <w:spacing w:before="0" w:after="0" w:line="276" w:lineRule="auto"/>
             </w:pPr>
-            <w:r/>
             <w:r>
               <w:rPr>
-                <w:rFonts w:ascii="Aptos" w:hAnsi="Aptos" w:eastAsia="Microsoft YaHei"/>
-                <w:b w:val="0"/>
+                <w:rFonts w:ascii="Calibri" w:hAnsi="Calibri" w:eastAsia="Microsoft YaHei"/>
                 <w:sz w:val="18"/>
               </w:rPr>
-              <w:t>Help path</w:t>
+              <w:t>manifest.json</w:t>
             </w:r>
           </w:p>
         </w:tc>
         <w:tc>
           <w:tcPr>
-            <w:tcW w:type="dxa" w:w="4752"/>
-            <w:vAlign w:val="top"/>
+            <w:tcW w:type="dxa" w:w="3024"/>
+            <w:tcMar>
+              <w:top w:w="80" w:type="dxa"/>
+              <w:start w:w="120" w:type="dxa"/>
+              <w:bottom w:w="80" w:type="dxa"/>
+              <w:end w:w="120" w:type="dxa"/>
+            </w:tcMar>
+            <w:vAlign w:val="center"/>
           </w:tcPr>
           <w:p>
             <w:pPr>
-              <w:spacing w:after="0"/>
+              <w:spacing w:before="0" w:after="0" w:line="276" w:lineRule="auto"/>
             </w:pPr>
-            <w:r/>
             <w:r>
               <w:rPr>
-                <w:rFonts w:ascii="Aptos" w:hAnsi="Aptos" w:eastAsia="Microsoft YaHei"/>
-                <w:b w:val="0"/>
+                <w:rFonts w:ascii="Calibri" w:hAnsi="Calibri" w:eastAsia="Microsoft YaHei"/>
                 <w:sz w:val="18"/>
               </w:rPr>
-              <w:t>python main.py --help</w:t>
+              <w:t>当前 title/status/provider/cwd 投影</w:t>
             </w:r>
           </w:p>
         </w:tc>
         <w:tc>
           <w:tcPr>
-            <w:tcW w:type="dxa" w:w="3168"/>
-            <w:vAlign w:val="top"/>
+            <w:tcW w:type="dxa" w:w="1296"/>
+            <w:tcMar>
+              <w:top w:w="80" w:type="dxa"/>
+              <w:start w:w="120" w:type="dxa"/>
+              <w:bottom w:w="80" w:type="dxa"/>
+              <w:end w:w="120" w:type="dxa"/>
+            </w:tcMar>
+            <w:vAlign w:val="center"/>
           </w:tcPr>
           <w:p>
             <w:pPr>
-              <w:spacing w:after="0"/>
+              <w:spacing w:before="0" w:after="0" w:line="276" w:lineRule="auto"/>
             </w:pPr>
-            <w:r/>
             <w:r>
               <w:rPr>
-                <w:rFonts w:ascii="Aptos" w:hAnsi="Aptos" w:eastAsia="Microsoft YaHei"/>
-                <w:b w:val="0"/>
+                <w:rFonts w:ascii="Calibri" w:hAnsi="Calibri" w:eastAsia="Microsoft YaHei"/>
                 <w:sz w:val="18"/>
               </w:rPr>
-              <w:t>Shows --thread-id and --resume quickly, without model/API call.</w:t>
+              <w:t>部分</w:t>
+            </w:r>
+          </w:p>
+        </w:tc>
+        <w:tc>
+          <w:tcPr>
+            <w:tcW w:type="dxa" w:w="2880"/>
+            <w:tcMar>
+              <w:top w:w="80" w:type="dxa"/>
+              <w:start w:w="120" w:type="dxa"/>
+              <w:bottom w:w="80" w:type="dxa"/>
+              <w:end w:w="120" w:type="dxa"/>
+            </w:tcMar>
+            <w:vAlign w:val="center"/>
+          </w:tcPr>
+          <w:p>
+            <w:pPr>
+              <w:spacing w:before="0" w:after="0" w:line="276" w:lineRule="auto"/>
+            </w:pPr>
+            <w:r>
+              <w:rPr>
+                <w:rFonts w:ascii="Calibri" w:hAnsi="Calibri" w:eastAsia="Microsoft YaHei"/>
+                <w:sz w:val="18"/>
+              </w:rPr>
+              <w:t>保持与事件一致</w:t>
             </w:r>
           </w:p>
         </w:tc>
@@ -2365,60 +691,96 @@
         <w:tc>
           <w:tcPr>
             <w:tcW w:type="dxa" w:w="2160"/>
-            <w:vAlign w:val="top"/>
+            <w:tcMar>
+              <w:top w:w="80" w:type="dxa"/>
+              <w:start w:w="120" w:type="dxa"/>
+              <w:bottom w:w="80" w:type="dxa"/>
+              <w:end w:w="120" w:type="dxa"/>
+            </w:tcMar>
+            <w:vAlign w:val="center"/>
           </w:tcPr>
           <w:p>
             <w:pPr>
-              <w:spacing w:after="0"/>
+              <w:spacing w:before="0" w:after="0" w:line="276" w:lineRule="auto"/>
             </w:pPr>
-            <w:r/>
             <w:r>
               <w:rPr>
-                <w:rFonts w:ascii="Aptos" w:hAnsi="Aptos" w:eastAsia="Microsoft YaHei"/>
-                <w:b w:val="0"/>
+                <w:rFonts w:ascii="Calibri" w:hAnsi="Calibri" w:eastAsia="Microsoft YaHei"/>
                 <w:sz w:val="18"/>
               </w:rPr>
-              <w:t>Argument conflict</w:t>
+              <w:t>compact.json</w:t>
             </w:r>
           </w:p>
         </w:tc>
         <w:tc>
           <w:tcPr>
-            <w:tcW w:type="dxa" w:w="4752"/>
-            <w:vAlign w:val="top"/>
+            <w:tcW w:type="dxa" w:w="3024"/>
+            <w:tcMar>
+              <w:top w:w="80" w:type="dxa"/>
+              <w:start w:w="120" w:type="dxa"/>
+              <w:bottom w:w="80" w:type="dxa"/>
+              <w:end w:w="120" w:type="dxa"/>
+            </w:tcMar>
+            <w:vAlign w:val="center"/>
           </w:tcPr>
           <w:p>
             <w:pPr>
-              <w:spacing w:after="0"/>
+              <w:spacing w:before="0" w:after="0" w:line="276" w:lineRule="auto"/>
             </w:pPr>
-            <w:r/>
             <w:r>
               <w:rPr>
-                <w:rFonts w:ascii="Aptos" w:hAnsi="Aptos" w:eastAsia="Microsoft YaHei"/>
-                <w:b w:val="0"/>
+                <w:rFonts w:ascii="Calibri" w:hAnsi="Calibri" w:eastAsia="Microsoft YaHei"/>
                 <w:sz w:val="18"/>
               </w:rPr>
-              <w:t>python main.py --resume abc --thread-id def</w:t>
+              <w:t>脱敏、压缩、带 source hash 的投影</w:t>
             </w:r>
           </w:p>
         </w:tc>
         <w:tc>
           <w:tcPr>
-            <w:tcW w:type="dxa" w:w="3168"/>
-            <w:vAlign w:val="top"/>
+            <w:tcW w:type="dxa" w:w="1296"/>
+            <w:tcMar>
+              <w:top w:w="80" w:type="dxa"/>
+              <w:start w:w="120" w:type="dxa"/>
+              <w:bottom w:w="80" w:type="dxa"/>
+              <w:end w:w="120" w:type="dxa"/>
+            </w:tcMar>
+            <w:vAlign w:val="center"/>
           </w:tcPr>
           <w:p>
             <w:pPr>
-              <w:spacing w:after="0"/>
+              <w:spacing w:before="0" w:after="0" w:line="276" w:lineRule="auto"/>
             </w:pPr>
-            <w:r/>
             <w:r>
               <w:rPr>
-                <w:rFonts w:ascii="Aptos" w:hAnsi="Aptos" w:eastAsia="Microsoft YaHei"/>
-                <w:b w:val="0"/>
+                <w:rFonts w:ascii="Calibri" w:hAnsi="Calibri" w:eastAsia="Microsoft YaHei"/>
                 <w:sz w:val="18"/>
               </w:rPr>
-              <w:t>argparse rejects the mutually exclusive arguments.</w:t>
+              <w:t>是</w:t>
+            </w:r>
+          </w:p>
+        </w:tc>
+        <w:tc>
+          <w:tcPr>
+            <w:tcW w:type="dxa" w:w="2880"/>
+            <w:tcMar>
+              <w:top w:w="80" w:type="dxa"/>
+              <w:start w:w="120" w:type="dxa"/>
+              <w:bottom w:w="80" w:type="dxa"/>
+              <w:end w:w="120" w:type="dxa"/>
+            </w:tcMar>
+            <w:vAlign w:val="center"/>
+          </w:tcPr>
+          <w:p>
+            <w:pPr>
+              <w:spacing w:before="0" w:after="0" w:line="276" w:lineRule="auto"/>
+            </w:pPr>
+            <w:r>
+              <w:rPr>
+                <w:rFonts w:ascii="Calibri" w:hAnsi="Calibri" w:eastAsia="Microsoft YaHei"/>
+                <w:sz w:val="18"/>
+              </w:rPr>
+              <w:t>异常时重建</w:t>
             </w:r>
           </w:p>
         </w:tc>
@@ -2427,60 +789,96 @@
         <w:tc>
           <w:tcPr>
             <w:tcW w:type="dxa" w:w="2160"/>
-            <w:vAlign w:val="top"/>
+            <w:tcMar>
+              <w:top w:w="80" w:type="dxa"/>
+              <w:start w:w="120" w:type="dxa"/>
+              <w:bottom w:w="80" w:type="dxa"/>
+              <w:end w:w="120" w:type="dxa"/>
+            </w:tcMar>
+            <w:vAlign w:val="center"/>
           </w:tcPr>
           <w:p>
             <w:pPr>
-              <w:spacing w:after="0"/>
+              <w:spacing w:before="0" w:after="0" w:line="276" w:lineRule="auto"/>
             </w:pPr>
-            <w:r/>
             <w:r>
               <w:rPr>
-                <w:rFonts w:ascii="Aptos" w:hAnsi="Aptos" w:eastAsia="Microsoft YaHei"/>
-                <w:b w:val="0"/>
+                <w:rFonts w:ascii="Calibri" w:hAnsi="Calibri" w:eastAsia="Microsoft YaHei"/>
                 <w:sz w:val="18"/>
               </w:rPr>
-              <w:t>Missing resume snapshot</w:t>
+              <w:t>sessions.sqlite3</w:t>
             </w:r>
           </w:p>
         </w:tc>
         <w:tc>
           <w:tcPr>
-            <w:tcW w:type="dxa" w:w="4752"/>
-            <w:vAlign w:val="top"/>
+            <w:tcW w:type="dxa" w:w="3024"/>
+            <w:tcMar>
+              <w:top w:w="80" w:type="dxa"/>
+              <w:start w:w="120" w:type="dxa"/>
+              <w:bottom w:w="80" w:type="dxa"/>
+              <w:end w:w="120" w:type="dxa"/>
+            </w:tcMar>
+            <w:vAlign w:val="center"/>
           </w:tcPr>
           <w:p>
             <w:pPr>
-              <w:spacing w:after="0"/>
+              <w:spacing w:before="0" w:after="0" w:line="276" w:lineRule="auto"/>
             </w:pPr>
-            <w:r/>
             <w:r>
               <w:rPr>
-                <w:rFonts w:ascii="Aptos" w:hAnsi="Aptos" w:eastAsia="Microsoft YaHei"/>
-                <w:b w:val="0"/>
+                <w:rFonts w:ascii="Calibri" w:hAnsi="Calibri" w:eastAsia="Microsoft YaHei"/>
                 <w:sz w:val="18"/>
               </w:rPr>
-              <w:t>python main.py --resume __missing_thread__</w:t>
+              <w:t>全局 session metadata registry</w:t>
             </w:r>
           </w:p>
         </w:tc>
         <w:tc>
           <w:tcPr>
-            <w:tcW w:type="dxa" w:w="3168"/>
-            <w:vAlign w:val="top"/>
+            <w:tcW w:type="dxa" w:w="1296"/>
+            <w:tcMar>
+              <w:top w:w="80" w:type="dxa"/>
+              <w:start w:w="120" w:type="dxa"/>
+              <w:bottom w:w="80" w:type="dxa"/>
+              <w:end w:w="120" w:type="dxa"/>
+            </w:tcMar>
+            <w:vAlign w:val="center"/>
           </w:tcPr>
           <w:p>
             <w:pPr>
-              <w:spacing w:after="0"/>
+              <w:spacing w:before="0" w:after="0" w:line="276" w:lineRule="auto"/>
             </w:pPr>
-            <w:r/>
             <w:r>
               <w:rPr>
-                <w:rFonts w:ascii="Aptos" w:hAnsi="Aptos" w:eastAsia="Microsoft YaHei"/>
-                <w:b w:val="0"/>
+                <w:rFonts w:ascii="Calibri" w:hAnsi="Calibri" w:eastAsia="Microsoft YaHei"/>
                 <w:sz w:val="18"/>
               </w:rPr>
-              <w:t>Clean error saying snapshot was not found.</w:t>
+              <w:t>是</w:t>
+            </w:r>
+          </w:p>
+        </w:tc>
+        <w:tc>
+          <w:tcPr>
+            <w:tcW w:type="dxa" w:w="2880"/>
+            <w:tcMar>
+              <w:top w:w="80" w:type="dxa"/>
+              <w:start w:w="120" w:type="dxa"/>
+              <w:bottom w:w="80" w:type="dxa"/>
+              <w:end w:w="120" w:type="dxa"/>
+            </w:tcMar>
+            <w:vAlign w:val="center"/>
+          </w:tcPr>
+          <w:p>
+            <w:pPr>
+              <w:spacing w:before="0" w:after="0" w:line="276" w:lineRule="auto"/>
+            </w:pPr>
+            <w:r>
+              <w:rPr>
+                <w:rFonts w:ascii="Calibri" w:hAnsi="Calibri" w:eastAsia="Microsoft YaHei"/>
+                <w:sz w:val="18"/>
+              </w:rPr>
+              <w:t>不要视为原文</w:t>
             </w:r>
           </w:p>
         </w:tc>
@@ -2489,60 +887,96 @@
         <w:tc>
           <w:tcPr>
             <w:tcW w:type="dxa" w:w="2160"/>
-            <w:vAlign w:val="top"/>
+            <w:tcMar>
+              <w:top w:w="80" w:type="dxa"/>
+              <w:start w:w="120" w:type="dxa"/>
+              <w:bottom w:w="80" w:type="dxa"/>
+              <w:end w:w="120" w:type="dxa"/>
+            </w:tcMar>
+            <w:vAlign w:val="center"/>
           </w:tcPr>
           <w:p>
             <w:pPr>
-              <w:spacing w:after="0"/>
+              <w:spacing w:before="0" w:after="0" w:line="276" w:lineRule="auto"/>
             </w:pPr>
-            <w:r/>
             <w:r>
               <w:rPr>
-                <w:rFonts w:ascii="Aptos" w:hAnsi="Aptos" w:eastAsia="Microsoft YaHei"/>
-                <w:b w:val="0"/>
+                <w:rFonts w:ascii="Calibri" w:hAnsi="Calibri" w:eastAsia="Microsoft YaHei"/>
                 <w:sz w:val="18"/>
               </w:rPr>
-              <w:t>Lint</w:t>
+              <w:t>space memory.sqlite3</w:t>
             </w:r>
           </w:p>
         </w:tc>
         <w:tc>
           <w:tcPr>
-            <w:tcW w:type="dxa" w:w="4752"/>
-            <w:vAlign w:val="top"/>
+            <w:tcW w:type="dxa" w:w="3024"/>
+            <w:tcMar>
+              <w:top w:w="80" w:type="dxa"/>
+              <w:start w:w="120" w:type="dxa"/>
+              <w:bottom w:w="80" w:type="dxa"/>
+              <w:end w:w="120" w:type="dxa"/>
+            </w:tcMar>
+            <w:vAlign w:val="center"/>
           </w:tcPr>
           <w:p>
             <w:pPr>
-              <w:spacing w:after="0"/>
+              <w:spacing w:before="0" w:after="0" w:line="276" w:lineRule="auto"/>
             </w:pPr>
-            <w:r/>
             <w:r>
               <w:rPr>
-                <w:rFonts w:ascii="Aptos" w:hAnsi="Aptos" w:eastAsia="Microsoft YaHei"/>
-                <w:b w:val="0"/>
+                <w:rFonts w:ascii="Calibri" w:hAnsi="Calibri" w:eastAsia="Microsoft YaHei"/>
                 <w:sz w:val="18"/>
               </w:rPr>
-              <w:t>ruff check main.py core/runtime/model.py core/memory/thread_memory.py</w:t>
+              <w:t>atomic memory、evidence、chunks、consolidation</w:t>
             </w:r>
           </w:p>
         </w:tc>
         <w:tc>
           <w:tcPr>
-            <w:tcW w:type="dxa" w:w="3168"/>
-            <w:vAlign w:val="top"/>
+            <w:tcW w:type="dxa" w:w="1296"/>
+            <w:tcMar>
+              <w:top w:w="80" w:type="dxa"/>
+              <w:start w:w="120" w:type="dxa"/>
+              <w:bottom w:w="80" w:type="dxa"/>
+              <w:end w:w="120" w:type="dxa"/>
+            </w:tcMar>
+            <w:vAlign w:val="center"/>
           </w:tcPr>
           <w:p>
             <w:pPr>
-              <w:spacing w:after="0"/>
+              <w:spacing w:before="0" w:after="0" w:line="276" w:lineRule="auto"/>
             </w:pPr>
-            <w:r/>
             <w:r>
               <w:rPr>
-                <w:rFonts w:ascii="Aptos" w:hAnsi="Aptos" w:eastAsia="Microsoft YaHei"/>
-                <w:b w:val="0"/>
+                <w:rFonts w:ascii="Calibri" w:hAnsi="Calibri" w:eastAsia="Microsoft YaHei"/>
                 <w:sz w:val="18"/>
               </w:rPr>
-              <w:t>All checks passed.</w:t>
+              <w:t>部分</w:t>
+            </w:r>
+          </w:p>
+        </w:tc>
+        <w:tc>
+          <w:tcPr>
+            <w:tcW w:type="dxa" w:w="2880"/>
+            <w:tcMar>
+              <w:top w:w="80" w:type="dxa"/>
+              <w:start w:w="120" w:type="dxa"/>
+              <w:bottom w:w="80" w:type="dxa"/>
+              <w:end w:w="120" w:type="dxa"/>
+            </w:tcMar>
+            <w:vAlign w:val="center"/>
+          </w:tcPr>
+          <w:p>
+            <w:pPr>
+              <w:spacing w:before="0" w:after="0" w:line="276" w:lineRule="auto"/>
+            </w:pPr>
+            <w:r>
+              <w:rPr>
+                <w:rFonts w:ascii="Calibri" w:hAnsi="Calibri" w:eastAsia="Microsoft YaHei"/>
+                <w:sz w:val="18"/>
+              </w:rPr>
+              <w:t>与 event 一起备份</w:t>
             </w:r>
           </w:p>
         </w:tc>
@@ -2551,170 +985,1005 @@
         <w:tc>
           <w:tcPr>
             <w:tcW w:type="dxa" w:w="2160"/>
-            <w:vAlign w:val="top"/>
+            <w:tcMar>
+              <w:top w:w="80" w:type="dxa"/>
+              <w:start w:w="120" w:type="dxa"/>
+              <w:bottom w:w="80" w:type="dxa"/>
+              <w:end w:w="120" w:type="dxa"/>
+            </w:tcMar>
+            <w:vAlign w:val="center"/>
+          </w:tcPr>
+          <w:p>
+            <w:pPr>
+              <w:spacing w:before="0" w:after="0" w:line="276" w:lineRule="auto"/>
+            </w:pPr>
+            <w:r>
+              <w:rPr>
+                <w:rFonts w:ascii="Calibri" w:hAnsi="Calibri" w:eastAsia="Microsoft YaHei"/>
+                <w:sz w:val="18"/>
+              </w:rPr>
+              <w:t>MEMORY.md / PERSONA.md</w:t>
+            </w:r>
+          </w:p>
+        </w:tc>
+        <w:tc>
+          <w:tcPr>
+            <w:tcW w:type="dxa" w:w="3024"/>
+            <w:tcMar>
+              <w:top w:w="80" w:type="dxa"/>
+              <w:start w:w="120" w:type="dxa"/>
+              <w:bottom w:w="80" w:type="dxa"/>
+              <w:end w:w="120" w:type="dxa"/>
+            </w:tcMar>
+            <w:vAlign w:val="center"/>
+          </w:tcPr>
+          <w:p>
+            <w:pPr>
+              <w:spacing w:before="0" w:after="0" w:line="276" w:lineRule="auto"/>
+            </w:pPr>
+            <w:r>
+              <w:rPr>
+                <w:rFonts w:ascii="Calibri" w:hAnsi="Calibri" w:eastAsia="Microsoft YaHei"/>
+                <w:sz w:val="18"/>
+              </w:rPr>
+              <w:t>人类可读投影</w:t>
+            </w:r>
+          </w:p>
+        </w:tc>
+        <w:tc>
+          <w:tcPr>
+            <w:tcW w:type="dxa" w:w="1296"/>
+            <w:tcMar>
+              <w:top w:w="80" w:type="dxa"/>
+              <w:start w:w="120" w:type="dxa"/>
+              <w:bottom w:w="80" w:type="dxa"/>
+              <w:end w:w="120" w:type="dxa"/>
+            </w:tcMar>
+            <w:vAlign w:val="center"/>
+          </w:tcPr>
+          <w:p>
+            <w:pPr>
+              <w:spacing w:before="0" w:after="0" w:line="276" w:lineRule="auto"/>
+            </w:pPr>
+            <w:r>
+              <w:rPr>
+                <w:rFonts w:ascii="Calibri" w:hAnsi="Calibri" w:eastAsia="Microsoft YaHei"/>
+                <w:sz w:val="18"/>
+              </w:rPr>
+              <w:t>是</w:t>
+            </w:r>
+          </w:p>
+        </w:tc>
+        <w:tc>
+          <w:tcPr>
+            <w:tcW w:type="dxa" w:w="2880"/>
+            <w:tcMar>
+              <w:top w:w="80" w:type="dxa"/>
+              <w:start w:w="120" w:type="dxa"/>
+              <w:bottom w:w="80" w:type="dxa"/>
+              <w:end w:w="120" w:type="dxa"/>
+            </w:tcMar>
+            <w:vAlign w:val="center"/>
+          </w:tcPr>
+          <w:p>
+            <w:pPr>
+              <w:spacing w:before="0" w:after="0" w:line="276" w:lineRule="auto"/>
+            </w:pPr>
+            <w:r>
+              <w:rPr>
+                <w:rFonts w:ascii="Calibri" w:hAnsi="Calibri" w:eastAsia="Microsoft YaHei"/>
+                <w:sz w:val="18"/>
+              </w:rPr>
+              <w:t>不要手工当作唯一来源</w:t>
+            </w:r>
+          </w:p>
+        </w:tc>
+      </w:tr>
+      <w:tr>
+        <w:tc>
+          <w:tcPr>
+            <w:tcW w:type="dxa" w:w="2160"/>
+            <w:tcMar>
+              <w:top w:w="80" w:type="dxa"/>
+              <w:start w:w="120" w:type="dxa"/>
+              <w:bottom w:w="80" w:type="dxa"/>
+              <w:end w:w="120" w:type="dxa"/>
+            </w:tcMar>
+            <w:vAlign w:val="center"/>
+          </w:tcPr>
+          <w:p>
+            <w:pPr>
+              <w:spacing w:before="0" w:after="0" w:line="276" w:lineRule="auto"/>
+            </w:pPr>
+            <w:r>
+              <w:rPr>
+                <w:rFonts w:ascii="Calibri" w:hAnsi="Calibri" w:eastAsia="Microsoft YaHei"/>
+                <w:sz w:val="18"/>
+              </w:rPr>
+              <w:t>runtime.json</w:t>
+            </w:r>
+          </w:p>
+        </w:tc>
+        <w:tc>
+          <w:tcPr>
+            <w:tcW w:type="dxa" w:w="3024"/>
+            <w:tcMar>
+              <w:top w:w="80" w:type="dxa"/>
+              <w:start w:w="120" w:type="dxa"/>
+              <w:bottom w:w="80" w:type="dxa"/>
+              <w:end w:w="120" w:type="dxa"/>
+            </w:tcMar>
+            <w:vAlign w:val="center"/>
+          </w:tcPr>
+          <w:p>
+            <w:pPr>
+              <w:spacing w:before="0" w:after="0" w:line="276" w:lineRule="auto"/>
+            </w:pPr>
+            <w:r>
+              <w:rPr>
+                <w:rFonts w:ascii="Calibri" w:hAnsi="Calibri" w:eastAsia="Microsoft YaHei"/>
+                <w:sz w:val="18"/>
+              </w:rPr>
+              <w:t>当前 space/project/thread 与 recent 列表</w:t>
+            </w:r>
+          </w:p>
+        </w:tc>
+        <w:tc>
+          <w:tcPr>
+            <w:tcW w:type="dxa" w:w="1296"/>
+            <w:tcMar>
+              <w:top w:w="80" w:type="dxa"/>
+              <w:start w:w="120" w:type="dxa"/>
+              <w:bottom w:w="80" w:type="dxa"/>
+              <w:end w:w="120" w:type="dxa"/>
+            </w:tcMar>
+            <w:vAlign w:val="center"/>
+          </w:tcPr>
+          <w:p>
+            <w:pPr>
+              <w:spacing w:before="0" w:after="0" w:line="276" w:lineRule="auto"/>
+            </w:pPr>
+            <w:r>
+              <w:rPr>
+                <w:rFonts w:ascii="Calibri" w:hAnsi="Calibri" w:eastAsia="Microsoft YaHei"/>
+                <w:sz w:val="18"/>
+              </w:rPr>
+              <w:t>是</w:t>
+            </w:r>
+          </w:p>
+        </w:tc>
+        <w:tc>
+          <w:tcPr>
+            <w:tcW w:type="dxa" w:w="2880"/>
+            <w:tcMar>
+              <w:top w:w="80" w:type="dxa"/>
+              <w:start w:w="120" w:type="dxa"/>
+              <w:bottom w:w="80" w:type="dxa"/>
+              <w:end w:w="120" w:type="dxa"/>
+            </w:tcMar>
+            <w:vAlign w:val="center"/>
+          </w:tcPr>
+          <w:p>
+            <w:pPr>
+              <w:spacing w:before="0" w:after="0" w:line="276" w:lineRule="auto"/>
+            </w:pPr>
+            <w:r>
+              <w:rPr>
+                <w:rFonts w:ascii="Calibri" w:hAnsi="Calibri" w:eastAsia="Microsoft YaHei"/>
+                <w:sz w:val="18"/>
+              </w:rPr>
+              <w:t>可恢复，不含正文</w:t>
+            </w:r>
+          </w:p>
+        </w:tc>
+      </w:tr>
+    </w:tbl>
+    <w:p>
+      <w:pPr>
+        <w:spacing w:after="0"/>
+      </w:pPr>
+    </w:p>
+    <w:p>
+      <w:pPr>
+        <w:pStyle w:val="Heading1"/>
+      </w:pPr>
+      <w:r>
+        <w:t>3. 安装与数据位置</w:t>
+      </w:r>
+    </w:p>
+    <w:tbl>
+      <w:tblPr>
+        <w:tblStyle w:val="TableGrid"/>
+        <w:tblW w:type="dxa" w:w="9360"/>
+        <w:jc w:val="left"/>
+        <w:tblLayout w:type="fixed"/>
+        <w:tblLook w:firstColumn="1" w:firstRow="1" w:lastColumn="0" w:lastRow="0" w:noHBand="0" w:noVBand="1" w:val="04A0"/>
+        <w:tblInd w:w="120" w:type="dxa"/>
+      </w:tblPr>
+      <w:tblGrid>
+        <w:gridCol w:w="2160"/>
+        <w:gridCol w:w="3168"/>
+        <w:gridCol w:w="4032"/>
+      </w:tblGrid>
+      <w:tr>
+        <w:trPr>
+          <w:tblHeader w:val="true"/>
+        </w:trPr>
+        <w:tc>
+          <w:tcPr>
+            <w:tcW w:type="dxa" w:w="2160"/>
+            <w:shd w:fill="E8EEF5"/>
+            <w:tcMar>
+              <w:top w:w="80" w:type="dxa"/>
+              <w:start w:w="120" w:type="dxa"/>
+              <w:bottom w:w="80" w:type="dxa"/>
+              <w:end w:w="120" w:type="dxa"/>
+            </w:tcMar>
+            <w:vAlign w:val="center"/>
           </w:tcPr>
           <w:p>
             <w:pPr>
               <w:spacing w:after="0"/>
             </w:pPr>
-            <w:r/>
             <w:r>
               <w:rPr>
-                <w:rFonts w:ascii="Aptos" w:hAnsi="Aptos" w:eastAsia="Microsoft YaHei"/>
-                <w:b w:val="0"/>
-                <w:sz w:val="18"/>
+                <w:rFonts w:ascii="Calibri" w:hAnsi="Calibri" w:eastAsia="Microsoft YaHei"/>
+                <w:b/>
+                <w:color w:val="16324F"/>
+                <w:sz w:val="19"/>
               </w:rPr>
-              <w:t>State hygiene</w:t>
-            </w:r>
-          </w:p>
-        </w:tc>
-        <w:tc>
-          <w:tcPr>
-            <w:tcW w:type="dxa" w:w="4752"/>
-            <w:vAlign w:val="top"/>
-          </w:tcPr>
-          <w:p>
-            <w:pPr>
-              <w:spacing w:after="0"/>
-            </w:pPr>
-            <w:r/>
-            <w:r>
-              <w:rPr>
-                <w:rFonts w:ascii="Aptos" w:hAnsi="Aptos" w:eastAsia="Microsoft YaHei"/>
-                <w:b w:val="0"/>
-                <w:sz w:val="18"/>
-              </w:rPr>
-              <w:t>git status --short</w:t>
+              <w:t>运行方式</w:t>
             </w:r>
           </w:p>
         </w:tc>
         <w:tc>
           <w:tcPr>
             <w:tcW w:type="dxa" w:w="3168"/>
-            <w:vAlign w:val="top"/>
+            <w:shd w:fill="E8EEF5"/>
+            <w:tcMar>
+              <w:top w:w="80" w:type="dxa"/>
+              <w:start w:w="120" w:type="dxa"/>
+              <w:bottom w:w="80" w:type="dxa"/>
+              <w:end w:w="120" w:type="dxa"/>
+            </w:tcMar>
+            <w:vAlign w:val="center"/>
           </w:tcPr>
           <w:p>
             <w:pPr>
               <w:spacing w:after="0"/>
             </w:pPr>
-            <w:r/>
             <w:r>
               <w:rPr>
-                <w:rFonts w:ascii="Aptos" w:hAnsi="Aptos" w:eastAsia="Microsoft YaHei"/>
-                <w:b w:val="0"/>
+                <w:rFonts w:ascii="Calibri" w:hAnsi="Calibri" w:eastAsia="Microsoft YaHei"/>
+                <w:b/>
+                <w:color w:val="16324F"/>
+                <w:sz w:val="19"/>
+              </w:rPr>
+              <w:t>程序/代码</w:t>
+            </w:r>
+          </w:p>
+        </w:tc>
+        <w:tc>
+          <w:tcPr>
+            <w:tcW w:type="dxa" w:w="4032"/>
+            <w:shd w:fill="E8EEF5"/>
+            <w:tcMar>
+              <w:top w:w="80" w:type="dxa"/>
+              <w:start w:w="120" w:type="dxa"/>
+              <w:bottom w:w="80" w:type="dxa"/>
+              <w:end w:w="120" w:type="dxa"/>
+            </w:tcMar>
+            <w:vAlign w:val="center"/>
+          </w:tcPr>
+          <w:p>
+            <w:pPr>
+              <w:spacing w:after="0"/>
+            </w:pPr>
+            <w:r>
+              <w:rPr>
+                <w:rFonts w:ascii="Calibri" w:hAnsi="Calibri" w:eastAsia="Microsoft YaHei"/>
+                <w:b/>
+                <w:color w:val="16324F"/>
+                <w:sz w:val="19"/>
+              </w:rPr>
+              <w:t>用户数据</w:t>
+            </w:r>
+          </w:p>
+        </w:tc>
+      </w:tr>
+      <w:tr>
+        <w:tc>
+          <w:tcPr>
+            <w:tcW w:type="dxa" w:w="2160"/>
+            <w:tcMar>
+              <w:top w:w="80" w:type="dxa"/>
+              <w:start w:w="120" w:type="dxa"/>
+              <w:bottom w:w="80" w:type="dxa"/>
+              <w:end w:w="120" w:type="dxa"/>
+            </w:tcMar>
+            <w:vAlign w:val="center"/>
+          </w:tcPr>
+          <w:p>
+            <w:pPr>
+              <w:spacing w:before="0" w:after="0" w:line="276" w:lineRule="auto"/>
+            </w:pPr>
+            <w:r>
+              <w:rPr>
+                <w:rFonts w:ascii="Calibri" w:hAnsi="Calibri" w:eastAsia="Microsoft YaHei"/>
                 <w:sz w:val="18"/>
               </w:rPr>
-              <w:t>No accidental data/runtime.json or memory/* test artifacts.</w:t>
+              <w:t>Windows Desktop</w:t>
+            </w:r>
+          </w:p>
+        </w:tc>
+        <w:tc>
+          <w:tcPr>
+            <w:tcW w:type="dxa" w:w="3168"/>
+            <w:tcMar>
+              <w:top w:w="80" w:type="dxa"/>
+              <w:start w:w="120" w:type="dxa"/>
+              <w:bottom w:w="80" w:type="dxa"/>
+              <w:end w:w="120" w:type="dxa"/>
+            </w:tcMar>
+            <w:vAlign w:val="center"/>
+          </w:tcPr>
+          <w:p>
+            <w:pPr>
+              <w:spacing w:before="0" w:after="0" w:line="276" w:lineRule="auto"/>
+            </w:pPr>
+            <w:r>
+              <w:rPr>
+                <w:rFonts w:ascii="Calibri" w:hAnsi="Calibri" w:eastAsia="Microsoft YaHei"/>
+                <w:sz w:val="18"/>
+              </w:rPr>
+              <w:t>%LOCALAPPDATA%\Programs\Cleo</w:t>
+            </w:r>
+          </w:p>
+        </w:tc>
+        <w:tc>
+          <w:tcPr>
+            <w:tcW w:type="dxa" w:w="4032"/>
+            <w:tcMar>
+              <w:top w:w="80" w:type="dxa"/>
+              <w:start w:w="120" w:type="dxa"/>
+              <w:bottom w:w="80" w:type="dxa"/>
+              <w:end w:w="120" w:type="dxa"/>
+            </w:tcMar>
+            <w:vAlign w:val="center"/>
+          </w:tcPr>
+          <w:p>
+            <w:pPr>
+              <w:spacing w:before="0" w:after="0" w:line="276" w:lineRule="auto"/>
+            </w:pPr>
+            <w:r>
+              <w:rPr>
+                <w:rFonts w:ascii="Calibri" w:hAnsi="Calibri" w:eastAsia="Microsoft YaHei"/>
+                <w:sz w:val="18"/>
+              </w:rPr>
+              <w:t>%LOCALAPPDATA%\Cleo</w:t>
+            </w:r>
+          </w:p>
+        </w:tc>
+      </w:tr>
+      <w:tr>
+        <w:tc>
+          <w:tcPr>
+            <w:tcW w:type="dxa" w:w="2160"/>
+            <w:tcMar>
+              <w:top w:w="80" w:type="dxa"/>
+              <w:start w:w="120" w:type="dxa"/>
+              <w:bottom w:w="80" w:type="dxa"/>
+              <w:end w:w="120" w:type="dxa"/>
+            </w:tcMar>
+            <w:vAlign w:val="center"/>
+          </w:tcPr>
+          <w:p>
+            <w:pPr>
+              <w:spacing w:before="0" w:after="0" w:line="276" w:lineRule="auto"/>
+            </w:pPr>
+            <w:r>
+              <w:rPr>
+                <w:rFonts w:ascii="Calibri" w:hAnsi="Calibri" w:eastAsia="Microsoft YaHei"/>
+                <w:sz w:val="18"/>
+              </w:rPr>
+              <w:t>Source checkout</w:t>
+            </w:r>
+          </w:p>
+        </w:tc>
+        <w:tc>
+          <w:tcPr>
+            <w:tcW w:type="dxa" w:w="3168"/>
+            <w:tcMar>
+              <w:top w:w="80" w:type="dxa"/>
+              <w:start w:w="120" w:type="dxa"/>
+              <w:bottom w:w="80" w:type="dxa"/>
+              <w:end w:w="120" w:type="dxa"/>
+            </w:tcMar>
+            <w:vAlign w:val="center"/>
+          </w:tcPr>
+          <w:p>
+            <w:pPr>
+              <w:spacing w:before="0" w:after="0" w:line="276" w:lineRule="auto"/>
+            </w:pPr>
+            <w:r>
+              <w:rPr>
+                <w:rFonts w:ascii="Calibri" w:hAnsi="Calibri" w:eastAsia="Microsoft YaHei"/>
+                <w:sz w:val="18"/>
+              </w:rPr>
+              <w:t>仓库 cleo/ 与 ui/</w:t>
+            </w:r>
+          </w:p>
+        </w:tc>
+        <w:tc>
+          <w:tcPr>
+            <w:tcW w:type="dxa" w:w="4032"/>
+            <w:tcMar>
+              <w:top w:w="80" w:type="dxa"/>
+              <w:start w:w="120" w:type="dxa"/>
+              <w:bottom w:w="80" w:type="dxa"/>
+              <w:end w:w="120" w:type="dxa"/>
+            </w:tcMar>
+            <w:vAlign w:val="center"/>
+          </w:tcPr>
+          <w:p>
+            <w:pPr>
+              <w:spacing w:before="0" w:after="0" w:line="276" w:lineRule="auto"/>
+            </w:pPr>
+            <w:r>
+              <w:rPr>
+                <w:rFonts w:ascii="Calibri" w:hAnsi="Calibri" w:eastAsia="Microsoft YaHei"/>
+                <w:sz w:val="18"/>
+              </w:rPr>
+              <w:t>directory profile 指向的 data/、memory/、workspace/</w:t>
+            </w:r>
+          </w:p>
+        </w:tc>
+      </w:tr>
+      <w:tr>
+        <w:tc>
+          <w:tcPr>
+            <w:tcW w:type="dxa" w:w="2160"/>
+            <w:tcMar>
+              <w:top w:w="80" w:type="dxa"/>
+              <w:start w:w="120" w:type="dxa"/>
+              <w:bottom w:w="80" w:type="dxa"/>
+              <w:end w:w="120" w:type="dxa"/>
+            </w:tcMar>
+            <w:vAlign w:val="center"/>
+          </w:tcPr>
+          <w:p>
+            <w:pPr>
+              <w:spacing w:before="0" w:after="0" w:line="276" w:lineRule="auto"/>
+            </w:pPr>
+            <w:r>
+              <w:rPr>
+                <w:rFonts w:ascii="Calibri" w:hAnsi="Calibri" w:eastAsia="Microsoft YaHei"/>
+                <w:sz w:val="18"/>
+              </w:rPr>
+              <w:t>Docker Compose</w:t>
+            </w:r>
+          </w:p>
+        </w:tc>
+        <w:tc>
+          <w:tcPr>
+            <w:tcW w:type="dxa" w:w="3168"/>
+            <w:tcMar>
+              <w:top w:w="80" w:type="dxa"/>
+              <w:start w:w="120" w:type="dxa"/>
+              <w:bottom w:w="80" w:type="dxa"/>
+              <w:end w:w="120" w:type="dxa"/>
+            </w:tcMar>
+            <w:vAlign w:val="center"/>
+          </w:tcPr>
+          <w:p>
+            <w:pPr>
+              <w:spacing w:before="0" w:after="0" w:line="276" w:lineRule="auto"/>
+            </w:pPr>
+            <w:r>
+              <w:rPr>
+                <w:rFonts w:ascii="Calibri" w:hAnsi="Calibri" w:eastAsia="Microsoft YaHei"/>
+                <w:sz w:val="18"/>
+              </w:rPr>
+              <w:t>container image /app</w:t>
+            </w:r>
+          </w:p>
+        </w:tc>
+        <w:tc>
+          <w:tcPr>
+            <w:tcW w:type="dxa" w:w="4032"/>
+            <w:tcMar>
+              <w:top w:w="80" w:type="dxa"/>
+              <w:start w:w="120" w:type="dxa"/>
+              <w:bottom w:w="80" w:type="dxa"/>
+              <w:end w:w="120" w:type="dxa"/>
+            </w:tcMar>
+            <w:vAlign w:val="center"/>
+          </w:tcPr>
+          <w:p>
+            <w:pPr>
+              <w:spacing w:before="0" w:after="0" w:line="276" w:lineRule="auto"/>
+            </w:pPr>
+            <w:r>
+              <w:rPr>
+                <w:rFonts w:ascii="Calibri" w:hAnsi="Calibri" w:eastAsia="Microsoft YaHei"/>
+                <w:sz w:val="18"/>
+              </w:rPr>
+              <w:t>named volumes: data、memory、Codex home；workspace 默认 bind mount</w:t>
+            </w:r>
+          </w:p>
+        </w:tc>
+      </w:tr>
+      <w:tr>
+        <w:tc>
+          <w:tcPr>
+            <w:tcW w:type="dxa" w:w="2160"/>
+            <w:tcMar>
+              <w:top w:w="80" w:type="dxa"/>
+              <w:start w:w="120" w:type="dxa"/>
+              <w:bottom w:w="80" w:type="dxa"/>
+              <w:end w:w="120" w:type="dxa"/>
+            </w:tcMar>
+            <w:vAlign w:val="center"/>
+          </w:tcPr>
+          <w:p>
+            <w:pPr>
+              <w:spacing w:before="0" w:after="0" w:line="276" w:lineRule="auto"/>
+            </w:pPr>
+            <w:r>
+              <w:rPr>
+                <w:rFonts w:ascii="Calibri" w:hAnsi="Calibri" w:eastAsia="Microsoft YaHei"/>
+                <w:sz w:val="18"/>
+              </w:rPr>
+              <w:t>Codex native</w:t>
+            </w:r>
+          </w:p>
+        </w:tc>
+        <w:tc>
+          <w:tcPr>
+            <w:tcW w:type="dxa" w:w="3168"/>
+            <w:tcMar>
+              <w:top w:w="80" w:type="dxa"/>
+              <w:start w:w="120" w:type="dxa"/>
+              <w:bottom w:w="80" w:type="dxa"/>
+              <w:end w:w="120" w:type="dxa"/>
+            </w:tcMar>
+            <w:vAlign w:val="center"/>
+          </w:tcPr>
+          <w:p>
+            <w:pPr>
+              <w:spacing w:before="0" w:after="0" w:line="276" w:lineRule="auto"/>
+            </w:pPr>
+            <w:r>
+              <w:rPr>
+                <w:rFonts w:ascii="Calibri" w:hAnsi="Calibri" w:eastAsia="Microsoft YaHei"/>
+                <w:sz w:val="18"/>
+              </w:rPr>
+              <w:t>由 Codex runtime 管理</w:t>
+            </w:r>
+          </w:p>
+        </w:tc>
+        <w:tc>
+          <w:tcPr>
+            <w:tcW w:type="dxa" w:w="4032"/>
+            <w:tcMar>
+              <w:top w:w="80" w:type="dxa"/>
+              <w:start w:w="120" w:type="dxa"/>
+              <w:bottom w:w="80" w:type="dxa"/>
+              <w:end w:w="120" w:type="dxa"/>
+            </w:tcMar>
+            <w:vAlign w:val="center"/>
+          </w:tcPr>
+          <w:p>
+            <w:pPr>
+              <w:spacing w:before="0" w:after="0" w:line="276" w:lineRule="auto"/>
+            </w:pPr>
+            <w:r>
+              <w:rPr>
+                <w:rFonts w:ascii="Calibri" w:hAnsi="Calibri" w:eastAsia="Microsoft YaHei"/>
+                <w:sz w:val="18"/>
+              </w:rPr>
+              <w:t>%USERPROFILE%\.codex（独立于 Cleo data root）</w:t>
             </w:r>
           </w:p>
         </w:tc>
       </w:tr>
     </w:tbl>
-    <w:p/>
+    <w:p>
+      <w:pPr>
+        <w:spacing w:after="0"/>
+      </w:pPr>
+    </w:p>
+    <w:tbl>
+      <w:tblPr>
+        <w:tblStyle w:val="TableGrid"/>
+        <w:tblW w:type="dxa" w:w="9360"/>
+        <w:jc w:val="left"/>
+        <w:tblLayout w:type="fixed"/>
+        <w:tblLook w:firstColumn="1" w:firstRow="1" w:lastColumn="0" w:lastRow="0" w:noHBand="0" w:noVBand="1" w:val="04A0"/>
+        <w:tblInd w:w="120" w:type="dxa"/>
+      </w:tblPr>
+      <w:tblGrid>
+        <w:gridCol w:w="9360"/>
+      </w:tblGrid>
+      <w:tr>
+        <w:tc>
+          <w:tcPr>
+            <w:tcW w:type="dxa" w:w="9360"/>
+            <w:shd w:fill="FFF4D6"/>
+            <w:tcMar>
+              <w:top w:w="80" w:type="dxa"/>
+              <w:start w:w="120" w:type="dxa"/>
+              <w:bottom w:w="80" w:type="dxa"/>
+              <w:end w:w="120" w:type="dxa"/>
+            </w:tcMar>
+            <w:vAlign w:val="center"/>
+          </w:tcPr>
+          <w:p>
+            <w:pPr>
+              <w:spacing w:after="0"/>
+            </w:pPr>
+            <w:r>
+              <w:rPr>
+                <w:rFonts w:ascii="Calibri" w:hAnsi="Calibri" w:eastAsia="Microsoft YaHei"/>
+                <w:b/>
+                <w:color w:val="16324F"/>
+                <w:sz w:val="20"/>
+              </w:rPr>
+              <w:t xml:space="preserve">注意  </w:t>
+            </w:r>
+            <w:r>
+              <w:rPr>
+                <w:rFonts w:ascii="Calibri" w:hAnsi="Calibri" w:eastAsia="Microsoft YaHei"/>
+                <w:sz w:val="20"/>
+              </w:rPr>
+              <w:t>Windows 更新只替换程序目录。不要把 %LOCALAPPDATA%\Cleo 与 %USERPROFILE%\.codex 误当作同一份状态；恢复 Productivity native thread 时两者都可能需要。</w:t>
+            </w:r>
+          </w:p>
+        </w:tc>
+      </w:tr>
+    </w:tbl>
+    <w:p>
+      <w:pPr>
+        <w:spacing w:after="0"/>
+      </w:pPr>
+    </w:p>
     <w:p>
       <w:pPr>
         <w:pStyle w:val="Heading1"/>
       </w:pPr>
       <w:r>
-        <w:t>8. Local State Hygiene</w:t>
+        <w:t>4. 备份与恢复</w:t>
+      </w:r>
+    </w:p>
+    <w:p>
+      <w:pPr>
+        <w:pStyle w:val="Heading2"/>
+      </w:pPr>
+      <w:r>
+        <w:t>4.1 创建一致备份</w:t>
+      </w:r>
+    </w:p>
+    <w:p>
+      <w:pPr>
+        <w:pStyle w:val="ListNumber"/>
+        <w:numPr>
+          <w:ilvl w:val="0"/>
+          <w:numId w:val="11"/>
+        </w:numPr>
+      </w:pPr>
+      <w:r>
+        <w:rPr>
+          <w:rFonts w:ascii="Calibri" w:hAnsi="Calibri" w:eastAsia="Microsoft YaHei"/>
+        </w:rPr>
+        <w:t>正常退出 Cleo Desktop、CLI 和所有 Productivity session，确认没有后台 consolidation 或 packaged smoke 正在写数据。</w:t>
+      </w:r>
+    </w:p>
+    <w:p>
+      <w:pPr>
+        <w:pStyle w:val="ListNumber"/>
+        <w:numPr>
+          <w:ilvl w:val="0"/>
+          <w:numId w:val="11"/>
+        </w:numPr>
+      </w:pPr>
+      <w:r>
+        <w:rPr>
+          <w:rFonts w:ascii="Calibri" w:hAnsi="Calibri" w:eastAsia="Microsoft YaHei"/>
+        </w:rPr>
+        <w:t>记录应用版本、运行方式、active profiles 和 harness provider；不要把 API Key 写入公开清单。</w:t>
+      </w:r>
+    </w:p>
+    <w:p>
+      <w:pPr>
+        <w:pStyle w:val="ListNumber"/>
+        <w:numPr>
+          <w:ilvl w:val="0"/>
+          <w:numId w:val="11"/>
+        </w:numPr>
+      </w:pPr>
+      <w:r>
+        <w:rPr>
+          <w:rFonts w:ascii="Calibri" w:hAnsi="Calibri" w:eastAsia="Microsoft YaHei"/>
+        </w:rPr>
+        <w:t>整体复制 config、data、memory、skills 和需要保留的 workspace；需要恢复 Codex native 历史时另外备份 .codex。</w:t>
+      </w:r>
+    </w:p>
+    <w:p>
+      <w:pPr>
+        <w:pStyle w:val="ListNumber"/>
+        <w:numPr>
+          <w:ilvl w:val="0"/>
+          <w:numId w:val="11"/>
+        </w:numPr>
+      </w:pPr>
+      <w:r>
+        <w:rPr>
+          <w:rFonts w:ascii="Calibri" w:hAnsi="Calibri" w:eastAsia="Microsoft YaHei"/>
+        </w:rPr>
+        <w:t>保留目录结构和文件时间，不在备份过程中打开或格式化 JSONL/SQLite。</w:t>
+      </w:r>
+    </w:p>
+    <w:p>
+      <w:pPr>
+        <w:pStyle w:val="ListNumber"/>
+        <w:numPr>
+          <w:ilvl w:val="0"/>
+          <w:numId w:val="11"/>
+        </w:numPr>
+      </w:pPr>
+      <w:r>
+        <w:rPr>
+          <w:rFonts w:ascii="Calibri" w:hAnsi="Calibri" w:eastAsia="Microsoft YaHei"/>
+        </w:rPr>
+        <w:t>在隔离位置验证备份可列出 manifest、events 和数据库文件，并计算外部 checksum。</w:t>
+      </w:r>
+    </w:p>
+    <w:p>
+      <w:pPr>
+        <w:pStyle w:val="Heading2"/>
+      </w:pPr>
+      <w:r>
+        <w:t>4.2 恢复或迁移</w:t>
+      </w:r>
+    </w:p>
+    <w:p>
+      <w:pPr>
+        <w:pStyle w:val="ListNumber"/>
+        <w:numPr>
+          <w:ilvl w:val="0"/>
+          <w:numId w:val="12"/>
+        </w:numPr>
+      </w:pPr>
+      <w:r>
+        <w:rPr>
+          <w:rFonts w:ascii="Calibri" w:hAnsi="Calibri" w:eastAsia="Microsoft YaHei"/>
+        </w:rPr>
+        <w:t>先安装与备份相同的 Cleo 版本；跨版本恢复应先阅读 release notes 并在副本上验证。</w:t>
+      </w:r>
+    </w:p>
+    <w:p>
+      <w:pPr>
+        <w:pStyle w:val="ListNumber"/>
+        <w:numPr>
+          <w:ilvl w:val="0"/>
+          <w:numId w:val="12"/>
+        </w:numPr>
+      </w:pPr>
+      <w:r>
+        <w:rPr>
+          <w:rFonts w:ascii="Calibri" w:hAnsi="Calibri" w:eastAsia="Microsoft YaHei"/>
+        </w:rPr>
+        <w:t>保持应用关闭，把完整数据目录恢复到目标位置，或在 directory profile 中配置新的绝对路径。</w:t>
+      </w:r>
+    </w:p>
+    <w:p>
+      <w:pPr>
+        <w:pStyle w:val="ListNumber"/>
+        <w:numPr>
+          <w:ilvl w:val="0"/>
+          <w:numId w:val="12"/>
+        </w:numPr>
+      </w:pPr>
+      <w:r>
+        <w:rPr>
+          <w:rFonts w:ascii="Calibri" w:hAnsi="Calibri" w:eastAsia="Microsoft YaHei"/>
+        </w:rPr>
+        <w:t>检查 cleo.json/harnesses.json 中的路径、命令、provider 认证和平台差异。</w:t>
+      </w:r>
+    </w:p>
+    <w:p>
+      <w:pPr>
+        <w:pStyle w:val="ListNumber"/>
+        <w:numPr>
+          <w:ilvl w:val="0"/>
+          <w:numId w:val="12"/>
+        </w:numPr>
+      </w:pPr>
+      <w:r>
+        <w:rPr>
+          <w:rFonts w:ascii="Calibri" w:hAnsi="Calibri" w:eastAsia="Microsoft YaHei"/>
+        </w:rPr>
+        <w:t>启动后先读取 session 列表和 memory overview，再恢复一个非关键 session 进行验证。</w:t>
+      </w:r>
+    </w:p>
+    <w:p>
+      <w:pPr>
+        <w:pStyle w:val="ListNumber"/>
+        <w:numPr>
+          <w:ilvl w:val="0"/>
+          <w:numId w:val="12"/>
+        </w:numPr>
+      </w:pPr>
+      <w:r>
+        <w:rPr>
+          <w:rFonts w:ascii="Calibri" w:hAnsi="Calibri" w:eastAsia="Microsoft YaHei"/>
+        </w:rPr>
+        <w:t>若 registry 缺失但 event 目录完整，优先从 manifest/event 重建索引，不要手工拼接 SQLite 行。</w:t>
       </w:r>
     </w:p>
     <w:tbl>
       <w:tblPr>
         <w:tblStyle w:val="TableGrid"/>
-        <w:tblW w:type="auto" w:w="0"/>
+        <w:tblW w:type="dxa" w:w="9360"/>
+        <w:jc w:val="left"/>
+        <w:tblLayout w:type="fixed"/>
         <w:tblLook w:firstColumn="1" w:firstRow="1" w:lastColumn="0" w:lastRow="0" w:noHBand="0" w:noVBand="1" w:val="04A0"/>
+        <w:tblInd w:w="120" w:type="dxa"/>
       </w:tblPr>
       <w:tblGrid>
-        <w:gridCol w:w="10080"/>
+        <w:gridCol w:w="9360"/>
       </w:tblGrid>
       <w:tr>
         <w:tc>
           <w:tcPr>
-            <w:tcW w:type="dxa" w:w="10080"/>
-            <w:shd w:fill="FFF2CC"/>
+            <w:tcW w:type="dxa" w:w="9360"/>
+            <w:shd w:fill="FFF4D6"/>
+            <w:tcMar>
+              <w:top w:w="80" w:type="dxa"/>
+              <w:start w:w="120" w:type="dxa"/>
+              <w:bottom w:w="80" w:type="dxa"/>
+              <w:end w:w="120" w:type="dxa"/>
+            </w:tcMar>
+            <w:vAlign w:val="center"/>
           </w:tcPr>
           <w:p>
             <w:pPr>
               <w:spacing w:after="0"/>
             </w:pPr>
-            <w:r/>
             <w:r>
               <w:rPr>
-                <w:rFonts w:ascii="Aptos" w:hAnsi="Aptos" w:eastAsia="Microsoft YaHei"/>
+                <w:rFonts w:ascii="Calibri" w:hAnsi="Calibri" w:eastAsia="Microsoft YaHei"/>
                 <w:b/>
-                <w:sz w:val="18"/>
+                <w:color w:val="16324F"/>
+                <w:sz w:val="20"/>
               </w:rPr>
-              <w:t>Do not commit local private state: config/cleo.json, data/runtime.json, memory/thread_objects/*, memory/projects/*, memory/threads.jsonl test entries, temporary attachments, API keys, or generated smoke-test files.</w:t>
+              <w:t xml:space="preserve">禁止  </w:t>
+            </w:r>
+            <w:r>
+              <w:rPr>
+                <w:rFonts w:ascii="Calibri" w:hAnsi="Calibri" w:eastAsia="Microsoft YaHei"/>
+                <w:sz w:val="20"/>
+              </w:rPr>
+              <w:t>不要在 Cleo 运行时直接同步、合并或双向编辑 events.jsonl 和 SQLite。不要只备份 MEMORY.md/PERSONA.md 后声称已经保存长期记忆证据。</w:t>
             </w:r>
           </w:p>
         </w:tc>
       </w:tr>
     </w:tbl>
-    <w:p/>
     <w:p>
       <w:pPr>
-        <w:spacing w:after="60"/>
-        <w:ind w:left="259" w:hanging="259"/>
+        <w:spacing w:after="0"/>
+      </w:pPr>
+    </w:p>
+    <w:p>
+      <w:pPr>
+        <w:pStyle w:val="Heading1"/>
       </w:pPr>
       <w:r>
-        <w:rPr>
-          <w:rFonts w:ascii="Aptos" w:hAnsi="Aptos" w:eastAsia="Microsoft YaHei"/>
-          <w:sz w:val="20"/>
-        </w:rPr>
-        <w:t>- 测试 main.py 真实交互后，记录生成的 thread_id。</w:t>
+        <w:t>5. 升级、卸载与清理</w:t>
       </w:r>
     </w:p>
     <w:p>
       <w:pPr>
-        <w:spacing w:after="60"/>
-        <w:ind w:left="259" w:hanging="259"/>
+        <w:pStyle w:val="Heading2"/>
       </w:pPr>
       <w:r>
-        <w:rPr>
-          <w:rFonts w:ascii="Aptos" w:hAnsi="Aptos" w:eastAsia="Microsoft YaHei"/>
-          <w:sz w:val="20"/>
-        </w:rPr>
-        <w:t>- 删除对应 memory/thread_objects/&lt;thread_id&gt;.json。</w:t>
+        <w:t>5.1 Windows 升级</w:t>
       </w:r>
     </w:p>
     <w:p>
       <w:pPr>
-        <w:spacing w:after="60"/>
-        <w:ind w:left="259" w:hanging="259"/>
+        <w:pStyle w:val="ListBullet"/>
       </w:pPr>
       <w:r>
         <w:rPr>
-          <w:rFonts w:ascii="Aptos" w:hAnsi="Aptos" w:eastAsia="Microsoft YaHei"/>
-          <w:sz w:val="20"/>
+          <w:rFonts w:ascii="Calibri" w:hAnsi="Calibri" w:eastAsia="Microsoft YaHei"/>
         </w:rPr>
-        <w:t>- 从 memory/threads.jsonl 移除对应测试记录，或恢复测试前备份。</w:t>
+        <w:t>内置 updater 和 scripts/download.ps1 都要求 ZIP、SHA-256 与 release metadata 一致。</w:t>
       </w:r>
     </w:p>
     <w:p>
       <w:pPr>
-        <w:spacing w:after="60"/>
-        <w:ind w:left="259" w:hanging="259"/>
+        <w:pStyle w:val="ListBullet"/>
       </w:pPr>
       <w:r>
         <w:rPr>
-          <w:rFonts w:ascii="Aptos" w:hAnsi="Aptos" w:eastAsia="Microsoft YaHei"/>
-          <w:sz w:val="20"/>
+          <w:rFonts w:ascii="Calibri" w:hAnsi="Calibri" w:eastAsia="Microsoft YaHei"/>
         </w:rPr>
-        <w:t>- 恢复 data/runtime.json 到测试前状态，或确认只保留真实用户状态。</w:t>
+        <w:t>升级前关闭 Cleo；程序目录被原子替换，用户数据目录保持不变。</w:t>
       </w:r>
     </w:p>
     <w:p>
       <w:pPr>
-        <w:spacing w:after="60"/>
-        <w:ind w:left="259" w:hanging="259"/>
+        <w:pStyle w:val="ListBullet"/>
       </w:pPr>
       <w:r>
         <w:rPr>
-          <w:rFonts w:ascii="Aptos" w:hAnsi="Aptos" w:eastAsia="Microsoft YaHei"/>
-          <w:sz w:val="20"/>
+          <w:rFonts w:ascii="Calibri" w:hAnsi="Calibri" w:eastAsia="Microsoft YaHei"/>
         </w:rPr>
-        <w:t>- 清理 __pycache__ 和临时附件。</w:t>
+        <w:t>升级后验证版本、模型 profile、session 列表、一个 chat turn 和一个 Productivity turn。</w:t>
+      </w:r>
+    </w:p>
+    <w:p>
+      <w:pPr>
+        <w:pStyle w:val="Heading2"/>
+      </w:pPr>
+      <w:r>
+        <w:t>5.2 卸载</w:t>
+      </w:r>
+    </w:p>
+    <w:p>
+      <w:pPr>
+        <w:pStyle w:val="CodeBlock"/>
+        <w:shd w:fill="F4F7FA"/>
+      </w:pPr>
+      <w:r>
+        <w:rPr>
+          <w:rFonts w:ascii="Consolas" w:hAnsi="Consolas" w:eastAsia="Microsoft YaHei"/>
+          <w:color w:val="16324F"/>
+          <w:sz w:val="19"/>
+        </w:rPr>
+        <w:t>.\scripts\uninstall.ps1</w:t>
+        <w:br/>
+        <w:t>.\scripts\uninstall.ps1 -PurgeData</w:t>
+      </w:r>
+    </w:p>
+    <w:p>
+      <w:r>
+        <w:rPr>
+          <w:rFonts w:ascii="Calibri" w:hAnsi="Calibri" w:eastAsia="Microsoft YaHei"/>
+        </w:rPr>
+        <w:t>默认卸载只删除程序文件并保留用户数据。`-PurgeData` 会永久删除 Cleo 本地配置、会话与记忆，只应在已经验证备份且明确需要清除全部数据时使用。</w:t>
+      </w:r>
+    </w:p>
+    <w:p>
+      <w:pPr>
+        <w:pStyle w:val="Heading2"/>
+      </w:pPr>
+      <w:r>
+        <w:t>5.3 开发环境清理</w:t>
+      </w:r>
+    </w:p>
+    <w:p>
+      <w:pPr>
+        <w:pStyle w:val="ListBullet"/>
+      </w:pPr>
+      <w:r>
+        <w:rPr>
+          <w:rFonts w:ascii="Calibri" w:hAnsi="Calibri" w:eastAsia="Microsoft YaHei"/>
+        </w:rPr>
+        <w:t>只清理可重建缓存、测试临时目录和 release staging；先确认目标绝对路径位于仓库或明确的 temp 目录。</w:t>
+      </w:r>
+    </w:p>
+    <w:p>
+      <w:pPr>
+        <w:pStyle w:val="ListBullet"/>
+      </w:pPr>
+      <w:r>
+        <w:rPr>
+          <w:rFonts w:ascii="Calibri" w:hAnsi="Calibri" w:eastAsia="Microsoft YaHei"/>
+        </w:rPr>
+        <w:t>不要使用 git clean/reset 清除未知用户文件，也不要提交 config、runtime DB、event log、附件、模型或 API Key。</w:t>
       </w:r>
     </w:p>
     <w:p>
@@ -2722,48 +1991,2885 @@
         <w:pStyle w:val="Heading1"/>
       </w:pPr>
       <w:r>
-        <w:t>9. Design Note</w:t>
+        <w:t>6. Session 与记忆生命周期</w:t>
+      </w:r>
+    </w:p>
+    <w:tbl>
+      <w:tblPr>
+        <w:tblStyle w:val="TableGrid"/>
+        <w:tblW w:type="dxa" w:w="9360"/>
+        <w:jc w:val="left"/>
+        <w:tblLayout w:type="fixed"/>
+        <w:tblLook w:firstColumn="1" w:firstRow="1" w:lastColumn="0" w:lastRow="0" w:noHBand="0" w:noVBand="1" w:val="04A0"/>
+        <w:tblInd w:w="120" w:type="dxa"/>
+      </w:tblPr>
+      <w:tblGrid>
+        <w:gridCol w:w="1800"/>
+        <w:gridCol w:w="4320"/>
+        <w:gridCol w:w="3240"/>
+      </w:tblGrid>
+      <w:tr>
+        <w:trPr>
+          <w:tblHeader w:val="true"/>
+        </w:trPr>
+        <w:tc>
+          <w:tcPr>
+            <w:tcW w:type="dxa" w:w="1800"/>
+            <w:shd w:fill="E8EEF5"/>
+            <w:tcMar>
+              <w:top w:w="80" w:type="dxa"/>
+              <w:start w:w="120" w:type="dxa"/>
+              <w:bottom w:w="80" w:type="dxa"/>
+              <w:end w:w="120" w:type="dxa"/>
+            </w:tcMar>
+            <w:vAlign w:val="center"/>
+          </w:tcPr>
+          <w:p>
+            <w:pPr>
+              <w:spacing w:after="0"/>
+            </w:pPr>
+            <w:r>
+              <w:rPr>
+                <w:rFonts w:ascii="Calibri" w:hAnsi="Calibri" w:eastAsia="Microsoft YaHei"/>
+                <w:b/>
+                <w:color w:val="16324F"/>
+                <w:sz w:val="19"/>
+              </w:rPr>
+              <w:t>阶段</w:t>
+            </w:r>
+          </w:p>
+        </w:tc>
+        <w:tc>
+          <w:tcPr>
+            <w:tcW w:type="dxa" w:w="4320"/>
+            <w:shd w:fill="E8EEF5"/>
+            <w:tcMar>
+              <w:top w:w="80" w:type="dxa"/>
+              <w:start w:w="120" w:type="dxa"/>
+              <w:bottom w:w="80" w:type="dxa"/>
+              <w:end w:w="120" w:type="dxa"/>
+            </w:tcMar>
+            <w:vAlign w:val="center"/>
+          </w:tcPr>
+          <w:p>
+            <w:pPr>
+              <w:spacing w:after="0"/>
+            </w:pPr>
+            <w:r>
+              <w:rPr>
+                <w:rFonts w:ascii="Calibri" w:hAnsi="Calibri" w:eastAsia="Microsoft YaHei"/>
+                <w:b/>
+                <w:color w:val="16324F"/>
+                <w:sz w:val="19"/>
+              </w:rPr>
+              <w:t>必须发生</w:t>
+            </w:r>
+          </w:p>
+        </w:tc>
+        <w:tc>
+          <w:tcPr>
+            <w:tcW w:type="dxa" w:w="3240"/>
+            <w:shd w:fill="E8EEF5"/>
+            <w:tcMar>
+              <w:top w:w="80" w:type="dxa"/>
+              <w:start w:w="120" w:type="dxa"/>
+              <w:bottom w:w="80" w:type="dxa"/>
+              <w:end w:w="120" w:type="dxa"/>
+            </w:tcMar>
+            <w:vAlign w:val="center"/>
+          </w:tcPr>
+          <w:p>
+            <w:pPr>
+              <w:spacing w:after="0"/>
+            </w:pPr>
+            <w:r>
+              <w:rPr>
+                <w:rFonts w:ascii="Calibri" w:hAnsi="Calibri" w:eastAsia="Microsoft YaHei"/>
+                <w:b/>
+                <w:color w:val="16324F"/>
+                <w:sz w:val="19"/>
+              </w:rPr>
+              <w:t>失败处理</w:t>
+            </w:r>
+          </w:p>
+        </w:tc>
+      </w:tr>
+      <w:tr>
+        <w:tc>
+          <w:tcPr>
+            <w:tcW w:type="dxa" w:w="1800"/>
+            <w:tcMar>
+              <w:top w:w="80" w:type="dxa"/>
+              <w:start w:w="120" w:type="dxa"/>
+              <w:bottom w:w="80" w:type="dxa"/>
+              <w:end w:w="120" w:type="dxa"/>
+            </w:tcMar>
+            <w:vAlign w:val="center"/>
+          </w:tcPr>
+          <w:p>
+            <w:pPr>
+              <w:spacing w:before="0" w:after="0" w:line="276" w:lineRule="auto"/>
+            </w:pPr>
+            <w:r>
+              <w:rPr>
+                <w:rFonts w:ascii="Calibri" w:hAnsi="Calibri" w:eastAsia="Microsoft YaHei"/>
+                <w:sz w:val="18"/>
+              </w:rPr>
+              <w:t>Create/Resume</w:t>
+            </w:r>
+          </w:p>
+        </w:tc>
+        <w:tc>
+          <w:tcPr>
+            <w:tcW w:type="dxa" w:w="4320"/>
+            <w:tcMar>
+              <w:top w:w="80" w:type="dxa"/>
+              <w:start w:w="120" w:type="dxa"/>
+              <w:bottom w:w="80" w:type="dxa"/>
+              <w:end w:w="120" w:type="dxa"/>
+            </w:tcMar>
+            <w:vAlign w:val="center"/>
+          </w:tcPr>
+          <w:p>
+            <w:pPr>
+              <w:spacing w:before="0" w:after="0" w:line="276" w:lineRule="auto"/>
+            </w:pPr>
+            <w:r>
+              <w:rPr>
+                <w:rFonts w:ascii="Calibri" w:hAnsi="Calibri" w:eastAsia="Microsoft YaHei"/>
+                <w:sz w:val="18"/>
+              </w:rPr>
+              <w:t>解析 space/project/session，加载 manifest 与消息或 native mapping</w:t>
+            </w:r>
+          </w:p>
+        </w:tc>
+        <w:tc>
+          <w:tcPr>
+            <w:tcW w:type="dxa" w:w="3240"/>
+            <w:tcMar>
+              <w:top w:w="80" w:type="dxa"/>
+              <w:start w:w="120" w:type="dxa"/>
+              <w:bottom w:w="80" w:type="dxa"/>
+              <w:end w:w="120" w:type="dxa"/>
+            </w:tcMar>
+            <w:vAlign w:val="center"/>
+          </w:tcPr>
+          <w:p>
+            <w:pPr>
+              <w:spacing w:before="0" w:after="0" w:line="276" w:lineRule="auto"/>
+            </w:pPr>
+            <w:r>
+              <w:rPr>
+                <w:rFonts w:ascii="Calibri" w:hAnsi="Calibri" w:eastAsia="Microsoft YaHei"/>
+                <w:sz w:val="18"/>
+              </w:rPr>
+              <w:t>scope/provider 不匹配时明确失败</w:t>
+            </w:r>
+          </w:p>
+        </w:tc>
+      </w:tr>
+      <w:tr>
+        <w:tc>
+          <w:tcPr>
+            <w:tcW w:type="dxa" w:w="1800"/>
+            <w:tcMar>
+              <w:top w:w="80" w:type="dxa"/>
+              <w:start w:w="120" w:type="dxa"/>
+              <w:bottom w:w="80" w:type="dxa"/>
+              <w:end w:w="120" w:type="dxa"/>
+            </w:tcMar>
+            <w:vAlign w:val="center"/>
+          </w:tcPr>
+          <w:p>
+            <w:pPr>
+              <w:spacing w:before="0" w:after="0" w:line="276" w:lineRule="auto"/>
+            </w:pPr>
+            <w:r>
+              <w:rPr>
+                <w:rFonts w:ascii="Calibri" w:hAnsi="Calibri" w:eastAsia="Microsoft YaHei"/>
+                <w:sz w:val="18"/>
+              </w:rPr>
+              <w:t>Turn running</w:t>
+            </w:r>
+          </w:p>
+        </w:tc>
+        <w:tc>
+          <w:tcPr>
+            <w:tcW w:type="dxa" w:w="4320"/>
+            <w:tcMar>
+              <w:top w:w="80" w:type="dxa"/>
+              <w:start w:w="120" w:type="dxa"/>
+              <w:bottom w:w="80" w:type="dxa"/>
+              <w:end w:w="120" w:type="dxa"/>
+            </w:tcMar>
+            <w:vAlign w:val="center"/>
+          </w:tcPr>
+          <w:p>
+            <w:pPr>
+              <w:spacing w:before="0" w:after="0" w:line="276" w:lineRule="auto"/>
+            </w:pPr>
+            <w:r>
+              <w:rPr>
+                <w:rFonts w:ascii="Calibri" w:hAnsi="Calibri" w:eastAsia="Microsoft YaHei"/>
+                <w:sz w:val="18"/>
+              </w:rPr>
+              <w:t>流式 token 只发送 UI；状态与 provider event 规范化</w:t>
+            </w:r>
+          </w:p>
+        </w:tc>
+        <w:tc>
+          <w:tcPr>
+            <w:tcW w:type="dxa" w:w="3240"/>
+            <w:tcMar>
+              <w:top w:w="80" w:type="dxa"/>
+              <w:start w:w="120" w:type="dxa"/>
+              <w:bottom w:w="80" w:type="dxa"/>
+              <w:end w:w="120" w:type="dxa"/>
+            </w:tcMar>
+            <w:vAlign w:val="center"/>
+          </w:tcPr>
+          <w:p>
+            <w:pPr>
+              <w:spacing w:before="0" w:after="0" w:line="276" w:lineRule="auto"/>
+            </w:pPr>
+            <w:r>
+              <w:rPr>
+                <w:rFonts w:ascii="Calibri" w:hAnsi="Calibri" w:eastAsia="Microsoft YaHei"/>
+                <w:sz w:val="18"/>
+              </w:rPr>
+              <w:t>支持 cancel，错误不能标记 completed</w:t>
+            </w:r>
+          </w:p>
+        </w:tc>
+      </w:tr>
+      <w:tr>
+        <w:tc>
+          <w:tcPr>
+            <w:tcW w:type="dxa" w:w="1800"/>
+            <w:tcMar>
+              <w:top w:w="80" w:type="dxa"/>
+              <w:start w:w="120" w:type="dxa"/>
+              <w:bottom w:w="80" w:type="dxa"/>
+              <w:end w:w="120" w:type="dxa"/>
+            </w:tcMar>
+            <w:vAlign w:val="center"/>
+          </w:tcPr>
+          <w:p>
+            <w:pPr>
+              <w:spacing w:before="0" w:after="0" w:line="276" w:lineRule="auto"/>
+            </w:pPr>
+            <w:r>
+              <w:rPr>
+                <w:rFonts w:ascii="Calibri" w:hAnsi="Calibri" w:eastAsia="Microsoft YaHei"/>
+                <w:sz w:val="18"/>
+              </w:rPr>
+              <w:t>Turn complete</w:t>
+            </w:r>
+          </w:p>
+        </w:tc>
+        <w:tc>
+          <w:tcPr>
+            <w:tcW w:type="dxa" w:w="4320"/>
+            <w:tcMar>
+              <w:top w:w="80" w:type="dxa"/>
+              <w:start w:w="120" w:type="dxa"/>
+              <w:bottom w:w="80" w:type="dxa"/>
+              <w:end w:w="120" w:type="dxa"/>
+            </w:tcMar>
+            <w:vAlign w:val="center"/>
+          </w:tcPr>
+          <w:p>
+            <w:pPr>
+              <w:spacing w:before="0" w:after="0" w:line="276" w:lineRule="auto"/>
+            </w:pPr>
+            <w:r>
+              <w:rPr>
+                <w:rFonts w:ascii="Calibri" w:hAnsi="Calibri" w:eastAsia="Microsoft YaHei"/>
+                <w:sz w:val="18"/>
+              </w:rPr>
+              <w:t>保存完成后的 user/assistant/tool semantics，追加 events</w:t>
+            </w:r>
+          </w:p>
+        </w:tc>
+        <w:tc>
+          <w:tcPr>
+            <w:tcW w:type="dxa" w:w="3240"/>
+            <w:tcMar>
+              <w:top w:w="80" w:type="dxa"/>
+              <w:start w:w="120" w:type="dxa"/>
+              <w:bottom w:w="80" w:type="dxa"/>
+              <w:end w:w="120" w:type="dxa"/>
+            </w:tcMar>
+            <w:vAlign w:val="center"/>
+          </w:tcPr>
+          <w:p>
+            <w:pPr>
+              <w:spacing w:before="0" w:after="0" w:line="276" w:lineRule="auto"/>
+            </w:pPr>
+            <w:r>
+              <w:rPr>
+                <w:rFonts w:ascii="Calibri" w:hAnsi="Calibri" w:eastAsia="Microsoft YaHei"/>
+                <w:sz w:val="18"/>
+              </w:rPr>
+              <w:t>event 写入失败则不推进派生状态</w:t>
+            </w:r>
+          </w:p>
+        </w:tc>
+      </w:tr>
+      <w:tr>
+        <w:tc>
+          <w:tcPr>
+            <w:tcW w:type="dxa" w:w="1800"/>
+            <w:tcMar>
+              <w:top w:w="80" w:type="dxa"/>
+              <w:start w:w="120" w:type="dxa"/>
+              <w:bottom w:w="80" w:type="dxa"/>
+              <w:end w:w="120" w:type="dxa"/>
+            </w:tcMar>
+            <w:vAlign w:val="center"/>
+          </w:tcPr>
+          <w:p>
+            <w:pPr>
+              <w:spacing w:before="0" w:after="0" w:line="276" w:lineRule="auto"/>
+            </w:pPr>
+            <w:r>
+              <w:rPr>
+                <w:rFonts w:ascii="Calibri" w:hAnsi="Calibri" w:eastAsia="Microsoft YaHei"/>
+                <w:sz w:val="18"/>
+              </w:rPr>
+              <w:t>Projection</w:t>
+            </w:r>
+          </w:p>
+        </w:tc>
+        <w:tc>
+          <w:tcPr>
+            <w:tcW w:type="dxa" w:w="4320"/>
+            <w:tcMar>
+              <w:top w:w="80" w:type="dxa"/>
+              <w:start w:w="120" w:type="dxa"/>
+              <w:bottom w:w="80" w:type="dxa"/>
+              <w:end w:w="120" w:type="dxa"/>
+            </w:tcMar>
+            <w:vAlign w:val="center"/>
+          </w:tcPr>
+          <w:p>
+            <w:pPr>
+              <w:spacing w:before="0" w:after="0" w:line="276" w:lineRule="auto"/>
+            </w:pPr>
+            <w:r>
+              <w:rPr>
+                <w:rFonts w:ascii="Calibri" w:hAnsi="Calibri" w:eastAsia="Microsoft YaHei"/>
+                <w:sz w:val="18"/>
+              </w:rPr>
+              <w:t>原子更新 manifest，重建 compact 与 history chunks</w:t>
+            </w:r>
+          </w:p>
+        </w:tc>
+        <w:tc>
+          <w:tcPr>
+            <w:tcW w:type="dxa" w:w="3240"/>
+            <w:tcMar>
+              <w:top w:w="80" w:type="dxa"/>
+              <w:start w:w="120" w:type="dxa"/>
+              <w:bottom w:w="80" w:type="dxa"/>
+              <w:end w:w="120" w:type="dxa"/>
+            </w:tcMar>
+            <w:vAlign w:val="center"/>
+          </w:tcPr>
+          <w:p>
+            <w:pPr>
+              <w:spacing w:before="0" w:after="0" w:line="276" w:lineRule="auto"/>
+            </w:pPr>
+            <w:r>
+              <w:rPr>
+                <w:rFonts w:ascii="Calibri" w:hAnsi="Calibri" w:eastAsia="Microsoft YaHei"/>
+                <w:sz w:val="18"/>
+              </w:rPr>
+              <w:t>可重试；事实源保持不变</w:t>
+            </w:r>
+          </w:p>
+        </w:tc>
+      </w:tr>
+      <w:tr>
+        <w:tc>
+          <w:tcPr>
+            <w:tcW w:type="dxa" w:w="1800"/>
+            <w:tcMar>
+              <w:top w:w="80" w:type="dxa"/>
+              <w:start w:w="120" w:type="dxa"/>
+              <w:bottom w:w="80" w:type="dxa"/>
+              <w:end w:w="120" w:type="dxa"/>
+            </w:tcMar>
+            <w:vAlign w:val="center"/>
+          </w:tcPr>
+          <w:p>
+            <w:pPr>
+              <w:spacing w:before="0" w:after="0" w:line="276" w:lineRule="auto"/>
+            </w:pPr>
+            <w:r>
+              <w:rPr>
+                <w:rFonts w:ascii="Calibri" w:hAnsi="Calibri" w:eastAsia="Microsoft YaHei"/>
+                <w:sz w:val="18"/>
+              </w:rPr>
+              <w:t>Consolidation</w:t>
+            </w:r>
+          </w:p>
+        </w:tc>
+        <w:tc>
+          <w:tcPr>
+            <w:tcW w:type="dxa" w:w="4320"/>
+            <w:tcMar>
+              <w:top w:w="80" w:type="dxa"/>
+              <w:start w:w="120" w:type="dxa"/>
+              <w:bottom w:w="80" w:type="dxa"/>
+              <w:end w:w="120" w:type="dxa"/>
+            </w:tcMar>
+            <w:vAlign w:val="center"/>
+          </w:tcPr>
+          <w:p>
+            <w:pPr>
+              <w:spacing w:before="0" w:after="0" w:line="276" w:lineRule="auto"/>
+            </w:pPr>
+            <w:r>
+              <w:rPr>
+                <w:rFonts w:ascii="Calibri" w:hAnsi="Calibri" w:eastAsia="Microsoft YaHei"/>
+                <w:sz w:val="18"/>
+              </w:rPr>
+              <w:t>gate 评估，DreamAgent 写 atomic memory + evidence</w:t>
+            </w:r>
+          </w:p>
+        </w:tc>
+        <w:tc>
+          <w:tcPr>
+            <w:tcW w:type="dxa" w:w="3240"/>
+            <w:tcMar>
+              <w:top w:w="80" w:type="dxa"/>
+              <w:start w:w="120" w:type="dxa"/>
+              <w:bottom w:w="80" w:type="dxa"/>
+              <w:end w:w="120" w:type="dxa"/>
+            </w:tcMar>
+            <w:vAlign w:val="center"/>
+          </w:tcPr>
+          <w:p>
+            <w:pPr>
+              <w:spacing w:before="0" w:after="0" w:line="276" w:lineRule="auto"/>
+            </w:pPr>
+            <w:r>
+              <w:rPr>
+                <w:rFonts w:ascii="Calibri" w:hAnsi="Calibri" w:eastAsia="Microsoft YaHei"/>
+                <w:sz w:val="18"/>
+              </w:rPr>
+              <w:t>失败不推进 consolidated hash</w:t>
+            </w:r>
+          </w:p>
+        </w:tc>
+      </w:tr>
+      <w:tr>
+        <w:tc>
+          <w:tcPr>
+            <w:tcW w:type="dxa" w:w="1800"/>
+            <w:tcMar>
+              <w:top w:w="80" w:type="dxa"/>
+              <w:start w:w="120" w:type="dxa"/>
+              <w:bottom w:w="80" w:type="dxa"/>
+              <w:end w:w="120" w:type="dxa"/>
+            </w:tcMar>
+            <w:vAlign w:val="center"/>
+          </w:tcPr>
+          <w:p>
+            <w:pPr>
+              <w:spacing w:before="0" w:after="0" w:line="276" w:lineRule="auto"/>
+            </w:pPr>
+            <w:r>
+              <w:rPr>
+                <w:rFonts w:ascii="Calibri" w:hAnsi="Calibri" w:eastAsia="Microsoft YaHei"/>
+                <w:sz w:val="18"/>
+              </w:rPr>
+              <w:t>Close</w:t>
+            </w:r>
+          </w:p>
+        </w:tc>
+        <w:tc>
+          <w:tcPr>
+            <w:tcW w:type="dxa" w:w="4320"/>
+            <w:tcMar>
+              <w:top w:w="80" w:type="dxa"/>
+              <w:start w:w="120" w:type="dxa"/>
+              <w:bottom w:w="80" w:type="dxa"/>
+              <w:end w:w="120" w:type="dxa"/>
+            </w:tcMar>
+            <w:vAlign w:val="center"/>
+          </w:tcPr>
+          <w:p>
+            <w:pPr>
+              <w:spacing w:before="0" w:after="0" w:line="276" w:lineRule="auto"/>
+            </w:pPr>
+            <w:r>
+              <w:rPr>
+                <w:rFonts w:ascii="Calibri" w:hAnsi="Calibri" w:eastAsia="Microsoft YaHei"/>
+                <w:sz w:val="18"/>
+              </w:rPr>
+              <w:t>关闭 provider/子进程并保存 terminal status</w:t>
+            </w:r>
+          </w:p>
+        </w:tc>
+        <w:tc>
+          <w:tcPr>
+            <w:tcW w:type="dxa" w:w="3240"/>
+            <w:tcMar>
+              <w:top w:w="80" w:type="dxa"/>
+              <w:start w:w="120" w:type="dxa"/>
+              <w:bottom w:w="80" w:type="dxa"/>
+              <w:end w:w="120" w:type="dxa"/>
+            </w:tcMar>
+            <w:vAlign w:val="center"/>
+          </w:tcPr>
+          <w:p>
+            <w:pPr>
+              <w:spacing w:before="0" w:after="0" w:line="276" w:lineRule="auto"/>
+            </w:pPr>
+            <w:r>
+              <w:rPr>
+                <w:rFonts w:ascii="Calibri" w:hAnsi="Calibri" w:eastAsia="Microsoft YaHei"/>
+                <w:sz w:val="18"/>
+              </w:rPr>
+              <w:t>best-effort cleanup 仍要保留真实错误</w:t>
+            </w:r>
+          </w:p>
+        </w:tc>
+      </w:tr>
+    </w:tbl>
+    <w:p>
+      <w:pPr>
+        <w:spacing w:after="0"/>
+      </w:pPr>
+    </w:p>
+    <w:p>
+      <w:pPr>
+        <w:pStyle w:val="Heading2"/>
+      </w:pPr>
+      <w:r>
+        <w:t>6.1 processed_hash 与 consolidated_hash</w:t>
       </w:r>
     </w:p>
     <w:p>
       <w:r>
         <w:rPr>
-          <w:rFonts w:ascii="Aptos" w:hAnsi="Aptos" w:eastAsia="Microsoft YaHei"/>
-          <w:b/>
-          <w:sz w:val="20"/>
+          <w:rFonts w:ascii="Calibri" w:hAnsi="Calibri" w:eastAsia="Microsoft YaHei"/>
         </w:rPr>
-        <w:t xml:space="preserve">推荐心智模型: </w:t>
-      </w:r>
-      <w:r>
-        <w:rPr>
-          <w:rFonts w:ascii="Aptos" w:hAnsi="Aptos" w:eastAsia="Microsoft YaHei"/>
-          <w:sz w:val="20"/>
-        </w:rPr>
-        <w:t>main() 是 controller，负责选择 thread_id 和 loaded_messages；_run_chat_loop() 是一个 thread session worker；Runtime 是本地状态镜像；thread_memory 是 snapshot persistence；DreamAgent 是退出后的长期记忆整合。以后做 /switch、前端 API 或 context compression 时，也尽量保持这个分层。</w:t>
+        <w:t>`processed_hash` 表示 source 已经完成 gate/处理流程。`consolidated_hash` 只表示 source 确实进入项目记忆协议。被 gate 判断为 transient 的 session 只有 processed 状态，仍可按未 consolidation 的规则移动 project。</w:t>
       </w:r>
     </w:p>
     <w:p>
       <w:pPr>
-        <w:spacing w:before="240"/>
+        <w:pStyle w:val="Heading2"/>
+      </w:pPr>
+      <w:r>
+        <w:t>6.2 Session 移动</w:t>
+      </w:r>
+    </w:p>
+    <w:p>
+      <w:r>
+        <w:rPr>
+          <w:rFonts w:ascii="Calibri" w:hAnsi="Calibri" w:eastAsia="Microsoft YaHei"/>
+        </w:rPr>
+        <w:t>只有 active 且尚未 consolidation 的 thread 可以在 project 间移动。实现必须同步移动 session 目录、manifest/event scope、registry、compact、memory state 与 conversation chunks。已进入长期记忆的 source 不允许移动，因为旧 project 中的 durable knowledge 无法可靠撤回。</w:t>
+      </w:r>
+    </w:p>
+    <w:p>
+      <w:pPr>
+        <w:pStyle w:val="Heading1"/>
+      </w:pPr>
+      <w:r>
+        <w:t>7. 修改 schema 或协议</w:t>
+      </w:r>
+    </w:p>
+    <w:p>
+      <w:pPr>
+        <w:pStyle w:val="Heading2"/>
+      </w:pPr>
+      <w:r>
+        <w:t>7.1 runtime.json</w:t>
+      </w:r>
+    </w:p>
+    <w:p>
+      <w:pPr>
+        <w:pStyle w:val="ListBullet"/>
       </w:pPr>
       <w:r>
         <w:rPr>
-          <w:rFonts w:ascii="Aptos" w:hAnsi="Aptos" w:eastAsia="Microsoft YaHei"/>
+          <w:rFonts w:ascii="Calibri" w:hAnsi="Calibri" w:eastAsia="Microsoft YaHei"/>
+        </w:rPr>
+        <w:t>先定义兼容默认值与迁移行为，再修改 Runtime 读写模型和 example。</w:t>
+      </w:r>
+    </w:p>
+    <w:p>
+      <w:pPr>
+        <w:pStyle w:val="ListBullet"/>
+      </w:pPr>
+      <w:r>
+        <w:rPr>
+          <w:rFonts w:ascii="Calibri" w:hAnsi="Calibri" w:eastAsia="Microsoft YaHei"/>
+        </w:rPr>
+        <w:t>runtime 只保存导航状态；不要把 transcript、secret 或不可重建业务事实塞入其中。</w:t>
+      </w:r>
+    </w:p>
+    <w:p>
+      <w:pPr>
+        <w:pStyle w:val="ListBullet"/>
+      </w:pPr>
+      <w:r>
+        <w:rPr>
+          <w:rFonts w:ascii="Calibri" w:hAnsi="Calibri" w:eastAsia="Microsoft YaHei"/>
+        </w:rPr>
+        <w:t>补充缺失、旧版本、未知字段、损坏文件和原子写失败测试。</w:t>
+      </w:r>
+    </w:p>
+    <w:p>
+      <w:pPr>
+        <w:pStyle w:val="Heading2"/>
+      </w:pPr>
+      <w:r>
+        <w:t>7.2 Canonical event / manifest</w:t>
+      </w:r>
+    </w:p>
+    <w:p>
+      <w:pPr>
+        <w:pStyle w:val="ListBullet"/>
+      </w:pPr>
+      <w:r>
+        <w:rPr>
+          <w:rFonts w:ascii="Calibri" w:hAnsi="Calibri" w:eastAsia="Microsoft YaHei"/>
+        </w:rPr>
+        <w:t>事件保持 append-only、唯一 event ID、严格递增 seq 和明确 actor/type/payload。</w:t>
+      </w:r>
+    </w:p>
+    <w:p>
+      <w:pPr>
+        <w:pStyle w:val="ListBullet"/>
+      </w:pPr>
+      <w:r>
+        <w:rPr>
+          <w:rFonts w:ascii="Calibri" w:hAnsi="Calibri" w:eastAsia="Microsoft YaHei"/>
+        </w:rPr>
+        <w:t>新增 provider 字段时先判断是否为 canonical semantic；无法稳定归一化的内容使用 provider_event。</w:t>
+      </w:r>
+    </w:p>
+    <w:p>
+      <w:pPr>
+        <w:pStyle w:val="ListBullet"/>
+      </w:pPr>
+      <w:r>
+        <w:rPr>
+          <w:rFonts w:ascii="Calibri" w:hAnsi="Calibri" w:eastAsia="Microsoft YaHei"/>
+        </w:rPr>
+        <w:t>manifest 字段是当前状态投影，不能成为 transcript 的唯一来源。</w:t>
+      </w:r>
+    </w:p>
+    <w:p>
+      <w:pPr>
+        <w:pStyle w:val="ListBullet"/>
+      </w:pPr>
+      <w:r>
+        <w:rPr>
+          <w:rFonts w:ascii="Calibri" w:hAnsi="Calibri" w:eastAsia="Microsoft YaHei"/>
+        </w:rPr>
+        <w:t>同步更新 compaction、projection、resume、Desktop DTO 和 session tests。</w:t>
+      </w:r>
+    </w:p>
+    <w:p>
+      <w:pPr>
+        <w:pStyle w:val="Heading2"/>
+      </w:pPr>
+      <w:r>
+        <w:t>7.3 Memory schema/policy</w:t>
+      </w:r>
+    </w:p>
+    <w:p>
+      <w:pPr>
+        <w:pStyle w:val="ListBullet"/>
+      </w:pPr>
+      <w:r>
+        <w:rPr>
+          <w:rFonts w:ascii="Calibri" w:hAnsi="Calibri" w:eastAsia="Microsoft YaHei"/>
+        </w:rPr>
+        <w:t>atomic memory fingerprint 和 evidence scope 必须保持幂等。</w:t>
+      </w:r>
+    </w:p>
+    <w:p>
+      <w:pPr>
+        <w:pStyle w:val="ListBullet"/>
+      </w:pPr>
+      <w:r>
+        <w:rPr>
+          <w:rFonts w:ascii="Calibri" w:hAnsi="Calibri" w:eastAsia="Microsoft YaHei"/>
+        </w:rPr>
+        <w:t>MEMORY_POLICY.md 由开发者维护；DreamAgent 不能自动修改 policy 或 AGENTS.md。</w:t>
+      </w:r>
+    </w:p>
+    <w:p>
+      <w:pPr>
+        <w:pStyle w:val="ListBullet"/>
+      </w:pPr>
+      <w:r>
+        <w:rPr>
+          <w:rFonts w:ascii="Calibri" w:hAnsi="Calibri" w:eastAsia="Microsoft YaHei"/>
+        </w:rPr>
+        <w:t>persona 只保存 project-independent 的沟通和互动倾向，不保存项目事实、权限或工具规则。</w:t>
+      </w:r>
+    </w:p>
+    <w:p>
+      <w:pPr>
+        <w:pStyle w:val="Heading2"/>
+      </w:pPr>
+      <w:r>
+        <w:t>7.4 Desktop JSONL</w:t>
+      </w:r>
+    </w:p>
+    <w:p>
+      <w:pPr>
+        <w:pStyle w:val="ListBullet"/>
+      </w:pPr>
+      <w:r>
+        <w:rPr>
+          <w:rFonts w:ascii="Calibri" w:hAnsi="Calibri" w:eastAsia="Microsoft YaHei"/>
+        </w:rPr>
+        <w:t>Python stdout 只能输出协议 JSONL；日志和 traceback 写 stderr。</w:t>
+      </w:r>
+    </w:p>
+    <w:p>
+      <w:pPr>
+        <w:pStyle w:val="ListBullet"/>
+      </w:pPr>
+      <w:r>
+        <w:rPr>
+          <w:rFonts w:ascii="Calibri" w:hAnsi="Calibri" w:eastAsia="Microsoft YaHei"/>
+        </w:rPr>
+        <w:t>每个 request 都要有完成、错误或取消结果；shutdown 必须结束子进程。</w:t>
+      </w:r>
+    </w:p>
+    <w:p>
+      <w:pPr>
+        <w:pStyle w:val="ListBullet"/>
+      </w:pPr>
+      <w:r>
+        <w:rPr>
+          <w:rFonts w:ascii="Calibri" w:hAnsi="Calibri" w:eastAsia="Microsoft YaHei"/>
+        </w:rPr>
+        <w:t>API Key read DTO 只返回 hasApiKey，不返回原值。</w:t>
+      </w:r>
+    </w:p>
+    <w:p>
+      <w:pPr>
+        <w:pStyle w:val="ListBullet"/>
+      </w:pPr>
+      <w:r>
+        <w:rPr>
+          <w:rFonts w:ascii="Calibri" w:hAnsi="Calibri" w:eastAsia="Microsoft YaHei"/>
+        </w:rPr>
+        <w:t>同步更新 Python projection、TypeScript types、IPC client 与 mock/real smoke。</w:t>
+      </w:r>
+    </w:p>
+    <w:p>
+      <w:pPr>
+        <w:pStyle w:val="Heading1"/>
+      </w:pPr>
+      <w:r>
+        <w:t>8. 故障诊断</w:t>
+      </w:r>
+    </w:p>
+    <w:tbl>
+      <w:tblPr>
+        <w:tblStyle w:val="TableGrid"/>
+        <w:tblW w:type="dxa" w:w="9360"/>
+        <w:jc w:val="left"/>
+        <w:tblLayout w:type="fixed"/>
+        <w:tblLook w:firstColumn="1" w:firstRow="1" w:lastColumn="0" w:lastRow="0" w:noHBand="0" w:noVBand="1" w:val="04A0"/>
+        <w:tblInd w:w="120" w:type="dxa"/>
+      </w:tblPr>
+      <w:tblGrid>
+        <w:gridCol w:w="2160"/>
+        <w:gridCol w:w="3600"/>
+        <w:gridCol w:w="3600"/>
+      </w:tblGrid>
+      <w:tr>
+        <w:trPr>
+          <w:tblHeader w:val="true"/>
+        </w:trPr>
+        <w:tc>
+          <w:tcPr>
+            <w:tcW w:type="dxa" w:w="2160"/>
+            <w:shd w:fill="E8EEF5"/>
+            <w:tcMar>
+              <w:top w:w="80" w:type="dxa"/>
+              <w:start w:w="120" w:type="dxa"/>
+              <w:bottom w:w="80" w:type="dxa"/>
+              <w:end w:w="120" w:type="dxa"/>
+            </w:tcMar>
+            <w:vAlign w:val="center"/>
+          </w:tcPr>
+          <w:p>
+            <w:pPr>
+              <w:spacing w:after="0"/>
+            </w:pPr>
+            <w:r>
+              <w:rPr>
+                <w:rFonts w:ascii="Calibri" w:hAnsi="Calibri" w:eastAsia="Microsoft YaHei"/>
+                <w:b/>
+                <w:color w:val="16324F"/>
+                <w:sz w:val="19"/>
+              </w:rPr>
+              <w:t>现象</w:t>
+            </w:r>
+          </w:p>
+        </w:tc>
+        <w:tc>
+          <w:tcPr>
+            <w:tcW w:type="dxa" w:w="3600"/>
+            <w:shd w:fill="E8EEF5"/>
+            <w:tcMar>
+              <w:top w:w="80" w:type="dxa"/>
+              <w:start w:w="120" w:type="dxa"/>
+              <w:bottom w:w="80" w:type="dxa"/>
+              <w:end w:w="120" w:type="dxa"/>
+            </w:tcMar>
+            <w:vAlign w:val="center"/>
+          </w:tcPr>
+          <w:p>
+            <w:pPr>
+              <w:spacing w:after="0"/>
+            </w:pPr>
+            <w:r>
+              <w:rPr>
+                <w:rFonts w:ascii="Calibri" w:hAnsi="Calibri" w:eastAsia="Microsoft YaHei"/>
+                <w:b/>
+                <w:color w:val="16324F"/>
+                <w:sz w:val="19"/>
+              </w:rPr>
+              <w:t>先检查</w:t>
+            </w:r>
+          </w:p>
+        </w:tc>
+        <w:tc>
+          <w:tcPr>
+            <w:tcW w:type="dxa" w:w="3600"/>
+            <w:shd w:fill="E8EEF5"/>
+            <w:tcMar>
+              <w:top w:w="80" w:type="dxa"/>
+              <w:start w:w="120" w:type="dxa"/>
+              <w:bottom w:w="80" w:type="dxa"/>
+              <w:end w:w="120" w:type="dxa"/>
+            </w:tcMar>
+            <w:vAlign w:val="center"/>
+          </w:tcPr>
+          <w:p>
+            <w:pPr>
+              <w:spacing w:after="0"/>
+            </w:pPr>
+            <w:r>
+              <w:rPr>
+                <w:rFonts w:ascii="Calibri" w:hAnsi="Calibri" w:eastAsia="Microsoft YaHei"/>
+                <w:b/>
+                <w:color w:val="16324F"/>
+                <w:sz w:val="19"/>
+              </w:rPr>
+              <w:t>安全处理</w:t>
+            </w:r>
+          </w:p>
+        </w:tc>
+      </w:tr>
+      <w:tr>
+        <w:tc>
+          <w:tcPr>
+            <w:tcW w:type="dxa" w:w="2160"/>
+            <w:tcMar>
+              <w:top w:w="80" w:type="dxa"/>
+              <w:start w:w="120" w:type="dxa"/>
+              <w:bottom w:w="80" w:type="dxa"/>
+              <w:end w:w="120" w:type="dxa"/>
+            </w:tcMar>
+            <w:vAlign w:val="center"/>
+          </w:tcPr>
+          <w:p>
+            <w:pPr>
+              <w:spacing w:before="0" w:after="0" w:line="276" w:lineRule="auto"/>
+            </w:pPr>
+            <w:r>
+              <w:rPr>
+                <w:rFonts w:ascii="Calibri" w:hAnsi="Calibri" w:eastAsia="Microsoft YaHei"/>
+                <w:sz w:val="18"/>
+              </w:rPr>
+              <w:t>Session 列表缺失</w:t>
+            </w:r>
+          </w:p>
+        </w:tc>
+        <w:tc>
+          <w:tcPr>
+            <w:tcW w:type="dxa" w:w="3600"/>
+            <w:tcMar>
+              <w:top w:w="80" w:type="dxa"/>
+              <w:start w:w="120" w:type="dxa"/>
+              <w:bottom w:w="80" w:type="dxa"/>
+              <w:end w:w="120" w:type="dxa"/>
+            </w:tcMar>
+            <w:vAlign w:val="center"/>
+          </w:tcPr>
+          <w:p>
+            <w:pPr>
+              <w:spacing w:before="0" w:after="0" w:line="276" w:lineRule="auto"/>
+            </w:pPr>
+            <w:r>
+              <w:rPr>
+                <w:rFonts w:ascii="Calibri" w:hAnsi="Calibri" w:eastAsia="Microsoft YaHei"/>
+                <w:sz w:val="18"/>
+              </w:rPr>
+              <w:t>session 目录、manifest、events、sessions.sqlite3</w:t>
+            </w:r>
+          </w:p>
+        </w:tc>
+        <w:tc>
+          <w:tcPr>
+            <w:tcW w:type="dxa" w:w="3600"/>
+            <w:tcMar>
+              <w:top w:w="80" w:type="dxa"/>
+              <w:start w:w="120" w:type="dxa"/>
+              <w:bottom w:w="80" w:type="dxa"/>
+              <w:end w:w="120" w:type="dxa"/>
+            </w:tcMar>
+            <w:vAlign w:val="center"/>
+          </w:tcPr>
+          <w:p>
+            <w:pPr>
+              <w:spacing w:before="0" w:after="0" w:line="276" w:lineRule="auto"/>
+            </w:pPr>
+            <w:r>
+              <w:rPr>
+                <w:rFonts w:ascii="Calibri" w:hAnsi="Calibri" w:eastAsia="Microsoft YaHei"/>
+                <w:sz w:val="18"/>
+              </w:rPr>
+              <w:t>保护 event 后重建 registry</w:t>
+            </w:r>
+          </w:p>
+        </w:tc>
+      </w:tr>
+      <w:tr>
+        <w:tc>
+          <w:tcPr>
+            <w:tcW w:type="dxa" w:w="2160"/>
+            <w:tcMar>
+              <w:top w:w="80" w:type="dxa"/>
+              <w:start w:w="120" w:type="dxa"/>
+              <w:bottom w:w="80" w:type="dxa"/>
+              <w:end w:w="120" w:type="dxa"/>
+            </w:tcMar>
+            <w:vAlign w:val="center"/>
+          </w:tcPr>
+          <w:p>
+            <w:pPr>
+              <w:spacing w:before="0" w:after="0" w:line="276" w:lineRule="auto"/>
+            </w:pPr>
+            <w:r>
+              <w:rPr>
+                <w:rFonts w:ascii="Calibri" w:hAnsi="Calibri" w:eastAsia="Microsoft YaHei"/>
+                <w:sz w:val="18"/>
+              </w:rPr>
+              <w:t>Resume 无消息</w:t>
+            </w:r>
+          </w:p>
+        </w:tc>
+        <w:tc>
+          <w:tcPr>
+            <w:tcW w:type="dxa" w:w="3600"/>
+            <w:tcMar>
+              <w:top w:w="80" w:type="dxa"/>
+              <w:start w:w="120" w:type="dxa"/>
+              <w:bottom w:w="80" w:type="dxa"/>
+              <w:end w:w="120" w:type="dxa"/>
+            </w:tcMar>
+            <w:vAlign w:val="center"/>
+          </w:tcPr>
+          <w:p>
+            <w:pPr>
+              <w:spacing w:before="0" w:after="0" w:line="276" w:lineRule="auto"/>
+            </w:pPr>
+            <w:r>
+              <w:rPr>
+                <w:rFonts w:ascii="Calibri" w:hAnsi="Calibri" w:eastAsia="Microsoft YaHei"/>
+                <w:sz w:val="18"/>
+              </w:rPr>
+              <w:t>manifest provider/space/project 与 message events</w:t>
+            </w:r>
+          </w:p>
+        </w:tc>
+        <w:tc>
+          <w:tcPr>
+            <w:tcW w:type="dxa" w:w="3600"/>
+            <w:tcMar>
+              <w:top w:w="80" w:type="dxa"/>
+              <w:start w:w="120" w:type="dxa"/>
+              <w:bottom w:w="80" w:type="dxa"/>
+              <w:end w:w="120" w:type="dxa"/>
+            </w:tcMar>
+            <w:vAlign w:val="center"/>
+          </w:tcPr>
+          <w:p>
+            <w:pPr>
+              <w:spacing w:before="0" w:after="0" w:line="276" w:lineRule="auto"/>
+            </w:pPr>
+            <w:r>
+              <w:rPr>
+                <w:rFonts w:ascii="Calibri" w:hAnsi="Calibri" w:eastAsia="Microsoft YaHei"/>
+                <w:sz w:val="18"/>
+              </w:rPr>
+              <w:t>修复 projection；不要伪造 transcript</w:t>
+            </w:r>
+          </w:p>
+        </w:tc>
+      </w:tr>
+      <w:tr>
+        <w:tc>
+          <w:tcPr>
+            <w:tcW w:type="dxa" w:w="2160"/>
+            <w:tcMar>
+              <w:top w:w="80" w:type="dxa"/>
+              <w:start w:w="120" w:type="dxa"/>
+              <w:bottom w:w="80" w:type="dxa"/>
+              <w:end w:w="120" w:type="dxa"/>
+            </w:tcMar>
+            <w:vAlign w:val="center"/>
+          </w:tcPr>
+          <w:p>
+            <w:pPr>
+              <w:spacing w:before="0" w:after="0" w:line="276" w:lineRule="auto"/>
+            </w:pPr>
+            <w:r>
+              <w:rPr>
+                <w:rFonts w:ascii="Calibri" w:hAnsi="Calibri" w:eastAsia="Microsoft YaHei"/>
+                <w:sz w:val="18"/>
+              </w:rPr>
+              <w:t>Memory 未更新</w:t>
+            </w:r>
+          </w:p>
+        </w:tc>
+        <w:tc>
+          <w:tcPr>
+            <w:tcW w:type="dxa" w:w="3600"/>
+            <w:tcMar>
+              <w:top w:w="80" w:type="dxa"/>
+              <w:start w:w="120" w:type="dxa"/>
+              <w:bottom w:w="80" w:type="dxa"/>
+              <w:end w:w="120" w:type="dxa"/>
+            </w:tcMar>
+            <w:vAlign w:val="center"/>
+          </w:tcPr>
+          <w:p>
+            <w:pPr>
+              <w:spacing w:before="0" w:after="0" w:line="276" w:lineRule="auto"/>
+            </w:pPr>
+            <w:r>
+              <w:rPr>
+                <w:rFonts w:ascii="Calibri" w:hAnsi="Calibri" w:eastAsia="Microsoft YaHei"/>
+                <w:sz w:val="18"/>
+              </w:rPr>
+              <w:t>compact hash、gate state、Dream error、evidence IDs</w:t>
+            </w:r>
+          </w:p>
+        </w:tc>
+        <w:tc>
+          <w:tcPr>
+            <w:tcW w:type="dxa" w:w="3600"/>
+            <w:tcMar>
+              <w:top w:w="80" w:type="dxa"/>
+              <w:start w:w="120" w:type="dxa"/>
+              <w:bottom w:w="80" w:type="dxa"/>
+              <w:end w:w="120" w:type="dxa"/>
+            </w:tcMar>
+            <w:vAlign w:val="center"/>
+          </w:tcPr>
+          <w:p>
+            <w:pPr>
+              <w:spacing w:before="0" w:after="0" w:line="276" w:lineRule="auto"/>
+            </w:pPr>
+            <w:r>
+              <w:rPr>
+                <w:rFonts w:ascii="Calibri" w:hAnsi="Calibri" w:eastAsia="Microsoft YaHei"/>
+                <w:sz w:val="18"/>
+              </w:rPr>
+              <w:t>重试 consolidation；不手工推进 hash</w:t>
+            </w:r>
+          </w:p>
+        </w:tc>
+      </w:tr>
+      <w:tr>
+        <w:tc>
+          <w:tcPr>
+            <w:tcW w:type="dxa" w:w="2160"/>
+            <w:tcMar>
+              <w:top w:w="80" w:type="dxa"/>
+              <w:start w:w="120" w:type="dxa"/>
+              <w:bottom w:w="80" w:type="dxa"/>
+              <w:end w:w="120" w:type="dxa"/>
+            </w:tcMar>
+            <w:vAlign w:val="center"/>
+          </w:tcPr>
+          <w:p>
+            <w:pPr>
+              <w:spacing w:before="0" w:after="0" w:line="276" w:lineRule="auto"/>
+            </w:pPr>
+            <w:r>
+              <w:rPr>
+                <w:rFonts w:ascii="Calibri" w:hAnsi="Calibri" w:eastAsia="Microsoft YaHei"/>
+                <w:sz w:val="18"/>
+              </w:rPr>
+              <w:t>Desktop backend 退出</w:t>
+            </w:r>
+          </w:p>
+        </w:tc>
+        <w:tc>
+          <w:tcPr>
+            <w:tcW w:type="dxa" w:w="3600"/>
+            <w:tcMar>
+              <w:top w:w="80" w:type="dxa"/>
+              <w:start w:w="120" w:type="dxa"/>
+              <w:bottom w:w="80" w:type="dxa"/>
+              <w:end w:w="120" w:type="dxa"/>
+            </w:tcMar>
+            <w:vAlign w:val="center"/>
+          </w:tcPr>
+          <w:p>
+            <w:pPr>
+              <w:spacing w:before="0" w:after="0" w:line="276" w:lineRule="auto"/>
+            </w:pPr>
+            <w:r>
+              <w:rPr>
+                <w:rFonts w:ascii="Calibri" w:hAnsi="Calibri" w:eastAsia="Microsoft YaHei"/>
+                <w:sz w:val="18"/>
+              </w:rPr>
+              <w:t>stderr、JSONL framing、Python config、child exit code</w:t>
+            </w:r>
+          </w:p>
+        </w:tc>
+        <w:tc>
+          <w:tcPr>
+            <w:tcW w:type="dxa" w:w="3600"/>
+            <w:tcMar>
+              <w:top w:w="80" w:type="dxa"/>
+              <w:start w:w="120" w:type="dxa"/>
+              <w:bottom w:w="80" w:type="dxa"/>
+              <w:end w:w="120" w:type="dxa"/>
+            </w:tcMar>
+            <w:vAlign w:val="center"/>
+          </w:tcPr>
+          <w:p>
+            <w:pPr>
+              <w:spacing w:before="0" w:after="0" w:line="276" w:lineRule="auto"/>
+            </w:pPr>
+            <w:r>
+              <w:rPr>
+                <w:rFonts w:ascii="Calibri" w:hAnsi="Calibri" w:eastAsia="Microsoft YaHei"/>
+                <w:sz w:val="18"/>
+              </w:rPr>
+              <w:t>先修协议/配置；不吞掉 crash</w:t>
+            </w:r>
+          </w:p>
+        </w:tc>
+      </w:tr>
+      <w:tr>
+        <w:tc>
+          <w:tcPr>
+            <w:tcW w:type="dxa" w:w="2160"/>
+            <w:tcMar>
+              <w:top w:w="80" w:type="dxa"/>
+              <w:start w:w="120" w:type="dxa"/>
+              <w:bottom w:w="80" w:type="dxa"/>
+              <w:end w:w="120" w:type="dxa"/>
+            </w:tcMar>
+            <w:vAlign w:val="center"/>
+          </w:tcPr>
+          <w:p>
+            <w:pPr>
+              <w:spacing w:before="0" w:after="0" w:line="276" w:lineRule="auto"/>
+            </w:pPr>
+            <w:r>
+              <w:rPr>
+                <w:rFonts w:ascii="Calibri" w:hAnsi="Calibri" w:eastAsia="Microsoft YaHei"/>
+                <w:sz w:val="18"/>
+              </w:rPr>
+              <w:t>Productivity 无法连接</w:t>
+            </w:r>
+          </w:p>
+        </w:tc>
+        <w:tc>
+          <w:tcPr>
+            <w:tcW w:type="dxa" w:w="3600"/>
+            <w:tcMar>
+              <w:top w:w="80" w:type="dxa"/>
+              <w:start w:w="120" w:type="dxa"/>
+              <w:bottom w:w="80" w:type="dxa"/>
+              <w:end w:w="120" w:type="dxa"/>
+            </w:tcMar>
+            <w:vAlign w:val="center"/>
+          </w:tcPr>
+          <w:p>
+            <w:pPr>
+              <w:spacing w:before="0" w:after="0" w:line="276" w:lineRule="auto"/>
+            </w:pPr>
+            <w:r>
+              <w:rPr>
+                <w:rFonts w:ascii="Calibri" w:hAnsi="Calibri" w:eastAsia="Microsoft YaHei"/>
+                <w:sz w:val="18"/>
+              </w:rPr>
+              <w:t>provider enabled、认证、command、cwd、sandbox</w:t>
+            </w:r>
+          </w:p>
+        </w:tc>
+        <w:tc>
+          <w:tcPr>
+            <w:tcW w:type="dxa" w:w="3600"/>
+            <w:tcMar>
+              <w:top w:w="80" w:type="dxa"/>
+              <w:start w:w="120" w:type="dxa"/>
+              <w:bottom w:w="80" w:type="dxa"/>
+              <w:end w:w="120" w:type="dxa"/>
+            </w:tcMar>
+            <w:vAlign w:val="center"/>
+          </w:tcPr>
+          <w:p>
+            <w:pPr>
+              <w:spacing w:before="0" w:after="0" w:line="276" w:lineRule="auto"/>
+            </w:pPr>
+            <w:r>
+              <w:rPr>
+                <w:rFonts w:ascii="Calibri" w:hAnsi="Calibri" w:eastAsia="Microsoft YaHei"/>
+                <w:sz w:val="18"/>
+              </w:rPr>
+              <w:t>保留真实失败；关闭残留进程</w:t>
+            </w:r>
+          </w:p>
+        </w:tc>
+      </w:tr>
+      <w:tr>
+        <w:tc>
+          <w:tcPr>
+            <w:tcW w:type="dxa" w:w="2160"/>
+            <w:tcMar>
+              <w:top w:w="80" w:type="dxa"/>
+              <w:start w:w="120" w:type="dxa"/>
+              <w:bottom w:w="80" w:type="dxa"/>
+              <w:end w:w="120" w:type="dxa"/>
+            </w:tcMar>
+            <w:vAlign w:val="center"/>
+          </w:tcPr>
+          <w:p>
+            <w:pPr>
+              <w:spacing w:before="0" w:after="0" w:line="276" w:lineRule="auto"/>
+            </w:pPr>
+            <w:r>
+              <w:rPr>
+                <w:rFonts w:ascii="Calibri" w:hAnsi="Calibri" w:eastAsia="Microsoft YaHei"/>
+                <w:sz w:val="18"/>
+              </w:rPr>
+              <w:t>Browser 拒绝地址</w:t>
+            </w:r>
+          </w:p>
+        </w:tc>
+        <w:tc>
+          <w:tcPr>
+            <w:tcW w:type="dxa" w:w="3600"/>
+            <w:tcMar>
+              <w:top w:w="80" w:type="dxa"/>
+              <w:start w:w="120" w:type="dxa"/>
+              <w:bottom w:w="80" w:type="dxa"/>
+              <w:end w:w="120" w:type="dxa"/>
+            </w:tcMar>
+            <w:vAlign w:val="center"/>
+          </w:tcPr>
+          <w:p>
+            <w:pPr>
+              <w:spacing w:before="0" w:after="0" w:line="276" w:lineRule="auto"/>
+            </w:pPr>
+            <w:r>
+              <w:rPr>
+                <w:rFonts w:ascii="Calibri" w:hAnsi="Calibri" w:eastAsia="Microsoft YaHei"/>
+                <w:sz w:val="18"/>
+              </w:rPr>
+              <w:t>allow_private_network、allowed_domains、URL 解析</w:t>
+            </w:r>
+          </w:p>
+        </w:tc>
+        <w:tc>
+          <w:tcPr>
+            <w:tcW w:type="dxa" w:w="3600"/>
+            <w:tcMar>
+              <w:top w:w="80" w:type="dxa"/>
+              <w:start w:w="120" w:type="dxa"/>
+              <w:bottom w:w="80" w:type="dxa"/>
+              <w:end w:w="120" w:type="dxa"/>
+            </w:tcMar>
+            <w:vAlign w:val="center"/>
+          </w:tcPr>
+          <w:p>
+            <w:pPr>
+              <w:spacing w:before="0" w:after="0" w:line="276" w:lineRule="auto"/>
+            </w:pPr>
+            <w:r>
+              <w:rPr>
+                <w:rFonts w:ascii="Calibri" w:hAnsi="Calibri" w:eastAsia="Microsoft YaHei"/>
+                <w:sz w:val="18"/>
+              </w:rPr>
+              <w:t>只对可信测试目标最小开放</w:t>
+            </w:r>
+          </w:p>
+        </w:tc>
+      </w:tr>
+    </w:tbl>
+    <w:p>
+      <w:pPr>
+        <w:spacing w:after="0"/>
+      </w:pPr>
+    </w:p>
+    <w:p>
+      <w:pPr>
+        <w:pStyle w:val="Heading1"/>
+      </w:pPr>
+      <w:r>
+        <w:t>9. 代码责任映射</w:t>
+      </w:r>
+    </w:p>
+    <w:tbl>
+      <w:tblPr>
+        <w:tblStyle w:val="TableGrid"/>
+        <w:tblW w:type="dxa" w:w="9360"/>
+        <w:jc w:val="left"/>
+        <w:tblLayout w:type="fixed"/>
+        <w:tblLook w:firstColumn="1" w:firstRow="1" w:lastColumn="0" w:lastRow="0" w:noHBand="0" w:noVBand="1" w:val="04A0"/>
+        <w:tblInd w:w="120" w:type="dxa"/>
+      </w:tblPr>
+      <w:tblGrid>
+        <w:gridCol w:w="2160"/>
+        <w:gridCol w:w="4320"/>
+        <w:gridCol w:w="2880"/>
+      </w:tblGrid>
+      <w:tr>
+        <w:trPr>
+          <w:tblHeader w:val="true"/>
+        </w:trPr>
+        <w:tc>
+          <w:tcPr>
+            <w:tcW w:type="dxa" w:w="2160"/>
+            <w:shd w:fill="E8EEF5"/>
+            <w:tcMar>
+              <w:top w:w="80" w:type="dxa"/>
+              <w:start w:w="120" w:type="dxa"/>
+              <w:bottom w:w="80" w:type="dxa"/>
+              <w:end w:w="120" w:type="dxa"/>
+            </w:tcMar>
+            <w:vAlign w:val="center"/>
+          </w:tcPr>
+          <w:p>
+            <w:pPr>
+              <w:spacing w:after="0"/>
+            </w:pPr>
+            <w:r>
+              <w:rPr>
+                <w:rFonts w:ascii="Calibri" w:hAnsi="Calibri" w:eastAsia="Microsoft YaHei"/>
+                <w:b/>
+                <w:color w:val="16324F"/>
+                <w:sz w:val="19"/>
+              </w:rPr>
+              <w:t>责任</w:t>
+            </w:r>
+          </w:p>
+        </w:tc>
+        <w:tc>
+          <w:tcPr>
+            <w:tcW w:type="dxa" w:w="4320"/>
+            <w:shd w:fill="E8EEF5"/>
+            <w:tcMar>
+              <w:top w:w="80" w:type="dxa"/>
+              <w:start w:w="120" w:type="dxa"/>
+              <w:bottom w:w="80" w:type="dxa"/>
+              <w:end w:w="120" w:type="dxa"/>
+            </w:tcMar>
+            <w:vAlign w:val="center"/>
+          </w:tcPr>
+          <w:p>
+            <w:pPr>
+              <w:spacing w:after="0"/>
+            </w:pPr>
+            <w:r>
+              <w:rPr>
+                <w:rFonts w:ascii="Calibri" w:hAnsi="Calibri" w:eastAsia="Microsoft YaHei"/>
+                <w:b/>
+                <w:color w:val="16324F"/>
+                <w:sz w:val="19"/>
+              </w:rPr>
+              <w:t>生产模块</w:t>
+            </w:r>
+          </w:p>
+        </w:tc>
+        <w:tc>
+          <w:tcPr>
+            <w:tcW w:type="dxa" w:w="2880"/>
+            <w:shd w:fill="E8EEF5"/>
+            <w:tcMar>
+              <w:top w:w="80" w:type="dxa"/>
+              <w:start w:w="120" w:type="dxa"/>
+              <w:bottom w:w="80" w:type="dxa"/>
+              <w:end w:w="120" w:type="dxa"/>
+            </w:tcMar>
+            <w:vAlign w:val="center"/>
+          </w:tcPr>
+          <w:p>
+            <w:pPr>
+              <w:spacing w:after="0"/>
+            </w:pPr>
+            <w:r>
+              <w:rPr>
+                <w:rFonts w:ascii="Calibri" w:hAnsi="Calibri" w:eastAsia="Microsoft YaHei"/>
+                <w:b/>
+                <w:color w:val="16324F"/>
+                <w:sz w:val="19"/>
+              </w:rPr>
+              <w:t>主要测试</w:t>
+            </w:r>
+          </w:p>
+        </w:tc>
+      </w:tr>
+      <w:tr>
+        <w:tc>
+          <w:tcPr>
+            <w:tcW w:type="dxa" w:w="2160"/>
+            <w:tcMar>
+              <w:top w:w="80" w:type="dxa"/>
+              <w:start w:w="120" w:type="dxa"/>
+              <w:bottom w:w="80" w:type="dxa"/>
+              <w:end w:w="120" w:type="dxa"/>
+            </w:tcMar>
+            <w:vAlign w:val="center"/>
+          </w:tcPr>
+          <w:p>
+            <w:pPr>
+              <w:spacing w:before="0" w:after="0" w:line="276" w:lineRule="auto"/>
+            </w:pPr>
+            <w:r>
+              <w:rPr>
+                <w:rFonts w:ascii="Calibri" w:hAnsi="Calibri" w:eastAsia="Microsoft YaHei"/>
+                <w:sz w:val="18"/>
+              </w:rPr>
+              <w:t>CLI dispatch / lifecycle</w:t>
+            </w:r>
+          </w:p>
+        </w:tc>
+        <w:tc>
+          <w:tcPr>
+            <w:tcW w:type="dxa" w:w="4320"/>
+            <w:tcMar>
+              <w:top w:w="80" w:type="dxa"/>
+              <w:start w:w="120" w:type="dxa"/>
+              <w:bottom w:w="80" w:type="dxa"/>
+              <w:end w:w="120" w:type="dxa"/>
+            </w:tcMar>
+            <w:vAlign w:val="center"/>
+          </w:tcPr>
+          <w:p>
+            <w:pPr>
+              <w:spacing w:before="0" w:after="0" w:line="276" w:lineRule="auto"/>
+            </w:pPr>
+            <w:r>
+              <w:rPr>
+                <w:rFonts w:ascii="Calibri" w:hAnsi="Calibri" w:eastAsia="Microsoft YaHei"/>
+                <w:sz w:val="18"/>
+              </w:rPr>
+              <w:t>cleo/cli/application.py、chat.py、productivity.py、lifecycle.py</w:t>
+            </w:r>
+          </w:p>
+        </w:tc>
+        <w:tc>
+          <w:tcPr>
+            <w:tcW w:type="dxa" w:w="2880"/>
+            <w:tcMar>
+              <w:top w:w="80" w:type="dxa"/>
+              <w:start w:w="120" w:type="dxa"/>
+              <w:bottom w:w="80" w:type="dxa"/>
+              <w:end w:w="120" w:type="dxa"/>
+            </w:tcMar>
+            <w:vAlign w:val="center"/>
+          </w:tcPr>
+          <w:p>
+            <w:pPr>
+              <w:spacing w:before="0" w:after="0" w:line="276" w:lineRule="auto"/>
+            </w:pPr>
+            <w:r>
+              <w:rPr>
+                <w:rFonts w:ascii="Calibri" w:hAnsi="Calibri" w:eastAsia="Microsoft YaHei"/>
+                <w:sz w:val="18"/>
+              </w:rPr>
+              <w:t>tests/cli/</w:t>
+            </w:r>
+          </w:p>
+        </w:tc>
+      </w:tr>
+      <w:tr>
+        <w:tc>
+          <w:tcPr>
+            <w:tcW w:type="dxa" w:w="2160"/>
+            <w:tcMar>
+              <w:top w:w="80" w:type="dxa"/>
+              <w:start w:w="120" w:type="dxa"/>
+              <w:bottom w:w="80" w:type="dxa"/>
+              <w:end w:w="120" w:type="dxa"/>
+            </w:tcMar>
+            <w:vAlign w:val="center"/>
+          </w:tcPr>
+          <w:p>
+            <w:pPr>
+              <w:spacing w:before="0" w:after="0" w:line="276" w:lineRule="auto"/>
+            </w:pPr>
+            <w:r>
+              <w:rPr>
+                <w:rFonts w:ascii="Calibri" w:hAnsi="Calibri" w:eastAsia="Microsoft YaHei"/>
+                <w:sz w:val="18"/>
+              </w:rPr>
+              <w:t>Runtime state</w:t>
+            </w:r>
+          </w:p>
+        </w:tc>
+        <w:tc>
+          <w:tcPr>
+            <w:tcW w:type="dxa" w:w="4320"/>
+            <w:tcMar>
+              <w:top w:w="80" w:type="dxa"/>
+              <w:start w:w="120" w:type="dxa"/>
+              <w:bottom w:w="80" w:type="dxa"/>
+              <w:end w:w="120" w:type="dxa"/>
+            </w:tcMar>
+            <w:vAlign w:val="center"/>
+          </w:tcPr>
+          <w:p>
+            <w:pPr>
+              <w:spacing w:before="0" w:after="0" w:line="276" w:lineRule="auto"/>
+            </w:pPr>
+            <w:r>
+              <w:rPr>
+                <w:rFonts w:ascii="Calibri" w:hAnsi="Calibri" w:eastAsia="Microsoft YaHei"/>
+                <w:sz w:val="18"/>
+              </w:rPr>
+              <w:t>cleo/runtime/state.py、usage.py</w:t>
+            </w:r>
+          </w:p>
+        </w:tc>
+        <w:tc>
+          <w:tcPr>
+            <w:tcW w:type="dxa" w:w="2880"/>
+            <w:tcMar>
+              <w:top w:w="80" w:type="dxa"/>
+              <w:start w:w="120" w:type="dxa"/>
+              <w:bottom w:w="80" w:type="dxa"/>
+              <w:end w:w="120" w:type="dxa"/>
+            </w:tcMar>
+            <w:vAlign w:val="center"/>
+          </w:tcPr>
+          <w:p>
+            <w:pPr>
+              <w:spacing w:before="0" w:after="0" w:line="276" w:lineRule="auto"/>
+            </w:pPr>
+            <w:r>
+              <w:rPr>
+                <w:rFonts w:ascii="Calibri" w:hAnsi="Calibri" w:eastAsia="Microsoft YaHei"/>
+                <w:sz w:val="18"/>
+              </w:rPr>
+              <w:t>tests/runtime/</w:t>
+            </w:r>
+          </w:p>
+        </w:tc>
+      </w:tr>
+      <w:tr>
+        <w:tc>
+          <w:tcPr>
+            <w:tcW w:type="dxa" w:w="2160"/>
+            <w:tcMar>
+              <w:top w:w="80" w:type="dxa"/>
+              <w:start w:w="120" w:type="dxa"/>
+              <w:bottom w:w="80" w:type="dxa"/>
+              <w:end w:w="120" w:type="dxa"/>
+            </w:tcMar>
+            <w:vAlign w:val="center"/>
+          </w:tcPr>
+          <w:p>
+            <w:pPr>
+              <w:spacing w:before="0" w:after="0" w:line="276" w:lineRule="auto"/>
+            </w:pPr>
+            <w:r>
+              <w:rPr>
+                <w:rFonts w:ascii="Calibri" w:hAnsi="Calibri" w:eastAsia="Microsoft YaHei"/>
+                <w:sz w:val="18"/>
+              </w:rPr>
+              <w:t>Session facts / registry</w:t>
+            </w:r>
+          </w:p>
+        </w:tc>
+        <w:tc>
+          <w:tcPr>
+            <w:tcW w:type="dxa" w:w="4320"/>
+            <w:tcMar>
+              <w:top w:w="80" w:type="dxa"/>
+              <w:start w:w="120" w:type="dxa"/>
+              <w:bottom w:w="80" w:type="dxa"/>
+              <w:end w:w="120" w:type="dxa"/>
+            </w:tcMar>
+            <w:vAlign w:val="center"/>
+          </w:tcPr>
+          <w:p>
+            <w:pPr>
+              <w:spacing w:before="0" w:after="0" w:line="276" w:lineRule="auto"/>
+            </w:pPr>
+            <w:r>
+              <w:rPr>
+                <w:rFonts w:ascii="Calibri" w:hAnsi="Calibri" w:eastAsia="Microsoft YaHei"/>
+                <w:sz w:val="18"/>
+              </w:rPr>
+              <w:t>cleo/sessions/store.py、hub.py</w:t>
+            </w:r>
+          </w:p>
+        </w:tc>
+        <w:tc>
+          <w:tcPr>
+            <w:tcW w:type="dxa" w:w="2880"/>
+            <w:tcMar>
+              <w:top w:w="80" w:type="dxa"/>
+              <w:start w:w="120" w:type="dxa"/>
+              <w:bottom w:w="80" w:type="dxa"/>
+              <w:end w:w="120" w:type="dxa"/>
+            </w:tcMar>
+            <w:vAlign w:val="center"/>
+          </w:tcPr>
+          <w:p>
+            <w:pPr>
+              <w:spacing w:before="0" w:after="0" w:line="276" w:lineRule="auto"/>
+            </w:pPr>
+            <w:r>
+              <w:rPr>
+                <w:rFonts w:ascii="Calibri" w:hAnsi="Calibri" w:eastAsia="Microsoft YaHei"/>
+                <w:sz w:val="18"/>
+              </w:rPr>
+              <w:t>tests/sessions/</w:t>
+            </w:r>
+          </w:p>
+        </w:tc>
+      </w:tr>
+      <w:tr>
+        <w:tc>
+          <w:tcPr>
+            <w:tcW w:type="dxa" w:w="2160"/>
+            <w:tcMar>
+              <w:top w:w="80" w:type="dxa"/>
+              <w:start w:w="120" w:type="dxa"/>
+              <w:bottom w:w="80" w:type="dxa"/>
+              <w:end w:w="120" w:type="dxa"/>
+            </w:tcMar>
+            <w:vAlign w:val="center"/>
+          </w:tcPr>
+          <w:p>
+            <w:pPr>
+              <w:spacing w:before="0" w:after="0" w:line="276" w:lineRule="auto"/>
+            </w:pPr>
+            <w:r>
+              <w:rPr>
+                <w:rFonts w:ascii="Calibri" w:hAnsi="Calibri" w:eastAsia="Microsoft YaHei"/>
+                <w:sz w:val="18"/>
+              </w:rPr>
+              <w:t>Compaction / memory</w:t>
+            </w:r>
+          </w:p>
+        </w:tc>
+        <w:tc>
+          <w:tcPr>
+            <w:tcW w:type="dxa" w:w="4320"/>
+            <w:tcMar>
+              <w:top w:w="80" w:type="dxa"/>
+              <w:start w:w="120" w:type="dxa"/>
+              <w:bottom w:w="80" w:type="dxa"/>
+              <w:end w:w="120" w:type="dxa"/>
+            </w:tcMar>
+            <w:vAlign w:val="center"/>
+          </w:tcPr>
+          <w:p>
+            <w:pPr>
+              <w:spacing w:before="0" w:after="0" w:line="276" w:lineRule="auto"/>
+            </w:pPr>
+            <w:r>
+              <w:rPr>
+                <w:rFonts w:ascii="Calibri" w:hAnsi="Calibri" w:eastAsia="Microsoft YaHei"/>
+                <w:sz w:val="18"/>
+              </w:rPr>
+              <w:t>cleo/memory/、cleo/agents/dream.py</w:t>
+            </w:r>
+          </w:p>
+        </w:tc>
+        <w:tc>
+          <w:tcPr>
+            <w:tcW w:type="dxa" w:w="2880"/>
+            <w:tcMar>
+              <w:top w:w="80" w:type="dxa"/>
+              <w:start w:w="120" w:type="dxa"/>
+              <w:bottom w:w="80" w:type="dxa"/>
+              <w:end w:w="120" w:type="dxa"/>
+            </w:tcMar>
+            <w:vAlign w:val="center"/>
+          </w:tcPr>
+          <w:p>
+            <w:pPr>
+              <w:spacing w:before="0" w:after="0" w:line="276" w:lineRule="auto"/>
+            </w:pPr>
+            <w:r>
+              <w:rPr>
+                <w:rFonts w:ascii="Calibri" w:hAnsi="Calibri" w:eastAsia="Microsoft YaHei"/>
+                <w:sz w:val="18"/>
+              </w:rPr>
+              <w:t>tests/memory/、tests/agents/test_dream.py</w:t>
+            </w:r>
+          </w:p>
+        </w:tc>
+      </w:tr>
+      <w:tr>
+        <w:tc>
+          <w:tcPr>
+            <w:tcW w:type="dxa" w:w="2160"/>
+            <w:tcMar>
+              <w:top w:w="80" w:type="dxa"/>
+              <w:start w:w="120" w:type="dxa"/>
+              <w:bottom w:w="80" w:type="dxa"/>
+              <w:end w:w="120" w:type="dxa"/>
+            </w:tcMar>
+            <w:vAlign w:val="center"/>
+          </w:tcPr>
+          <w:p>
+            <w:pPr>
+              <w:spacing w:before="0" w:after="0" w:line="276" w:lineRule="auto"/>
+            </w:pPr>
+            <w:r>
+              <w:rPr>
+                <w:rFonts w:ascii="Calibri" w:hAnsi="Calibri" w:eastAsia="Microsoft YaHei"/>
+                <w:sz w:val="18"/>
+              </w:rPr>
+              <w:t>Harness abstraction</w:t>
+            </w:r>
+          </w:p>
+        </w:tc>
+        <w:tc>
+          <w:tcPr>
+            <w:tcW w:type="dxa" w:w="4320"/>
+            <w:tcMar>
+              <w:top w:w="80" w:type="dxa"/>
+              <w:start w:w="120" w:type="dxa"/>
+              <w:bottom w:w="80" w:type="dxa"/>
+              <w:end w:w="120" w:type="dxa"/>
+            </w:tcMar>
+            <w:vAlign w:val="center"/>
+          </w:tcPr>
+          <w:p>
+            <w:pPr>
+              <w:spacing w:before="0" w:after="0" w:line="276" w:lineRule="auto"/>
+            </w:pPr>
+            <w:r>
+              <w:rPr>
+                <w:rFonts w:ascii="Calibri" w:hAnsi="Calibri" w:eastAsia="Microsoft YaHei"/>
+                <w:sz w:val="18"/>
+              </w:rPr>
+              <w:t>cleo/harnesses/、cleo/integrations/harnesses/</w:t>
+            </w:r>
+          </w:p>
+        </w:tc>
+        <w:tc>
+          <w:tcPr>
+            <w:tcW w:type="dxa" w:w="2880"/>
+            <w:tcMar>
+              <w:top w:w="80" w:type="dxa"/>
+              <w:start w:w="120" w:type="dxa"/>
+              <w:bottom w:w="80" w:type="dxa"/>
+              <w:end w:w="120" w:type="dxa"/>
+            </w:tcMar>
+            <w:vAlign w:val="center"/>
+          </w:tcPr>
+          <w:p>
+            <w:pPr>
+              <w:spacing w:before="0" w:after="0" w:line="276" w:lineRule="auto"/>
+            </w:pPr>
+            <w:r>
+              <w:rPr>
+                <w:rFonts w:ascii="Calibri" w:hAnsi="Calibri" w:eastAsia="Microsoft YaHei"/>
+                <w:sz w:val="18"/>
+              </w:rPr>
+              <w:t>tests/integrations/</w:t>
+            </w:r>
+          </w:p>
+        </w:tc>
+      </w:tr>
+      <w:tr>
+        <w:tc>
+          <w:tcPr>
+            <w:tcW w:type="dxa" w:w="2160"/>
+            <w:tcMar>
+              <w:top w:w="80" w:type="dxa"/>
+              <w:start w:w="120" w:type="dxa"/>
+              <w:bottom w:w="80" w:type="dxa"/>
+              <w:end w:w="120" w:type="dxa"/>
+            </w:tcMar>
+            <w:vAlign w:val="center"/>
+          </w:tcPr>
+          <w:p>
+            <w:pPr>
+              <w:spacing w:before="0" w:after="0" w:line="276" w:lineRule="auto"/>
+            </w:pPr>
+            <w:r>
+              <w:rPr>
+                <w:rFonts w:ascii="Calibri" w:hAnsi="Calibri" w:eastAsia="Microsoft YaHei"/>
+                <w:sz w:val="18"/>
+              </w:rPr>
+              <w:t>Desktop protocol</w:t>
+            </w:r>
+          </w:p>
+        </w:tc>
+        <w:tc>
+          <w:tcPr>
+            <w:tcW w:type="dxa" w:w="4320"/>
+            <w:tcMar>
+              <w:top w:w="80" w:type="dxa"/>
+              <w:start w:w="120" w:type="dxa"/>
+              <w:bottom w:w="80" w:type="dxa"/>
+              <w:end w:w="120" w:type="dxa"/>
+            </w:tcMar>
+            <w:vAlign w:val="center"/>
+          </w:tcPr>
+          <w:p>
+            <w:pPr>
+              <w:spacing w:before="0" w:after="0" w:line="276" w:lineRule="auto"/>
+            </w:pPr>
+            <w:r>
+              <w:rPr>
+                <w:rFonts w:ascii="Calibri" w:hAnsi="Calibri" w:eastAsia="Microsoft YaHei"/>
+                <w:sz w:val="18"/>
+              </w:rPr>
+              <w:t>cleo/desktop/、ui/electron/、ui/src/services/</w:t>
+            </w:r>
+          </w:p>
+        </w:tc>
+        <w:tc>
+          <w:tcPr>
+            <w:tcW w:type="dxa" w:w="2880"/>
+            <w:tcMar>
+              <w:top w:w="80" w:type="dxa"/>
+              <w:start w:w="120" w:type="dxa"/>
+              <w:bottom w:w="80" w:type="dxa"/>
+              <w:end w:w="120" w:type="dxa"/>
+            </w:tcMar>
+            <w:vAlign w:val="center"/>
+          </w:tcPr>
+          <w:p>
+            <w:pPr>
+              <w:spacing w:before="0" w:after="0" w:line="276" w:lineRule="auto"/>
+            </w:pPr>
+            <w:r>
+              <w:rPr>
+                <w:rFonts w:ascii="Calibri" w:hAnsi="Calibri" w:eastAsia="Microsoft YaHei"/>
+                <w:sz w:val="18"/>
+              </w:rPr>
+              <w:t>tests/desktop/、ui backend/smoke tests</w:t>
+            </w:r>
+          </w:p>
+        </w:tc>
+      </w:tr>
+      <w:tr>
+        <w:tc>
+          <w:tcPr>
+            <w:tcW w:type="dxa" w:w="2160"/>
+            <w:tcMar>
+              <w:top w:w="80" w:type="dxa"/>
+              <w:start w:w="120" w:type="dxa"/>
+              <w:bottom w:w="80" w:type="dxa"/>
+              <w:end w:w="120" w:type="dxa"/>
+            </w:tcMar>
+            <w:vAlign w:val="center"/>
+          </w:tcPr>
+          <w:p>
+            <w:pPr>
+              <w:spacing w:before="0" w:after="0" w:line="276" w:lineRule="auto"/>
+            </w:pPr>
+            <w:r>
+              <w:rPr>
+                <w:rFonts w:ascii="Calibri" w:hAnsi="Calibri" w:eastAsia="Microsoft YaHei"/>
+                <w:sz w:val="18"/>
+              </w:rPr>
+              <w:t>Config/security</w:t>
+            </w:r>
+          </w:p>
+        </w:tc>
+        <w:tc>
+          <w:tcPr>
+            <w:tcW w:type="dxa" w:w="4320"/>
+            <w:tcMar>
+              <w:top w:w="80" w:type="dxa"/>
+              <w:start w:w="120" w:type="dxa"/>
+              <w:bottom w:w="80" w:type="dxa"/>
+              <w:end w:w="120" w:type="dxa"/>
+            </w:tcMar>
+            <w:vAlign w:val="center"/>
+          </w:tcPr>
+          <w:p>
+            <w:pPr>
+              <w:spacing w:before="0" w:after="0" w:line="276" w:lineRule="auto"/>
+            </w:pPr>
+            <w:r>
+              <w:rPr>
+                <w:rFonts w:ascii="Calibri" w:hAnsi="Calibri" w:eastAsia="Microsoft YaHei"/>
+                <w:sz w:val="18"/>
+              </w:rPr>
+              <w:t>cleo/config/settings.py、agent tools</w:t>
+            </w:r>
+          </w:p>
+        </w:tc>
+        <w:tc>
+          <w:tcPr>
+            <w:tcW w:type="dxa" w:w="2880"/>
+            <w:tcMar>
+              <w:top w:w="80" w:type="dxa"/>
+              <w:start w:w="120" w:type="dxa"/>
+              <w:bottom w:w="80" w:type="dxa"/>
+              <w:end w:w="120" w:type="dxa"/>
+            </w:tcMar>
+            <w:vAlign w:val="center"/>
+          </w:tcPr>
+          <w:p>
+            <w:pPr>
+              <w:spacing w:before="0" w:after="0" w:line="276" w:lineRule="auto"/>
+            </w:pPr>
+            <w:r>
+              <w:rPr>
+                <w:rFonts w:ascii="Calibri" w:hAnsi="Calibri" w:eastAsia="Microsoft YaHei"/>
+                <w:sz w:val="18"/>
+              </w:rPr>
+              <w:t>tests/config/、tests/agents/</w:t>
+            </w:r>
+          </w:p>
+        </w:tc>
+      </w:tr>
+    </w:tbl>
+    <w:p>
+      <w:pPr>
+        <w:spacing w:after="0"/>
+      </w:pPr>
+    </w:p>
+    <w:p>
+      <w:pPr>
+        <w:pStyle w:val="Heading1"/>
+      </w:pPr>
+      <w:r>
+        <w:t>10. 变更与发布验证</w:t>
+      </w:r>
+    </w:p>
+    <w:tbl>
+      <w:tblPr>
+        <w:tblStyle w:val="TableGrid"/>
+        <w:tblW w:type="dxa" w:w="9360"/>
+        <w:jc w:val="left"/>
+        <w:tblLayout w:type="fixed"/>
+        <w:tblLook w:firstColumn="1" w:firstRow="1" w:lastColumn="0" w:lastRow="0" w:noHBand="0" w:noVBand="1" w:val="04A0"/>
+        <w:tblInd w:w="120" w:type="dxa"/>
+      </w:tblPr>
+      <w:tblGrid>
+        <w:gridCol w:w="1800"/>
+        <w:gridCol w:w="3600"/>
+        <w:gridCol w:w="3960"/>
+      </w:tblGrid>
+      <w:tr>
+        <w:trPr>
+          <w:tblHeader w:val="true"/>
+        </w:trPr>
+        <w:tc>
+          <w:tcPr>
+            <w:tcW w:type="dxa" w:w="1800"/>
+            <w:shd w:fill="E8EEF5"/>
+            <w:tcMar>
+              <w:top w:w="80" w:type="dxa"/>
+              <w:start w:w="120" w:type="dxa"/>
+              <w:bottom w:w="80" w:type="dxa"/>
+              <w:end w:w="120" w:type="dxa"/>
+            </w:tcMar>
+            <w:vAlign w:val="center"/>
+          </w:tcPr>
+          <w:p>
+            <w:pPr>
+              <w:spacing w:after="0"/>
+            </w:pPr>
+            <w:r>
+              <w:rPr>
+                <w:rFonts w:ascii="Calibri" w:hAnsi="Calibri" w:eastAsia="Microsoft YaHei"/>
+                <w:b/>
+                <w:color w:val="16324F"/>
+                <w:sz w:val="19"/>
+              </w:rPr>
+              <w:t>层级</w:t>
+            </w:r>
+          </w:p>
+        </w:tc>
+        <w:tc>
+          <w:tcPr>
+            <w:tcW w:type="dxa" w:w="3600"/>
+            <w:shd w:fill="E8EEF5"/>
+            <w:tcMar>
+              <w:top w:w="80" w:type="dxa"/>
+              <w:start w:w="120" w:type="dxa"/>
+              <w:bottom w:w="80" w:type="dxa"/>
+              <w:end w:w="120" w:type="dxa"/>
+            </w:tcMar>
+            <w:vAlign w:val="center"/>
+          </w:tcPr>
+          <w:p>
+            <w:pPr>
+              <w:spacing w:after="0"/>
+            </w:pPr>
+            <w:r>
+              <w:rPr>
+                <w:rFonts w:ascii="Calibri" w:hAnsi="Calibri" w:eastAsia="Microsoft YaHei"/>
+                <w:b/>
+                <w:color w:val="16324F"/>
+                <w:sz w:val="19"/>
+              </w:rPr>
+              <w:t>命令</w:t>
+            </w:r>
+          </w:p>
+        </w:tc>
+        <w:tc>
+          <w:tcPr>
+            <w:tcW w:type="dxa" w:w="3960"/>
+            <w:shd w:fill="E8EEF5"/>
+            <w:tcMar>
+              <w:top w:w="80" w:type="dxa"/>
+              <w:start w:w="120" w:type="dxa"/>
+              <w:bottom w:w="80" w:type="dxa"/>
+              <w:end w:w="120" w:type="dxa"/>
+            </w:tcMar>
+            <w:vAlign w:val="center"/>
+          </w:tcPr>
+          <w:p>
+            <w:pPr>
+              <w:spacing w:after="0"/>
+            </w:pPr>
+            <w:r>
+              <w:rPr>
+                <w:rFonts w:ascii="Calibri" w:hAnsi="Calibri" w:eastAsia="Microsoft YaHei"/>
+                <w:b/>
+                <w:color w:val="16324F"/>
+                <w:sz w:val="19"/>
+              </w:rPr>
+              <w:t>完成条件</w:t>
+            </w:r>
+          </w:p>
+        </w:tc>
+      </w:tr>
+      <w:tr>
+        <w:tc>
+          <w:tcPr>
+            <w:tcW w:type="dxa" w:w="1800"/>
+            <w:tcMar>
+              <w:top w:w="80" w:type="dxa"/>
+              <w:start w:w="120" w:type="dxa"/>
+              <w:bottom w:w="80" w:type="dxa"/>
+              <w:end w:w="120" w:type="dxa"/>
+            </w:tcMar>
+            <w:vAlign w:val="center"/>
+          </w:tcPr>
+          <w:p>
+            <w:pPr>
+              <w:spacing w:before="0" w:after="0" w:line="276" w:lineRule="auto"/>
+            </w:pPr>
+            <w:r>
+              <w:rPr>
+                <w:rFonts w:ascii="Calibri" w:hAnsi="Calibri" w:eastAsia="Microsoft YaHei"/>
+                <w:sz w:val="18"/>
+              </w:rPr>
+              <w:t>Python lint</w:t>
+            </w:r>
+          </w:p>
+        </w:tc>
+        <w:tc>
+          <w:tcPr>
+            <w:tcW w:type="dxa" w:w="3600"/>
+            <w:tcMar>
+              <w:top w:w="80" w:type="dxa"/>
+              <w:start w:w="120" w:type="dxa"/>
+              <w:bottom w:w="80" w:type="dxa"/>
+              <w:end w:w="120" w:type="dxa"/>
+            </w:tcMar>
+            <w:vAlign w:val="center"/>
+          </w:tcPr>
+          <w:p>
+            <w:pPr>
+              <w:spacing w:before="0" w:after="0" w:line="276" w:lineRule="auto"/>
+            </w:pPr>
+            <w:r>
+              <w:rPr>
+                <w:rFonts w:ascii="Calibri" w:hAnsi="Calibri" w:eastAsia="Microsoft YaHei"/>
+                <w:sz w:val="18"/>
+              </w:rPr>
+              <w:t>ruff check cleo tests</w:t>
+            </w:r>
+          </w:p>
+        </w:tc>
+        <w:tc>
+          <w:tcPr>
+            <w:tcW w:type="dxa" w:w="3960"/>
+            <w:tcMar>
+              <w:top w:w="80" w:type="dxa"/>
+              <w:start w:w="120" w:type="dxa"/>
+              <w:bottom w:w="80" w:type="dxa"/>
+              <w:end w:w="120" w:type="dxa"/>
+            </w:tcMar>
+            <w:vAlign w:val="center"/>
+          </w:tcPr>
+          <w:p>
+            <w:pPr>
+              <w:spacing w:before="0" w:after="0" w:line="276" w:lineRule="auto"/>
+            </w:pPr>
+            <w:r>
+              <w:rPr>
+                <w:rFonts w:ascii="Calibri" w:hAnsi="Calibri" w:eastAsia="Microsoft YaHei"/>
+                <w:sz w:val="18"/>
+              </w:rPr>
+              <w:t>无错误</w:t>
+            </w:r>
+          </w:p>
+        </w:tc>
+      </w:tr>
+      <w:tr>
+        <w:tc>
+          <w:tcPr>
+            <w:tcW w:type="dxa" w:w="1800"/>
+            <w:tcMar>
+              <w:top w:w="80" w:type="dxa"/>
+              <w:start w:w="120" w:type="dxa"/>
+              <w:bottom w:w="80" w:type="dxa"/>
+              <w:end w:w="120" w:type="dxa"/>
+            </w:tcMar>
+            <w:vAlign w:val="center"/>
+          </w:tcPr>
+          <w:p>
+            <w:pPr>
+              <w:spacing w:before="0" w:after="0" w:line="276" w:lineRule="auto"/>
+            </w:pPr>
+            <w:r>
+              <w:rPr>
+                <w:rFonts w:ascii="Calibri" w:hAnsi="Calibri" w:eastAsia="Microsoft YaHei"/>
+                <w:sz w:val="18"/>
+              </w:rPr>
+              <w:t>Python suite</w:t>
+            </w:r>
+          </w:p>
+        </w:tc>
+        <w:tc>
+          <w:tcPr>
+            <w:tcW w:type="dxa" w:w="3600"/>
+            <w:tcMar>
+              <w:top w:w="80" w:type="dxa"/>
+              <w:start w:w="120" w:type="dxa"/>
+              <w:bottom w:w="80" w:type="dxa"/>
+              <w:end w:w="120" w:type="dxa"/>
+            </w:tcMar>
+            <w:vAlign w:val="center"/>
+          </w:tcPr>
+          <w:p>
+            <w:pPr>
+              <w:spacing w:before="0" w:after="0" w:line="276" w:lineRule="auto"/>
+            </w:pPr>
+            <w:r>
+              <w:rPr>
+                <w:rFonts w:ascii="Calibri" w:hAnsi="Calibri" w:eastAsia="Microsoft YaHei"/>
+                <w:sz w:val="18"/>
+              </w:rPr>
+              <w:t>pytest -q</w:t>
+            </w:r>
+          </w:p>
+        </w:tc>
+        <w:tc>
+          <w:tcPr>
+            <w:tcW w:type="dxa" w:w="3960"/>
+            <w:tcMar>
+              <w:top w:w="80" w:type="dxa"/>
+              <w:start w:w="120" w:type="dxa"/>
+              <w:bottom w:w="80" w:type="dxa"/>
+              <w:end w:w="120" w:type="dxa"/>
+            </w:tcMar>
+            <w:vAlign w:val="center"/>
+          </w:tcPr>
+          <w:p>
+            <w:pPr>
+              <w:spacing w:before="0" w:after="0" w:line="276" w:lineRule="auto"/>
+            </w:pPr>
+            <w:r>
+              <w:rPr>
+                <w:rFonts w:ascii="Calibri" w:hAnsi="Calibri" w:eastAsia="Microsoft YaHei"/>
+                <w:sz w:val="18"/>
+              </w:rPr>
+              <w:t>全部通过，或记录明确环境限制</w:t>
+            </w:r>
+          </w:p>
+        </w:tc>
+      </w:tr>
+      <w:tr>
+        <w:tc>
+          <w:tcPr>
+            <w:tcW w:type="dxa" w:w="1800"/>
+            <w:tcMar>
+              <w:top w:w="80" w:type="dxa"/>
+              <w:start w:w="120" w:type="dxa"/>
+              <w:bottom w:w="80" w:type="dxa"/>
+              <w:end w:w="120" w:type="dxa"/>
+            </w:tcMar>
+            <w:vAlign w:val="center"/>
+          </w:tcPr>
+          <w:p>
+            <w:pPr>
+              <w:spacing w:before="0" w:after="0" w:line="276" w:lineRule="auto"/>
+            </w:pPr>
+            <w:r>
+              <w:rPr>
+                <w:rFonts w:ascii="Calibri" w:hAnsi="Calibri" w:eastAsia="Microsoft YaHei"/>
+                <w:sz w:val="18"/>
+              </w:rPr>
+              <w:t>Desktop types</w:t>
+            </w:r>
+          </w:p>
+        </w:tc>
+        <w:tc>
+          <w:tcPr>
+            <w:tcW w:type="dxa" w:w="3600"/>
+            <w:tcMar>
+              <w:top w:w="80" w:type="dxa"/>
+              <w:start w:w="120" w:type="dxa"/>
+              <w:bottom w:w="80" w:type="dxa"/>
+              <w:end w:w="120" w:type="dxa"/>
+            </w:tcMar>
+            <w:vAlign w:val="center"/>
+          </w:tcPr>
+          <w:p>
+            <w:pPr>
+              <w:spacing w:before="0" w:after="0" w:line="276" w:lineRule="auto"/>
+            </w:pPr>
+            <w:r>
+              <w:rPr>
+                <w:rFonts w:ascii="Calibri" w:hAnsi="Calibri" w:eastAsia="Microsoft YaHei"/>
+                <w:sz w:val="18"/>
+              </w:rPr>
+              <w:t>cd ui; npm run typecheck</w:t>
+            </w:r>
+          </w:p>
+        </w:tc>
+        <w:tc>
+          <w:tcPr>
+            <w:tcW w:type="dxa" w:w="3960"/>
+            <w:tcMar>
+              <w:top w:w="80" w:type="dxa"/>
+              <w:start w:w="120" w:type="dxa"/>
+              <w:bottom w:w="80" w:type="dxa"/>
+              <w:end w:w="120" w:type="dxa"/>
+            </w:tcMar>
+            <w:vAlign w:val="center"/>
+          </w:tcPr>
+          <w:p>
+            <w:pPr>
+              <w:spacing w:before="0" w:after="0" w:line="276" w:lineRule="auto"/>
+            </w:pPr>
+            <w:r>
+              <w:rPr>
+                <w:rFonts w:ascii="Calibri" w:hAnsi="Calibri" w:eastAsia="Microsoft YaHei"/>
+                <w:sz w:val="18"/>
+              </w:rPr>
+              <w:t>TypeScript build 通过</w:t>
+            </w:r>
+          </w:p>
+        </w:tc>
+      </w:tr>
+      <w:tr>
+        <w:tc>
+          <w:tcPr>
+            <w:tcW w:type="dxa" w:w="1800"/>
+            <w:tcMar>
+              <w:top w:w="80" w:type="dxa"/>
+              <w:start w:w="120" w:type="dxa"/>
+              <w:bottom w:w="80" w:type="dxa"/>
+              <w:end w:w="120" w:type="dxa"/>
+            </w:tcMar>
+            <w:vAlign w:val="center"/>
+          </w:tcPr>
+          <w:p>
+            <w:pPr>
+              <w:spacing w:before="0" w:after="0" w:line="276" w:lineRule="auto"/>
+            </w:pPr>
+            <w:r>
+              <w:rPr>
+                <w:rFonts w:ascii="Calibri" w:hAnsi="Calibri" w:eastAsia="Microsoft YaHei"/>
+                <w:sz w:val="18"/>
+              </w:rPr>
+              <w:t>Desktop backend</w:t>
+            </w:r>
+          </w:p>
+        </w:tc>
+        <w:tc>
+          <w:tcPr>
+            <w:tcW w:type="dxa" w:w="3600"/>
+            <w:tcMar>
+              <w:top w:w="80" w:type="dxa"/>
+              <w:start w:w="120" w:type="dxa"/>
+              <w:bottom w:w="80" w:type="dxa"/>
+              <w:end w:w="120" w:type="dxa"/>
+            </w:tcMar>
+            <w:vAlign w:val="center"/>
+          </w:tcPr>
+          <w:p>
+            <w:pPr>
+              <w:spacing w:before="0" w:after="0" w:line="276" w:lineRule="auto"/>
+            </w:pPr>
+            <w:r>
+              <w:rPr>
+                <w:rFonts w:ascii="Calibri" w:hAnsi="Calibri" w:eastAsia="Microsoft YaHei"/>
+                <w:sz w:val="18"/>
+              </w:rPr>
+              <w:t>npm run test:backend</w:t>
+            </w:r>
+          </w:p>
+        </w:tc>
+        <w:tc>
+          <w:tcPr>
+            <w:tcW w:type="dxa" w:w="3960"/>
+            <w:tcMar>
+              <w:top w:w="80" w:type="dxa"/>
+              <w:start w:w="120" w:type="dxa"/>
+              <w:bottom w:w="80" w:type="dxa"/>
+              <w:end w:w="120" w:type="dxa"/>
+            </w:tcMar>
+            <w:vAlign w:val="center"/>
+          </w:tcPr>
+          <w:p>
+            <w:pPr>
+              <w:spacing w:before="0" w:after="0" w:line="276" w:lineRule="auto"/>
+            </w:pPr>
+            <w:r>
+              <w:rPr>
+                <w:rFonts w:ascii="Calibri" w:hAnsi="Calibri" w:eastAsia="Microsoft YaHei"/>
+                <w:sz w:val="18"/>
+              </w:rPr>
+              <w:t>进程与 updater tests 通过</w:t>
+            </w:r>
+          </w:p>
+        </w:tc>
+      </w:tr>
+      <w:tr>
+        <w:tc>
+          <w:tcPr>
+            <w:tcW w:type="dxa" w:w="1800"/>
+            <w:tcMar>
+              <w:top w:w="80" w:type="dxa"/>
+              <w:start w:w="120" w:type="dxa"/>
+              <w:bottom w:w="80" w:type="dxa"/>
+              <w:end w:w="120" w:type="dxa"/>
+            </w:tcMar>
+            <w:vAlign w:val="center"/>
+          </w:tcPr>
+          <w:p>
+            <w:pPr>
+              <w:spacing w:before="0" w:after="0" w:line="276" w:lineRule="auto"/>
+            </w:pPr>
+            <w:r>
+              <w:rPr>
+                <w:rFonts w:ascii="Calibri" w:hAnsi="Calibri" w:eastAsia="Microsoft YaHei"/>
+                <w:sz w:val="18"/>
+              </w:rPr>
+              <w:t>Renderer smoke</w:t>
+            </w:r>
+          </w:p>
+        </w:tc>
+        <w:tc>
+          <w:tcPr>
+            <w:tcW w:type="dxa" w:w="3600"/>
+            <w:tcMar>
+              <w:top w:w="80" w:type="dxa"/>
+              <w:start w:w="120" w:type="dxa"/>
+              <w:bottom w:w="80" w:type="dxa"/>
+              <w:end w:w="120" w:type="dxa"/>
+            </w:tcMar>
+            <w:vAlign w:val="center"/>
+          </w:tcPr>
+          <w:p>
+            <w:pPr>
+              <w:spacing w:before="0" w:after="0" w:line="276" w:lineRule="auto"/>
+            </w:pPr>
+            <w:r>
+              <w:rPr>
+                <w:rFonts w:ascii="Calibri" w:hAnsi="Calibri" w:eastAsia="Microsoft YaHei"/>
+                <w:sz w:val="18"/>
+              </w:rPr>
+              <w:t>npm run smoke</w:t>
+            </w:r>
+          </w:p>
+        </w:tc>
+        <w:tc>
+          <w:tcPr>
+            <w:tcW w:type="dxa" w:w="3960"/>
+            <w:tcMar>
+              <w:top w:w="80" w:type="dxa"/>
+              <w:start w:w="120" w:type="dxa"/>
+              <w:bottom w:w="80" w:type="dxa"/>
+              <w:end w:w="120" w:type="dxa"/>
+            </w:tcMar>
+            <w:vAlign w:val="center"/>
+          </w:tcPr>
+          <w:p>
+            <w:pPr>
+              <w:spacing w:before="0" w:after="0" w:line="276" w:lineRule="auto"/>
+            </w:pPr>
+            <w:r>
+              <w:rPr>
+                <w:rFonts w:ascii="Calibri" w:hAnsi="Calibri" w:eastAsia="Microsoft YaHei"/>
+                <w:sz w:val="18"/>
+              </w:rPr>
+              <w:t>mock 主流程通过</w:t>
+            </w:r>
+          </w:p>
+        </w:tc>
+      </w:tr>
+      <w:tr>
+        <w:tc>
+          <w:tcPr>
+            <w:tcW w:type="dxa" w:w="1800"/>
+            <w:tcMar>
+              <w:top w:w="80" w:type="dxa"/>
+              <w:start w:w="120" w:type="dxa"/>
+              <w:bottom w:w="80" w:type="dxa"/>
+              <w:end w:w="120" w:type="dxa"/>
+            </w:tcMar>
+            <w:vAlign w:val="center"/>
+          </w:tcPr>
+          <w:p>
+            <w:pPr>
+              <w:spacing w:before="0" w:after="0" w:line="276" w:lineRule="auto"/>
+            </w:pPr>
+            <w:r>
+              <w:rPr>
+                <w:rFonts w:ascii="Calibri" w:hAnsi="Calibri" w:eastAsia="Microsoft YaHei"/>
+                <w:sz w:val="18"/>
+              </w:rPr>
+              <w:t>Real IPC</w:t>
+            </w:r>
+          </w:p>
+        </w:tc>
+        <w:tc>
+          <w:tcPr>
+            <w:tcW w:type="dxa" w:w="3600"/>
+            <w:tcMar>
+              <w:top w:w="80" w:type="dxa"/>
+              <w:start w:w="120" w:type="dxa"/>
+              <w:bottom w:w="80" w:type="dxa"/>
+              <w:end w:w="120" w:type="dxa"/>
+            </w:tcMar>
+            <w:vAlign w:val="center"/>
+          </w:tcPr>
+          <w:p>
+            <w:pPr>
+              <w:spacing w:before="0" w:after="0" w:line="276" w:lineRule="auto"/>
+            </w:pPr>
+            <w:r>
+              <w:rPr>
+                <w:rFonts w:ascii="Calibri" w:hAnsi="Calibri" w:eastAsia="Microsoft YaHei"/>
+                <w:sz w:val="18"/>
+              </w:rPr>
+              <w:t>npm run smoke:real</w:t>
+            </w:r>
+          </w:p>
+        </w:tc>
+        <w:tc>
+          <w:tcPr>
+            <w:tcW w:type="dxa" w:w="3960"/>
+            <w:tcMar>
+              <w:top w:w="80" w:type="dxa"/>
+              <w:start w:w="120" w:type="dxa"/>
+              <w:bottom w:w="80" w:type="dxa"/>
+              <w:end w:w="120" w:type="dxa"/>
+            </w:tcMar>
+            <w:vAlign w:val="center"/>
+          </w:tcPr>
+          <w:p>
+            <w:pPr>
+              <w:spacing w:before="0" w:after="0" w:line="276" w:lineRule="auto"/>
+            </w:pPr>
+            <w:r>
+              <w:rPr>
+                <w:rFonts w:ascii="Calibri" w:hAnsi="Calibri" w:eastAsia="Microsoft YaHei"/>
+                <w:sz w:val="18"/>
+              </w:rPr>
+              <w:t>源码 backend JSONL 流程通过</w:t>
+            </w:r>
+          </w:p>
+        </w:tc>
+      </w:tr>
+      <w:tr>
+        <w:tc>
+          <w:tcPr>
+            <w:tcW w:type="dxa" w:w="1800"/>
+            <w:tcMar>
+              <w:top w:w="80" w:type="dxa"/>
+              <w:start w:w="120" w:type="dxa"/>
+              <w:bottom w:w="80" w:type="dxa"/>
+              <w:end w:w="120" w:type="dxa"/>
+            </w:tcMar>
+            <w:vAlign w:val="center"/>
+          </w:tcPr>
+          <w:p>
+            <w:pPr>
+              <w:spacing w:before="0" w:after="0" w:line="276" w:lineRule="auto"/>
+            </w:pPr>
+            <w:r>
+              <w:rPr>
+                <w:rFonts w:ascii="Calibri" w:hAnsi="Calibri" w:eastAsia="Microsoft YaHei"/>
+                <w:sz w:val="18"/>
+              </w:rPr>
+              <w:t>Packaged</w:t>
+            </w:r>
+          </w:p>
+        </w:tc>
+        <w:tc>
+          <w:tcPr>
+            <w:tcW w:type="dxa" w:w="3600"/>
+            <w:tcMar>
+              <w:top w:w="80" w:type="dxa"/>
+              <w:start w:w="120" w:type="dxa"/>
+              <w:bottom w:w="80" w:type="dxa"/>
+              <w:end w:w="120" w:type="dxa"/>
+            </w:tcMar>
+            <w:vAlign w:val="center"/>
+          </w:tcPr>
+          <w:p>
+            <w:pPr>
+              <w:spacing w:before="0" w:after="0" w:line="276" w:lineRule="auto"/>
+            </w:pPr>
+            <w:r>
+              <w:rPr>
+                <w:rFonts w:ascii="Calibri" w:hAnsi="Calibri" w:eastAsia="Microsoft YaHei"/>
+                <w:sz w:val="18"/>
+              </w:rPr>
+              <w:t>npm run package:portable; npm run smoke:packaged</w:t>
+            </w:r>
+          </w:p>
+        </w:tc>
+        <w:tc>
+          <w:tcPr>
+            <w:tcW w:type="dxa" w:w="3960"/>
+            <w:tcMar>
+              <w:top w:w="80" w:type="dxa"/>
+              <w:start w:w="120" w:type="dxa"/>
+              <w:bottom w:w="80" w:type="dxa"/>
+              <w:end w:w="120" w:type="dxa"/>
+            </w:tcMar>
+            <w:vAlign w:val="center"/>
+          </w:tcPr>
+          <w:p>
+            <w:pPr>
+              <w:spacing w:before="0" w:after="0" w:line="276" w:lineRule="auto"/>
+            </w:pPr>
+            <w:r>
+              <w:rPr>
+                <w:rFonts w:ascii="Calibri" w:hAnsi="Calibri" w:eastAsia="Microsoft YaHei"/>
+                <w:sz w:val="18"/>
+              </w:rPr>
+              <w:t>独立 runtime 与安装布局通过</w:t>
+            </w:r>
+          </w:p>
+        </w:tc>
+      </w:tr>
+      <w:tr>
+        <w:tc>
+          <w:tcPr>
+            <w:tcW w:type="dxa" w:w="1800"/>
+            <w:tcMar>
+              <w:top w:w="80" w:type="dxa"/>
+              <w:start w:w="120" w:type="dxa"/>
+              <w:bottom w:w="80" w:type="dxa"/>
+              <w:end w:w="120" w:type="dxa"/>
+            </w:tcMar>
+            <w:vAlign w:val="center"/>
+          </w:tcPr>
+          <w:p>
+            <w:pPr>
+              <w:spacing w:before="0" w:after="0" w:line="276" w:lineRule="auto"/>
+            </w:pPr>
+            <w:r>
+              <w:rPr>
+                <w:rFonts w:ascii="Calibri" w:hAnsi="Calibri" w:eastAsia="Microsoft YaHei"/>
+                <w:sz w:val="18"/>
+              </w:rPr>
+              <w:t>Diff integrity</w:t>
+            </w:r>
+          </w:p>
+        </w:tc>
+        <w:tc>
+          <w:tcPr>
+            <w:tcW w:type="dxa" w:w="3600"/>
+            <w:tcMar>
+              <w:top w:w="80" w:type="dxa"/>
+              <w:start w:w="120" w:type="dxa"/>
+              <w:bottom w:w="80" w:type="dxa"/>
+              <w:end w:w="120" w:type="dxa"/>
+            </w:tcMar>
+            <w:vAlign w:val="center"/>
+          </w:tcPr>
+          <w:p>
+            <w:pPr>
+              <w:spacing w:before="0" w:after="0" w:line="276" w:lineRule="auto"/>
+            </w:pPr>
+            <w:r>
+              <w:rPr>
+                <w:rFonts w:ascii="Calibri" w:hAnsi="Calibri" w:eastAsia="Microsoft YaHei"/>
+                <w:sz w:val="18"/>
+              </w:rPr>
+              <w:t>git status --short; git diff --check</w:t>
+            </w:r>
+          </w:p>
+        </w:tc>
+        <w:tc>
+          <w:tcPr>
+            <w:tcW w:type="dxa" w:w="3960"/>
+            <w:tcMar>
+              <w:top w:w="80" w:type="dxa"/>
+              <w:start w:w="120" w:type="dxa"/>
+              <w:bottom w:w="80" w:type="dxa"/>
+              <w:end w:w="120" w:type="dxa"/>
+            </w:tcMar>
+            <w:vAlign w:val="center"/>
+          </w:tcPr>
+          <w:p>
+            <w:pPr>
+              <w:spacing w:before="0" w:after="0" w:line="276" w:lineRule="auto"/>
+            </w:pPr>
+            <w:r>
+              <w:rPr>
+                <w:rFonts w:ascii="Calibri" w:hAnsi="Calibri" w:eastAsia="Microsoft YaHei"/>
+                <w:sz w:val="18"/>
+              </w:rPr>
+              <w:t>无本地状态、secret、格式错误</w:t>
+            </w:r>
+          </w:p>
+        </w:tc>
+      </w:tr>
+    </w:tbl>
+    <w:p>
+      <w:pPr>
+        <w:spacing w:after="0"/>
+      </w:pPr>
+    </w:p>
+    <w:tbl>
+      <w:tblPr>
+        <w:tblStyle w:val="TableGrid"/>
+        <w:tblW w:type="dxa" w:w="9360"/>
+        <w:jc w:val="left"/>
+        <w:tblLayout w:type="fixed"/>
+        <w:tblLook w:firstColumn="1" w:firstRow="1" w:lastColumn="0" w:lastRow="0" w:noHBand="0" w:noVBand="1" w:val="04A0"/>
+        <w:tblInd w:w="120" w:type="dxa"/>
+      </w:tblPr>
+      <w:tblGrid>
+        <w:gridCol w:w="9360"/>
+      </w:tblGrid>
+      <w:tr>
+        <w:tc>
+          <w:tcPr>
+            <w:tcW w:type="dxa" w:w="9360"/>
+            <w:shd w:fill="E8EEF5"/>
+            <w:tcMar>
+              <w:top w:w="80" w:type="dxa"/>
+              <w:start w:w="120" w:type="dxa"/>
+              <w:bottom w:w="80" w:type="dxa"/>
+              <w:end w:w="120" w:type="dxa"/>
+            </w:tcMar>
+            <w:vAlign w:val="center"/>
+          </w:tcPr>
+          <w:p>
+            <w:pPr>
+              <w:spacing w:after="0"/>
+            </w:pPr>
+            <w:r>
+              <w:rPr>
+                <w:rFonts w:ascii="Calibri" w:hAnsi="Calibri" w:eastAsia="Microsoft YaHei"/>
+                <w:b/>
+                <w:color w:val="16324F"/>
+                <w:sz w:val="20"/>
+              </w:rPr>
+              <w:t xml:space="preserve">停止条件  </w:t>
+            </w:r>
+            <w:r>
+              <w:rPr>
+                <w:rFonts w:ascii="Calibri" w:hAnsi="Calibri" w:eastAsia="Microsoft YaHei"/>
+                <w:sz w:val="20"/>
+              </w:rPr>
+              <w:t>验证前重新阅读最终 diff。若无法说明 event、manifest、compact、registry、memory DB 与 runtime state 的权威关系，不应合并涉及生命周期或数据迁移的改动。</w:t>
+            </w:r>
+          </w:p>
+        </w:tc>
+      </w:tr>
+    </w:tbl>
+    <w:p>
+      <w:pPr>
+        <w:spacing w:after="0"/>
+      </w:pPr>
+    </w:p>
+    <w:p>
+      <w:pPr>
+        <w:pStyle w:val="Heading1"/>
+      </w:pPr>
+      <w:r>
+        <w:t>11. 最终维护清单</w:t>
+      </w:r>
+    </w:p>
+    <w:p>
+      <w:pPr>
+        <w:pStyle w:val="ListBullet"/>
+      </w:pPr>
+      <w:r>
+        <w:rPr>
+          <w:rFonts w:ascii="Calibri" w:hAnsi="Calibri" w:eastAsia="Microsoft YaHei"/>
+        </w:rPr>
+        <w:t>操作目标、版本、数据根目录和恢复点已经明确。</w:t>
+      </w:r>
+    </w:p>
+    <w:p>
+      <w:pPr>
+        <w:pStyle w:val="ListBullet"/>
+      </w:pPr>
+      <w:r>
+        <w:rPr>
+          <w:rFonts w:ascii="Calibri" w:hAnsi="Calibri" w:eastAsia="Microsoft YaHei"/>
+        </w:rPr>
+        <w:t>应用与所有写入进程已停止，备份包含 event 与 memory evidence。</w:t>
+      </w:r>
+    </w:p>
+    <w:p>
+      <w:pPr>
+        <w:pStyle w:val="ListBullet"/>
+      </w:pPr>
+      <w:r>
+        <w:rPr>
+          <w:rFonts w:ascii="Calibri" w:hAnsi="Calibri" w:eastAsia="Microsoft YaHei"/>
+        </w:rPr>
+        <w:t>没有跨 space/project 拼接 session，也没有手工推进 consolidation 状态。</w:t>
+      </w:r>
+    </w:p>
+    <w:p>
+      <w:pPr>
+        <w:pStyle w:val="ListBullet"/>
+      </w:pPr>
+      <w:r>
+        <w:rPr>
+          <w:rFonts w:ascii="Calibri" w:hAnsi="Calibri" w:eastAsia="Microsoft YaHei"/>
+        </w:rPr>
+        <w:t>配置、API Key、附件和本地用户数据未进入日志、文档或 Git diff。</w:t>
+      </w:r>
+    </w:p>
+    <w:p>
+      <w:pPr>
+        <w:pStyle w:val="ListBullet"/>
+      </w:pPr>
+      <w:r>
+        <w:rPr>
+          <w:rFonts w:ascii="Calibri" w:hAnsi="Calibri" w:eastAsia="Microsoft YaHei"/>
+        </w:rPr>
+        <w:t>focused test、完整 suite、Desktop check 和 diff integrity 已按风险执行。</w:t>
+      </w:r>
+    </w:p>
+    <w:p>
+      <w:pPr>
+        <w:pStyle w:val="ListBullet"/>
+      </w:pPr>
+      <w:r>
+        <w:rPr>
+          <w:rFonts w:ascii="Calibri" w:hAnsi="Calibri" w:eastAsia="Microsoft YaHei"/>
+        </w:rPr>
+        <w:t>用户可见的命令、路径、权限或限制已经同步到 README 与 docs。</w:t>
+      </w:r>
+    </w:p>
+    <w:p/>
+    <w:p>
+      <w:pPr>
+        <w:jc w:val="center"/>
+      </w:pPr>
+      <w:r>
+        <w:rPr>
+          <w:rFonts w:ascii="Calibri" w:hAnsi="Calibri" w:eastAsia="Microsoft YaHei"/>
           <w:i/>
-          <w:color w:val="595959"/>
-          <w:sz w:val="18"/>
+          <w:color w:val="5F6B76"/>
+          <w:sz w:val="20"/>
         </w:rPr>
-        <w:t>Generated for Cleo AI Agent. Keep this document open when touching CLI lifecycle, runtime state, or memory persistence code.</w:t>
+        <w:t>Cleo is recoverable when its facts, scopes, and evidence remain intact.</w:t>
       </w:r>
     </w:p>
     <w:sectPr>
+      <w:headerReference w:type="default" r:id="rId9"/>
+      <w:footerReference w:type="default" r:id="rId10"/>
       <w:pgSz w:w="12240" w:h="15840"/>
-      <w:pgMar w:top="936" w:right="1080" w:bottom="936" w:left="1080" w:header="720" w:footer="720" w:gutter="0"/>
+      <w:pgMar w:top="1440" w:right="1440" w:bottom="1440" w:left="1440" w:header="648" w:footer="648" w:gutter="0"/>
       <w:cols w:space="720"/>
       <w:docGrid w:linePitch="360"/>
     </w:sectPr>
   </w:body>
 </w:document>
+</file>
+
+<file path=word/footer1.xml><?xml version="1.0" encoding="utf-8"?>
+<w:ftr xmlns:m="http://schemas.openxmlformats.org/officeDocument/2006/math" xmlns:mc="http://schemas.openxmlformats.org/markup-compatibility/2006" xmlns:mo="http://schemas.microsoft.com/office/mac/office/2008/main" xmlns:mv="urn:schemas-microsoft-com:mac:vml" xmlns:o="urn:schemas-microsoft-com:office:office" xmlns:r="http://schemas.openxmlformats.org/officeDocument/2006/relationships" xmlns:v="urn:schemas-microsoft-com:vml" xmlns:w10="urn:schemas-microsoft-com:office:word" xmlns:w14="http://schemas.microsoft.com/office/word/2010/wordml" xmlns:w="http://schemas.openxmlformats.org/wordprocessingml/2006/main" xmlns:wne="http://schemas.microsoft.com/office/word/2006/wordml" xmlns:wp14="http://schemas.microsoft.com/office/word/2010/wordprocessingDrawing" xmlns:wp="http://schemas.openxmlformats.org/drawingml/2006/wordprocessingDrawing" xmlns:wpc="http://schemas.microsoft.com/office/word/2010/wordprocessingCanvas" xmlns:wpg="http://schemas.microsoft.com/office/word/2010/wordprocessingGroup" xmlns:wpi="http://schemas.microsoft.com/office/word/2010/wordprocessingInk" xmlns:wps="http://schemas.microsoft.com/office/word/2010/wordprocessingShape" mc:Ignorable="w14 wp14">
+  <w:p>
+    <w:pPr>
+      <w:pStyle w:val="Footer"/>
+      <w:jc w:val="center"/>
+    </w:pPr>
+    <w:r>
+      <w:rPr>
+        <w:rFonts w:ascii="Calibri" w:hAnsi="Calibri" w:eastAsia="Microsoft YaHei"/>
+        <w:color w:val="5F6B76"/>
+        <w:sz w:val="17"/>
+      </w:rPr>
+      <w:t xml:space="preserve">Cleo Runtime &amp; Data Guide  ·  Page </w:t>
+    </w:r>
+    <w:r>
+      <w:rPr>
+        <w:rFonts w:ascii="Calibri" w:hAnsi="Calibri" w:eastAsia="Microsoft YaHei"/>
+        <w:color w:val="5F6B76"/>
+        <w:sz w:val="17"/>
+      </w:rPr>
+      <w:fldChar w:fldCharType="begin"/>
+      <w:instrText xml:space="preserve"> PAGE </w:instrText>
+      <w:fldChar w:fldCharType="separate"/>
+      <w:t>1</w:t>
+      <w:fldChar w:fldCharType="end"/>
+    </w:r>
+  </w:p>
+</w:ftr>
+</file>
+
+<file path=word/header1.xml><?xml version="1.0" encoding="utf-8"?>
+<w:hdr xmlns:m="http://schemas.openxmlformats.org/officeDocument/2006/math" xmlns:mc="http://schemas.openxmlformats.org/markup-compatibility/2006" xmlns:mo="http://schemas.microsoft.com/office/mac/office/2008/main" xmlns:mv="urn:schemas-microsoft-com:mac:vml" xmlns:o="urn:schemas-microsoft-com:office:office" xmlns:r="http://schemas.openxmlformats.org/officeDocument/2006/relationships" xmlns:v="urn:schemas-microsoft-com:vml" xmlns:w10="urn:schemas-microsoft-com:office:word" xmlns:w14="http://schemas.microsoft.com/office/word/2010/wordml" xmlns:w="http://schemas.openxmlformats.org/wordprocessingml/2006/main" xmlns:wne="http://schemas.microsoft.com/office/word/2006/wordml" xmlns:wp14="http://schemas.microsoft.com/office/word/2010/wordprocessingDrawing" xmlns:wp="http://schemas.openxmlformats.org/drawingml/2006/wordprocessingDrawing" xmlns:wpc="http://schemas.microsoft.com/office/word/2010/wordprocessingCanvas" xmlns:wpg="http://schemas.microsoft.com/office/word/2010/wordprocessingGroup" xmlns:wpi="http://schemas.microsoft.com/office/word/2010/wordprocessingInk" xmlns:wps="http://schemas.microsoft.com/office/word/2010/wordprocessingShape" mc:Ignorable="w14 wp14">
+  <w:p>
+    <w:pPr>
+      <w:pStyle w:val="Header"/>
+      <w:jc w:val="right"/>
+    </w:pPr>
+    <w:r>
+      <w:rPr>
+        <w:rFonts w:ascii="Calibri" w:hAnsi="Calibri" w:eastAsia="Microsoft YaHei"/>
+        <w:b/>
+        <w:color w:val="5F6B76"/>
+        <w:sz w:val="17"/>
+      </w:rPr>
+      <w:t>CLEO OPERATIONS  /  v0.1.5</w:t>
+    </w:r>
+  </w:p>
+</w:hdr>
 </file>
 
 <file path=word/numbering.xml><?xml version="1.0" encoding="utf-8"?>
@@ -2965,6 +5071,24 @@
   </w:num>
   <w:num w:numId="9">
     <w:abstractNumId w:val="0"/>
+  </w:num>
+  <w:num w:numId="10">
+    <w:abstractNumId w:val="7"/>
+    <w:lvlOverride w:ilvl="0">
+      <w:startOverride w:val="1"/>
+    </w:lvlOverride>
+  </w:num>
+  <w:num w:numId="11">
+    <w:abstractNumId w:val="7"/>
+    <w:lvlOverride w:ilvl="0">
+      <w:startOverride w:val="1"/>
+    </w:lvlOverride>
+  </w:num>
+  <w:num w:numId="12">
+    <w:abstractNumId w:val="7"/>
+    <w:lvlOverride w:ilvl="0">
+      <w:startOverride w:val="1"/>
+    </w:lvlOverride>
   </w:num>
 </w:numbering>
 </file>
@@ -3129,9 +5253,14 @@
     <w:name w:val="Normal"/>
     <w:qFormat/>
     <w:rsid w:val="00FC693F"/>
+    <w:pPr>
+      <w:spacing w:before="0" w:after="120" w:line="300" w:lineRule="auto"/>
+    </w:pPr>
     <w:rPr>
-      <w:rFonts w:ascii="Aptos" w:hAnsi="Aptos" w:eastAsia="Microsoft YaHei"/>
-      <w:sz w:val="20"/>
+      <w:rFonts w:ascii="Calibri" w:hAnsi="Calibri" w:eastAsia="Microsoft YaHei"/>
+      <w:b w:val="0"/>
+      <w:color w:val="111827"/>
+      <w:sz w:val="22"/>
     </w:rPr>
   </w:style>
   <w:style w:type="paragraph" w:styleId="Header">
@@ -3189,15 +5318,15 @@
     <w:pPr>
       <w:keepNext/>
       <w:keepLines/>
-      <w:spacing w:before="480" w:after="0"/>
+      <w:spacing w:before="360" w:after="200"/>
       <w:outlineLvl w:val="0"/>
     </w:pPr>
     <w:rPr>
-      <w:rFonts w:asciiTheme="majorHAnsi" w:eastAsiaTheme="majorEastAsia" w:hAnsiTheme="majorHAnsi" w:cstheme="majorBidi" w:ascii="Aptos" w:hAnsi="Aptos" w:eastAsia="Microsoft YaHei"/>
+      <w:rFonts w:asciiTheme="majorHAnsi" w:eastAsiaTheme="majorEastAsia" w:hAnsiTheme="majorHAnsi" w:cstheme="majorBidi" w:ascii="Calibri" w:hAnsi="Calibri" w:eastAsia="Microsoft YaHei"/>
       <w:b/>
       <w:bCs/>
-      <w:color w:val="365F91" w:themeColor="accent1" w:themeShade="BF"/>
-      <w:sz w:val="36"/>
+      <w:color w:val="2E74B5"/>
+      <w:sz w:val="32"/>
       <w:szCs w:val="28"/>
     </w:rPr>
   </w:style>
@@ -3213,14 +5342,14 @@
     <w:pPr>
       <w:keepNext/>
       <w:keepLines/>
-      <w:spacing w:before="200" w:after="0"/>
+      <w:spacing w:before="280" w:after="140"/>
       <w:outlineLvl w:val="1"/>
     </w:pPr>
     <w:rPr>
-      <w:rFonts w:asciiTheme="majorHAnsi" w:eastAsiaTheme="majorEastAsia" w:hAnsiTheme="majorHAnsi" w:cstheme="majorBidi" w:ascii="Aptos" w:hAnsi="Aptos" w:eastAsia="Microsoft YaHei"/>
+      <w:rFonts w:asciiTheme="majorHAnsi" w:eastAsiaTheme="majorEastAsia" w:hAnsiTheme="majorHAnsi" w:cstheme="majorBidi" w:ascii="Calibri" w:hAnsi="Calibri" w:eastAsia="Microsoft YaHei"/>
       <w:b/>
       <w:bCs/>
-      <w:color w:val="4F81BD" w:themeColor="accent1"/>
+      <w:color w:val="2E74B5"/>
       <w:sz w:val="26"/>
       <w:szCs w:val="26"/>
     </w:rPr>
@@ -3237,15 +5366,15 @@
     <w:pPr>
       <w:keepNext/>
       <w:keepLines/>
-      <w:spacing w:before="200" w:after="0"/>
+      <w:spacing w:before="200" w:after="100"/>
       <w:outlineLvl w:val="2"/>
     </w:pPr>
     <w:rPr>
-      <w:rFonts w:asciiTheme="majorHAnsi" w:eastAsiaTheme="majorEastAsia" w:hAnsiTheme="majorHAnsi" w:cstheme="majorBidi" w:ascii="Aptos" w:hAnsi="Aptos" w:eastAsia="Microsoft YaHei"/>
+      <w:rFonts w:asciiTheme="majorHAnsi" w:eastAsiaTheme="majorEastAsia" w:hAnsiTheme="majorHAnsi" w:cstheme="majorBidi" w:ascii="Calibri" w:hAnsi="Calibri" w:eastAsia="Microsoft YaHei"/>
       <w:b/>
       <w:bCs/>
-      <w:color w:val="4F81BD" w:themeColor="accent1"/>
-      <w:sz w:val="22"/>
+      <w:color w:val="16324F"/>
+      <w:sz w:val="24"/>
     </w:rPr>
   </w:style>
   <w:style w:type="paragraph" w:styleId="Heading4">
@@ -3476,18 +5605,20 @@
     <w:qFormat/>
     <w:rsid w:val="00FC693F"/>
     <w:pPr>
+      <w:keepNext/>
       <w:pBdr>
         <w:bottom w:val="single" w:sz="8" w:space="4" w:color="4F81BD" w:themeColor="accent1"/>
       </w:pBdr>
-      <w:spacing w:after="300" w:line="240" w:lineRule="auto"/>
+      <w:spacing w:after="160" w:line="240" w:lineRule="auto" w:before="0"/>
       <w:contextualSpacing/>
     </w:pPr>
     <w:rPr>
-      <w:rFonts w:asciiTheme="majorHAnsi" w:eastAsiaTheme="majorEastAsia" w:hAnsiTheme="majorHAnsi" w:cstheme="majorBidi"/>
-      <w:color w:val="17365D" w:themeColor="text2" w:themeShade="BF"/>
+      <w:rFonts w:asciiTheme="majorHAnsi" w:eastAsiaTheme="majorEastAsia" w:hAnsiTheme="majorHAnsi" w:cstheme="majorBidi" w:ascii="Calibri" w:hAnsi="Calibri" w:eastAsia="Microsoft YaHei"/>
+      <w:b/>
+      <w:color w:val="16324F"/>
       <w:spacing w:val="5"/>
       <w:kern w:val="28"/>
-      <w:sz w:val="52"/>
+      <w:sz w:val="60"/>
       <w:szCs w:val="52"/>
     </w:rPr>
   </w:style>
@@ -3518,14 +5649,16 @@
       <w:numPr>
         <w:ilvl w:val="1"/>
       </w:numPr>
+      <w:spacing w:before="0" w:after="360"/>
     </w:pPr>
     <w:rPr>
-      <w:rFonts w:asciiTheme="majorHAnsi" w:eastAsiaTheme="majorEastAsia" w:hAnsiTheme="majorHAnsi" w:cstheme="majorBidi"/>
+      <w:rFonts w:asciiTheme="majorHAnsi" w:eastAsiaTheme="majorEastAsia" w:hAnsiTheme="majorHAnsi" w:cstheme="majorBidi" w:ascii="Calibri" w:hAnsi="Calibri" w:eastAsia="Microsoft YaHei"/>
+      <w:b w:val="0"/>
       <w:i/>
       <w:iCs/>
-      <w:color w:val="4F81BD" w:themeColor="accent1"/>
+      <w:color w:val="5F6B76"/>
       <w:spacing w:val="15"/>
-      <w:sz w:val="24"/>
+      <w:sz w:val="28"/>
       <w:szCs w:val="24"/>
     </w:rPr>
   </w:style>
@@ -3661,8 +5794,16 @@
       <w:numPr>
         <w:numId w:val="1"/>
       </w:numPr>
+      <w:spacing w:after="80" w:line="300" w:lineRule="auto"/>
+      <w:ind w:left="540" w:hanging="271"/>
       <w:contextualSpacing/>
     </w:pPr>
+    <w:rPr>
+      <w:rFonts w:ascii="Calibri" w:hAnsi="Calibri" w:eastAsia="Microsoft YaHei"/>
+      <w:b w:val="0"/>
+      <w:color w:val="111827"/>
+      <w:sz w:val="22"/>
+    </w:rPr>
   </w:style>
   <w:style w:type="paragraph" w:styleId="ListBullet2">
     <w:name w:val="List Bullet 2"/>
@@ -3700,8 +5841,16 @@
       <w:numPr>
         <w:numId w:val="5"/>
       </w:numPr>
+      <w:spacing w:after="80" w:line="300" w:lineRule="auto"/>
+      <w:ind w:left="540" w:hanging="271"/>
       <w:contextualSpacing/>
     </w:pPr>
+    <w:rPr>
+      <w:rFonts w:ascii="Calibri" w:hAnsi="Calibri" w:eastAsia="Microsoft YaHei"/>
+      <w:b w:val="0"/>
+      <w:color w:val="111827"/>
+      <w:sz w:val="22"/>
+    </w:rPr>
   </w:style>
   <w:style w:type="paragraph" w:styleId="ListNumber2">
     <w:name w:val="List Number 2"/>
@@ -14816,6 +16965,19 @@
         <w:shd w:val="clear" w:color="auto" w:fill="FBCAA2" w:themeFill="accent6" w:themeFillTint="7F"/>
       </w:tcPr>
     </w:tblStylePr>
+  </w:style>
+  <w:style w:type="paragraph" w:customStyle="1" w:styleId="CodeBlock">
+    <w:name w:val="Code Block"/>
+    <w:pPr>
+      <w:spacing w:before="80" w:after="160" w:line="264" w:lineRule="auto"/>
+      <w:ind w:left="259" w:right="259"/>
+    </w:pPr>
+    <w:rPr>
+      <w:rFonts w:ascii="Consolas" w:hAnsi="Consolas" w:eastAsia="Microsoft YaHei"/>
+      <w:b w:val="0"/>
+      <w:color w:val="16324F"/>
+      <w:sz w:val="19"/>
+    </w:rPr>
   </w:style>
 </w:styles>
 </file>
